--- a/AKILAN-RESUME.docx
+++ b/AKILAN-RESUME.docx
@@ -39,38 +39,112 @@
         </w:rPr>
         <w:t xml:space="preserve"> </w:t>
       </w:r>
+      <w:hyperlink r:id="rId5" w:history="1">
+        <w:r>
+          <w:rPr>
+            <w:rStyle w:val="Hyperlink"/>
+            <w:sz w:val="18"/>
+            <w:szCs w:val="18"/>
+          </w:rPr>
+          <w:t>linkedin.com/in</w:t>
+        </w:r>
+        <w:r>
+          <w:rPr>
+            <w:rStyle w:val="Hyperlink"/>
+            <w:sz w:val="18"/>
+            <w:szCs w:val="18"/>
+          </w:rPr>
+          <w:t>/</w:t>
+        </w:r>
+        <w:proofErr w:type="spellStart"/>
+        <w:r>
+          <w:rPr>
+            <w:rStyle w:val="Hyperlink"/>
+            <w:sz w:val="18"/>
+            <w:szCs w:val="18"/>
+          </w:rPr>
+          <w:t>akilanmanikandan</w:t>
+        </w:r>
+        <w:proofErr w:type="spellEnd"/>
+      </w:hyperlink>
       <w:r>
         <w:rPr>
           <w:color w:val="0070C0"/>
           <w:sz w:val="18"/>
           <w:szCs w:val="18"/>
         </w:rPr>
-        <w:t>linkedin.com/in/akilanmanikandan</w:t>
-      </w:r>
-      <w:r>
-        <w:rPr>
-          <w:color w:val="0070C0"/>
+        <w:t xml:space="preserve"> </w:t>
+      </w:r>
+      <w:r>
+        <w:rPr>
+          <w:color w:val="444444"/>
           <w:sz w:val="18"/>
           <w:szCs w:val="18"/>
         </w:rPr>
-        <w:t xml:space="preserve"> </w:t>
-      </w:r>
-      <w:r>
-        <w:rPr>
-          <w:color w:val="444444"/>
-          <w:sz w:val="18"/>
-          <w:szCs w:val="18"/>
-        </w:rPr>
         <w:t xml:space="preserve">•  </w:t>
       </w:r>
+      <w:hyperlink r:id="rId6" w:history="1">
+        <w:r>
+          <w:rPr>
+            <w:rStyle w:val="Hyperlink"/>
+            <w:sz w:val="18"/>
+            <w:szCs w:val="18"/>
+          </w:rPr>
+          <w:t>github.com</w:t>
+        </w:r>
+        <w:r>
+          <w:rPr>
+            <w:rStyle w:val="Hyperlink"/>
+            <w:sz w:val="18"/>
+            <w:szCs w:val="18"/>
+          </w:rPr>
+          <w:t>/</w:t>
+        </w:r>
+        <w:proofErr w:type="spellStart"/>
+        <w:r>
+          <w:rPr>
+            <w:rStyle w:val="Hyperlink"/>
+            <w:sz w:val="18"/>
+            <w:szCs w:val="18"/>
+          </w:rPr>
+          <w:t>akilanmanikandan</w:t>
+        </w:r>
+        <w:proofErr w:type="spellEnd"/>
+        <w:r>
+          <w:rPr>
+            <w:rStyle w:val="Hyperlink"/>
+            <w:sz w:val="18"/>
+            <w:szCs w:val="18"/>
+          </w:rPr>
+          <w:t xml:space="preserve"> </w:t>
+        </w:r>
+      </w:hyperlink>
       <w:r>
         <w:rPr>
           <w:color w:val="2E75B6"/>
           <w:sz w:val="18"/>
           <w:szCs w:val="18"/>
         </w:rPr>
-        <w:t>github.com/akilanmanikandan</w:t>
-      </w:r>
+        <w:t xml:space="preserve"> </w:t>
+      </w:r>
+      <w:r>
+        <w:rPr>
+          <w:color w:val="444444"/>
+          <w:sz w:val="18"/>
+          <w:szCs w:val="18"/>
+        </w:rPr>
+        <w:t xml:space="preserve">•  </w:t>
+      </w:r>
+      <w:hyperlink r:id="rId7" w:history="1">
+        <w:r>
+          <w:rPr>
+            <w:rStyle w:val="Hyperlink"/>
+            <w:sz w:val="18"/>
+            <w:szCs w:val="18"/>
+          </w:rPr>
+          <w:t>akilanmanikandan.me</w:t>
+        </w:r>
+      </w:hyperlink>
     </w:p>
     <w:p>
       <w:pPr>
@@ -95,7 +169,23 @@
         <w:spacing w:before="60" w:after="60"/>
       </w:pPr>
       <w:r>
-        <w:t>Backend and automation engineer with 1+ year of internship experience building production-grade API services, workflow automation pipelines, and data ingestion systems. Proficient in Python, Java, TypeScript, and SQL, with hands-on delivery across FastAPI, Spring Boot, Django REST Framework, NestJS, PostgreSQL, and MongoDB. Demonstrated ability to own features end-to-end — from schema design and API implementation to deployment and monitoring. Adept at converting repetitive operational processes into reliable, configuration-driven systems with full audit trails.</w:t>
+        <w:t xml:space="preserve">Backend and automation engineer with 1+ year of internship experience building production-grade API services, workflow automation pipelines, and data ingestion systems. Proficient in Python, Java, TypeScript, and SQL, with hands-on delivery across </w:t>
+      </w:r>
+      <w:proofErr w:type="spellStart"/>
+      <w:r>
+        <w:t>FastAPI</w:t>
+      </w:r>
+      <w:proofErr w:type="spellEnd"/>
+      <w:r>
+        <w:t xml:space="preserve">, Spring Boot, Django REST Framework, </w:t>
+      </w:r>
+      <w:proofErr w:type="spellStart"/>
+      <w:r>
+        <w:t>NestJS</w:t>
+      </w:r>
+      <w:proofErr w:type="spellEnd"/>
+      <w:r>
+        <w:t>, PostgreSQL, and MongoDB. Demonstrated ability to own features end-to-end — from schema design and API implementation to deployment and monitoring. Adept at converting repetitive operational processes into reliable, configuration-driven systems with full audit trails.</w:t>
       </w:r>
     </w:p>
     <w:p>
@@ -213,12 +303,37 @@
             </w:tcMar>
           </w:tcPr>
           <w:p>
+            <w:proofErr w:type="spellStart"/>
             <w:r>
               <w:rPr>
                 <w:sz w:val="19"/>
                 <w:szCs w:val="19"/>
               </w:rPr>
-              <w:t>FastAPI, Spring Boot, Flask, Django REST Framework, NestJS, Next.js, React</w:t>
+              <w:t>FastAPI</w:t>
+            </w:r>
+            <w:proofErr w:type="spellEnd"/>
+            <w:r>
+              <w:rPr>
+                <w:sz w:val="19"/>
+                <w:szCs w:val="19"/>
+              </w:rPr>
+              <w:t xml:space="preserve">, Spring Boot, Flask, Django REST Framework, </w:t>
+            </w:r>
+            <w:proofErr w:type="spellStart"/>
+            <w:r>
+              <w:rPr>
+                <w:sz w:val="19"/>
+                <w:szCs w:val="19"/>
+              </w:rPr>
+              <w:t>NestJS</w:t>
+            </w:r>
+            <w:proofErr w:type="spellEnd"/>
+            <w:r>
+              <w:rPr>
+                <w:sz w:val="19"/>
+                <w:szCs w:val="19"/>
+              </w:rPr>
+              <w:t>, Next.js, React</w:t>
             </w:r>
           </w:p>
         </w:tc>
@@ -263,7 +378,39 @@
                 <w:sz w:val="19"/>
                 <w:szCs w:val="19"/>
               </w:rPr>
-              <w:t>Playwright, PyAutoGUI, Selenium, TagUI, Scrapy, n8n</w:t>
+              <w:t xml:space="preserve">Playwright, </w:t>
+            </w:r>
+            <w:proofErr w:type="spellStart"/>
+            <w:r>
+              <w:rPr>
+                <w:sz w:val="19"/>
+                <w:szCs w:val="19"/>
+              </w:rPr>
+              <w:t>PyAutoGUI</w:t>
+            </w:r>
+            <w:proofErr w:type="spellEnd"/>
+            <w:r>
+              <w:rPr>
+                <w:sz w:val="19"/>
+                <w:szCs w:val="19"/>
+              </w:rPr>
+              <w:t xml:space="preserve">, Selenium, </w:t>
+            </w:r>
+            <w:proofErr w:type="spellStart"/>
+            <w:r>
+              <w:rPr>
+                <w:sz w:val="19"/>
+                <w:szCs w:val="19"/>
+              </w:rPr>
+              <w:t>TagUI</w:t>
+            </w:r>
+            <w:proofErr w:type="spellEnd"/>
+            <w:r>
+              <w:rPr>
+                <w:sz w:val="19"/>
+                <w:szCs w:val="19"/>
+              </w:rPr>
+              <w:t>, Scrapy, n8n</w:t>
             </w:r>
           </w:p>
         </w:tc>
@@ -308,7 +455,23 @@
                 <w:sz w:val="19"/>
                 <w:szCs w:val="19"/>
               </w:rPr>
-              <w:t>PostgreSQL, MongoDB, Mongoose, SQLAlchemy, psycopg2</w:t>
+              <w:t xml:space="preserve">PostgreSQL, MongoDB, Mongoose, </w:t>
+            </w:r>
+            <w:proofErr w:type="spellStart"/>
+            <w:r>
+              <w:rPr>
+                <w:sz w:val="19"/>
+                <w:szCs w:val="19"/>
+              </w:rPr>
+              <w:t>SQLAlchemy</w:t>
+            </w:r>
+            <w:proofErr w:type="spellEnd"/>
+            <w:r>
+              <w:rPr>
+                <w:sz w:val="19"/>
+                <w:szCs w:val="19"/>
+              </w:rPr>
+              <w:t>, psycopg2</w:t>
             </w:r>
           </w:p>
         </w:tc>
@@ -443,7 +606,23 @@
                 <w:sz w:val="19"/>
                 <w:szCs w:val="19"/>
               </w:rPr>
-              <w:t>JWT, Passport, bcrypt, AES, RSA, ABAC, OTP, MFA, TOTP</w:t>
+              <w:t xml:space="preserve">JWT, Passport, </w:t>
+            </w:r>
+            <w:proofErr w:type="spellStart"/>
+            <w:r>
+              <w:rPr>
+                <w:sz w:val="19"/>
+                <w:szCs w:val="19"/>
+              </w:rPr>
+              <w:t>bcrypt</w:t>
+            </w:r>
+            <w:proofErr w:type="spellEnd"/>
+            <w:r>
+              <w:rPr>
+                <w:sz w:val="19"/>
+                <w:szCs w:val="19"/>
+              </w:rPr>
+              <w:t>, AES, RSA, ABAC, OTP, MFA, TOTP</w:t>
             </w:r>
           </w:p>
         </w:tc>
@@ -488,7 +667,71 @@
                 <w:sz w:val="19"/>
                 <w:szCs w:val="19"/>
               </w:rPr>
-              <w:t>TensorFlow, Keras, Librosa, scikit-learn, LangChain, OpenAI API, Gemini API</w:t>
+              <w:t xml:space="preserve">TensorFlow, </w:t>
+            </w:r>
+            <w:proofErr w:type="spellStart"/>
+            <w:r>
+              <w:rPr>
+                <w:sz w:val="19"/>
+                <w:szCs w:val="19"/>
+              </w:rPr>
+              <w:t>Keras</w:t>
+            </w:r>
+            <w:proofErr w:type="spellEnd"/>
+            <w:r>
+              <w:rPr>
+                <w:sz w:val="19"/>
+                <w:szCs w:val="19"/>
+              </w:rPr>
+              <w:t xml:space="preserve">, </w:t>
+            </w:r>
+            <w:proofErr w:type="spellStart"/>
+            <w:r>
+              <w:rPr>
+                <w:sz w:val="19"/>
+                <w:szCs w:val="19"/>
+              </w:rPr>
+              <w:t>Librosa</w:t>
+            </w:r>
+            <w:proofErr w:type="spellEnd"/>
+            <w:r>
+              <w:rPr>
+                <w:sz w:val="19"/>
+                <w:szCs w:val="19"/>
+              </w:rPr>
+              <w:t xml:space="preserve">, scikit-learn, </w:t>
+            </w:r>
+            <w:proofErr w:type="spellStart"/>
+            <w:r>
+              <w:rPr>
+                <w:sz w:val="19"/>
+                <w:szCs w:val="19"/>
+              </w:rPr>
+              <w:t>LangChain</w:t>
+            </w:r>
+            <w:proofErr w:type="spellEnd"/>
+            <w:r>
+              <w:rPr>
+                <w:sz w:val="19"/>
+                <w:szCs w:val="19"/>
+              </w:rPr>
+              <w:t xml:space="preserve">, </w:t>
+            </w:r>
+            <w:proofErr w:type="spellStart"/>
+            <w:r>
+              <w:rPr>
+                <w:sz w:val="19"/>
+                <w:szCs w:val="19"/>
+              </w:rPr>
+              <w:t>OpenAI</w:t>
+            </w:r>
+            <w:proofErr w:type="spellEnd"/>
+            <w:r>
+              <w:rPr>
+                <w:sz w:val="19"/>
+                <w:szCs w:val="19"/>
+              </w:rPr>
+              <w:t xml:space="preserve"> API, Gemini API</w:t>
             </w:r>
           </w:p>
         </w:tc>
@@ -622,6 +865,7 @@
         </w:rPr>
         <w:t xml:space="preserve"> </w:t>
       </w:r>
+      <w:proofErr w:type="spellStart"/>
       <w:r>
         <w:rPr>
           <w:i/>
@@ -630,7 +874,18 @@
           <w:sz w:val="21"/>
           <w:szCs w:val="21"/>
         </w:rPr>
-        <w:t>Clarivium Technologies</w:t>
+        <w:t>Clarivium</w:t>
+      </w:r>
+      <w:proofErr w:type="spellEnd"/>
+      <w:r>
+        <w:rPr>
+          <w:i/>
+          <w:iCs/>
+          <w:color w:val="2E75B6"/>
+          <w:sz w:val="21"/>
+          <w:szCs w:val="21"/>
+        </w:rPr>
+        <w:t xml:space="preserve"> Technologies</w:t>
       </w:r>
     </w:p>
     <w:p>
@@ -707,6 +962,7 @@
       <w:r>
         <w:t xml:space="preserve"> and </w:t>
       </w:r>
+      <w:proofErr w:type="spellStart"/>
       <w:r>
         <w:rPr>
           <w:b/>
@@ -714,8 +970,17 @@
         </w:rPr>
         <w:t>PyAutoGUI</w:t>
       </w:r>
-      <w:r>
-        <w:t xml:space="preserve"> covering login, OTP/TOTP prompts, date filtering, report export, retry logic, and cleanup — automating </w:t>
+      <w:proofErr w:type="spellEnd"/>
+      <w:r>
+        <w:t xml:space="preserve"> covering login, OTP/TOTP prompts, date filtering, report export, retry logic, and </w:t>
+      </w:r>
+      <w:proofErr w:type="spellStart"/>
+      <w:r>
+        <w:t>cleanup</w:t>
+      </w:r>
+      <w:proofErr w:type="spellEnd"/>
+      <w:r>
+        <w:t xml:space="preserve"> — automating </w:t>
       </w:r>
       <w:r>
         <w:rPr>
@@ -758,7 +1023,15 @@
         <w:t>~90%</w:t>
       </w:r>
       <w:r>
-        <w:t xml:space="preserve"> and enabling full replayability of failed stages.</w:t>
+        <w:t xml:space="preserve"> and enabling full </w:t>
+      </w:r>
+      <w:proofErr w:type="spellStart"/>
+      <w:r>
+        <w:t>replayability</w:t>
+      </w:r>
+      <w:proofErr w:type="spellEnd"/>
+      <w:r>
+        <w:t xml:space="preserve"> of failed stages.</w:t>
       </w:r>
     </w:p>
     <w:p>
@@ -783,6 +1056,7 @@
       <w:r>
         <w:t xml:space="preserve">- and </w:t>
       </w:r>
+      <w:proofErr w:type="spellStart"/>
       <w:r>
         <w:rPr>
           <w:b/>
@@ -790,6 +1064,7 @@
         </w:rPr>
         <w:t>SQLAlchemy</w:t>
       </w:r>
+      <w:proofErr w:type="spellEnd"/>
       <w:r>
         <w:t xml:space="preserve">-based ingestion handlers for </w:t>
       </w:r>
@@ -877,7 +1152,15 @@
         <w:t>n8n</w:t>
       </w:r>
       <w:r>
-        <w:t xml:space="preserve"> workflows (21 branchwise KPI refresh + 25 dashboard freshness monitoring) integrating </w:t>
+        <w:t xml:space="preserve"> workflows (21 </w:t>
+      </w:r>
+      <w:proofErr w:type="spellStart"/>
+      <w:r>
+        <w:t>branchwise</w:t>
+      </w:r>
+      <w:proofErr w:type="spellEnd"/>
+      <w:r>
+        <w:t xml:space="preserve"> KPI refresh + 25 dashboard freshness monitoring) integrating </w:t>
       </w:r>
       <w:r>
         <w:rPr>
@@ -887,7 +1170,15 @@
         <w:t>Power BI</w:t>
       </w:r>
       <w:r>
-        <w:t xml:space="preserve"> executeQueries API, </w:t>
+        <w:t xml:space="preserve"> </w:t>
+      </w:r>
+      <w:proofErr w:type="spellStart"/>
+      <w:r>
+        <w:t>executeQueries</w:t>
+      </w:r>
+      <w:proofErr w:type="spellEnd"/>
+      <w:r>
+        <w:t xml:space="preserve"> API, </w:t>
       </w:r>
       <w:r>
         <w:rPr>
@@ -897,7 +1188,15 @@
         <w:t>PostgreSQL</w:t>
       </w:r>
       <w:r>
-        <w:t xml:space="preserve"> upserts, and notification steps — replacing manual analytics validation for a 10-branch automotive client.</w:t>
+        <w:t xml:space="preserve"> </w:t>
+      </w:r>
+      <w:proofErr w:type="spellStart"/>
+      <w:r>
+        <w:t>upserts</w:t>
+      </w:r>
+      <w:proofErr w:type="spellEnd"/>
+      <w:r>
+        <w:t>, and notification steps — replacing manual analytics validation for a 10-branch automotive client.</w:t>
       </w:r>
     </w:p>
     <w:p>
@@ -971,13 +1270,23 @@
         </w:rPr>
         <w:t xml:space="preserve"> via </w:t>
       </w:r>
+      <w:proofErr w:type="spellStart"/>
       <w:r>
         <w:rPr>
           <w:rFonts w:asciiTheme="minorHAnsi" w:eastAsia="Times New Roman" w:hAnsiTheme="minorHAnsi" w:cstheme="minorHAnsi"/>
           <w:b/>
           <w:bCs/>
         </w:rPr>
-        <w:t>AiSensy BSP APIs</w:t>
+        <w:t>AiSensy</w:t>
+      </w:r>
+      <w:proofErr w:type="spellEnd"/>
+      <w:r>
+        <w:rPr>
+          <w:rFonts w:asciiTheme="minorHAnsi" w:eastAsia="Times New Roman" w:hAnsiTheme="minorHAnsi" w:cstheme="minorHAnsi"/>
+          <w:b/>
+          <w:bCs/>
+        </w:rPr>
+        <w:t xml:space="preserve"> BSP APIs</w:t>
       </w:r>
       <w:r>
         <w:rPr>
@@ -1130,6 +1439,7 @@
         <w:rPr>
           <w:rFonts w:asciiTheme="minorHAnsi" w:eastAsia="Times New Roman" w:hAnsiTheme="minorHAnsi" w:cstheme="minorHAnsi"/>
         </w:rPr>
+        <w:lastRenderedPageBreak/>
         <w:t xml:space="preserve">Engineered the migration from manual campaign operations to a </w:t>
       </w:r>
       <w:r>
@@ -1197,7 +1507,6 @@
           <w:sz w:val="21"/>
           <w:szCs w:val="21"/>
         </w:rPr>
-        <w:lastRenderedPageBreak/>
         <w:t xml:space="preserve">Backend Developer </w:t>
       </w:r>
       <w:r>
@@ -1226,6 +1535,7 @@
         </w:rPr>
         <w:t xml:space="preserve"> </w:t>
       </w:r>
+      <w:proofErr w:type="spellStart"/>
       <w:r>
         <w:rPr>
           <w:i/>
@@ -1236,6 +1546,7 @@
         </w:rPr>
         <w:t>CleandeskAI</w:t>
       </w:r>
+      <w:proofErr w:type="spellEnd"/>
       <w:r>
         <w:rPr>
           <w:i/>
@@ -1424,6 +1735,7 @@
         </w:rPr>
         <w:t xml:space="preserve"> </w:t>
       </w:r>
+      <w:proofErr w:type="spellStart"/>
       <w:r>
         <w:rPr>
           <w:i/>
@@ -1432,7 +1744,18 @@
           <w:sz w:val="21"/>
           <w:szCs w:val="21"/>
         </w:rPr>
-        <w:t>Simbiotik Technologies</w:t>
+        <w:t>Simbiotik</w:t>
+      </w:r>
+      <w:proofErr w:type="spellEnd"/>
+      <w:r>
+        <w:rPr>
+          <w:i/>
+          <w:iCs/>
+          <w:color w:val="2E75B6"/>
+          <w:sz w:val="21"/>
+          <w:szCs w:val="21"/>
+        </w:rPr>
+        <w:t xml:space="preserve"> Technologies</w:t>
       </w:r>
       <w:r>
         <w:rPr>
@@ -1484,6 +1807,7 @@
       <w:r>
         <w:t xml:space="preserve">Built backend modules for an HRMS platform using </w:t>
       </w:r>
+      <w:proofErr w:type="spellStart"/>
       <w:r>
         <w:rPr>
           <w:b/>
@@ -1491,6 +1815,7 @@
         </w:rPr>
         <w:t>NestJS</w:t>
       </w:r>
+      <w:proofErr w:type="spellEnd"/>
       <w:r>
         <w:t xml:space="preserve">, </w:t>
       </w:r>
@@ -1547,6 +1872,7 @@
       <w:r>
         <w:t xml:space="preserve">-based authentication with </w:t>
       </w:r>
+      <w:proofErr w:type="spellStart"/>
       <w:r>
         <w:rPr>
           <w:b/>
@@ -1554,6 +1880,7 @@
         </w:rPr>
         <w:t>bcrypt</w:t>
       </w:r>
+      <w:proofErr w:type="spellEnd"/>
       <w:r>
         <w:t xml:space="preserve"> password hashing, OTP-based MFA, and </w:t>
       </w:r>
@@ -1659,6 +1986,7 @@
         </w:rPr>
         <w:t xml:space="preserve"> </w:t>
       </w:r>
+      <w:proofErr w:type="spellStart"/>
       <w:r>
         <w:rPr>
           <w:i/>
@@ -1667,7 +1995,18 @@
           <w:sz w:val="21"/>
           <w:szCs w:val="21"/>
         </w:rPr>
-        <w:t>Zidio Development</w:t>
+        <w:t>Zidio</w:t>
+      </w:r>
+      <w:proofErr w:type="spellEnd"/>
+      <w:r>
+        <w:rPr>
+          <w:i/>
+          <w:iCs/>
+          <w:color w:val="2E75B6"/>
+          <w:sz w:val="21"/>
+          <w:szCs w:val="21"/>
+        </w:rPr>
+        <w:t xml:space="preserve"> Development</w:t>
       </w:r>
       <w:r>
         <w:rPr>
@@ -1732,8 +2071,17 @@
           <w:b/>
           <w:bCs/>
         </w:rPr>
-        <w:t>TensorFlow/Keras</w:t>
-      </w:r>
+        <w:t>TensorFlow/</w:t>
+      </w:r>
+      <w:proofErr w:type="spellStart"/>
+      <w:r>
+        <w:rPr>
+          <w:b/>
+          <w:bCs/>
+        </w:rPr>
+        <w:t>Keras</w:t>
+      </w:r>
+      <w:proofErr w:type="spellEnd"/>
       <w:r>
         <w:t xml:space="preserve"> — implementing </w:t>
       </w:r>
@@ -1747,6 +2095,7 @@
       <w:r>
         <w:t xml:space="preserve"> feature extraction with </w:t>
       </w:r>
+      <w:proofErr w:type="spellStart"/>
       <w:r>
         <w:rPr>
           <w:b/>
@@ -1754,6 +2103,7 @@
         </w:rPr>
         <w:t>Librosa</w:t>
       </w:r>
+      <w:proofErr w:type="spellEnd"/>
       <w:r>
         <w:t xml:space="preserve"> and an </w:t>
       </w:r>
@@ -1952,7 +2302,15 @@
         <w:t>Isolation Forest</w:t>
       </w:r>
       <w:r>
-        <w:t xml:space="preserve"> model and rule-based scoring to flag suspicious access behavior and trigger real-time administrator email alerts.</w:t>
+        <w:t xml:space="preserve"> model and rule-based scoring to flag suspicious access </w:t>
+      </w:r>
+      <w:proofErr w:type="spellStart"/>
+      <w:r>
+        <w:t>behavior</w:t>
+      </w:r>
+      <w:proofErr w:type="spellEnd"/>
+      <w:r>
+        <w:t xml:space="preserve"> and trigger real-time administrator email alerts.</w:t>
       </w:r>
     </w:p>
     <w:p>
@@ -1982,6 +2340,7 @@
       <w:pPr>
         <w:spacing w:before="140" w:after="20"/>
       </w:pPr>
+      <w:proofErr w:type="spellStart"/>
       <w:r>
         <w:rPr>
           <w:b/>
@@ -1990,7 +2349,18 @@
           <w:sz w:val="21"/>
           <w:szCs w:val="21"/>
         </w:rPr>
-        <w:t>CityPulse — Event Recommendation Chatbot</w:t>
+        <w:t>CityPulse</w:t>
+      </w:r>
+      <w:proofErr w:type="spellEnd"/>
+      <w:r>
+        <w:rPr>
+          <w:b/>
+          <w:bCs/>
+          <w:color w:val="000000"/>
+          <w:sz w:val="21"/>
+          <w:szCs w:val="21"/>
+        </w:rPr>
+        <w:t xml:space="preserve"> — Event Recommendation Chatbot</w:t>
       </w:r>
     </w:p>
     <w:p>
@@ -2009,6 +2379,7 @@
         </w:rPr>
         <w:t xml:space="preserve">Tech Stack: </w:t>
       </w:r>
+      <w:proofErr w:type="spellStart"/>
       <w:r>
         <w:rPr>
           <w:i/>
@@ -2017,7 +2388,62 @@
           <w:sz w:val="19"/>
           <w:szCs w:val="19"/>
         </w:rPr>
-        <w:t>FastAPI, Next.js, React, MongoDB, LangChain, OpenAI GPT, Scrapy, Selenium</w:t>
+        <w:t>FastAPI</w:t>
+      </w:r>
+      <w:proofErr w:type="spellEnd"/>
+      <w:r>
+        <w:rPr>
+          <w:i/>
+          <w:iCs/>
+          <w:color w:val="555555"/>
+          <w:sz w:val="19"/>
+          <w:szCs w:val="19"/>
+        </w:rPr>
+        <w:t xml:space="preserve">, Next.js, React, MongoDB, </w:t>
+      </w:r>
+      <w:proofErr w:type="spellStart"/>
+      <w:r>
+        <w:rPr>
+          <w:i/>
+          <w:iCs/>
+          <w:color w:val="555555"/>
+          <w:sz w:val="19"/>
+          <w:szCs w:val="19"/>
+        </w:rPr>
+        <w:t>LangChain</w:t>
+      </w:r>
+      <w:proofErr w:type="spellEnd"/>
+      <w:r>
+        <w:rPr>
+          <w:i/>
+          <w:iCs/>
+          <w:color w:val="555555"/>
+          <w:sz w:val="19"/>
+          <w:szCs w:val="19"/>
+        </w:rPr>
+        <w:t xml:space="preserve">, </w:t>
+      </w:r>
+      <w:proofErr w:type="spellStart"/>
+      <w:r>
+        <w:rPr>
+          <w:i/>
+          <w:iCs/>
+          <w:color w:val="555555"/>
+          <w:sz w:val="19"/>
+          <w:szCs w:val="19"/>
+        </w:rPr>
+        <w:t>OpenAI</w:t>
+      </w:r>
+      <w:proofErr w:type="spellEnd"/>
+      <w:r>
+        <w:rPr>
+          <w:i/>
+          <w:iCs/>
+          <w:color w:val="555555"/>
+          <w:sz w:val="19"/>
+          <w:szCs w:val="19"/>
+        </w:rPr>
+        <w:t xml:space="preserve"> GPT, Scrapy, Selenium</w:t>
       </w:r>
     </w:p>
     <w:p>
@@ -2032,6 +2458,7 @@
       <w:r>
         <w:t xml:space="preserve">Built a </w:t>
       </w:r>
+      <w:proofErr w:type="spellStart"/>
       <w:r>
         <w:rPr>
           <w:b/>
@@ -2039,6 +2466,7 @@
         </w:rPr>
         <w:t>FastAPI</w:t>
       </w:r>
+      <w:proofErr w:type="spellEnd"/>
       <w:r>
         <w:t xml:space="preserve"> backend and </w:t>
       </w:r>
@@ -2052,6 +2480,7 @@
       <w:r>
         <w:t xml:space="preserve"> frontend for an event recommendation chatbot with Google OAuth sign-in, MongoDB session persistence, and </w:t>
       </w:r>
+      <w:proofErr w:type="spellStart"/>
       <w:r>
         <w:rPr>
           <w:b/>
@@ -2059,6 +2488,7 @@
         </w:rPr>
         <w:t>LangChain</w:t>
       </w:r>
+      <w:proofErr w:type="spellEnd"/>
       <w:r>
         <w:t xml:space="preserve">-powered conversational flows delivering recommendations in </w:t>
       </w:r>
@@ -2085,12 +2515,21 @@
       <w:r>
         <w:t xml:space="preserve">Engineered a </w:t>
       </w:r>
-      <w:r>
-        <w:rPr>
-          <w:b/>
-          <w:bCs/>
-        </w:rPr>
-        <w:t>LangChain RAG</w:t>
+      <w:proofErr w:type="spellStart"/>
+      <w:r>
+        <w:rPr>
+          <w:b/>
+          <w:bCs/>
+        </w:rPr>
+        <w:t>LangChain</w:t>
+      </w:r>
+      <w:proofErr w:type="spellEnd"/>
+      <w:r>
+        <w:rPr>
+          <w:b/>
+          <w:bCs/>
+        </w:rPr>
+        <w:t xml:space="preserve"> RAG</w:t>
       </w:r>
       <w:r>
         <w:t xml:space="preserve"> pipeline with conversation memory, keyword and timeframe entity extraction, and preference tracking over a </w:t>
@@ -2159,6 +2598,7 @@
         <w:spacing w:before="30" w:after="30"/>
       </w:pPr>
       <w:r>
+        <w:lastRenderedPageBreak/>
         <w:t>Added engagement tracking endpoints for likes and event clicks to power popularity-based ranking in recommendation retrieval.</w:t>
       </w:r>
     </w:p>
@@ -2189,7 +2629,6 @@
           <w:sz w:val="22"/>
           <w:szCs w:val="22"/>
         </w:rPr>
-        <w:lastRenderedPageBreak/>
         <w:t>CERTIFICATIONS</w:t>
       </w:r>
     </w:p>
@@ -2448,7 +2887,27 @@
           <w:sz w:val="24"/>
           <w:szCs w:val="24"/>
         </w:rPr>
-        <w:t>NLP for ML with Python: Advanced NLP Using spaCy &amp; Scikit-learn</w:t>
+        <w:t xml:space="preserve">NLP for ML with Python: Advanced NLP Using </w:t>
+      </w:r>
+      <w:proofErr w:type="spellStart"/>
+      <w:r>
+        <w:rPr>
+          <w:b/>
+          <w:bCs/>
+          <w:sz w:val="24"/>
+          <w:szCs w:val="24"/>
+        </w:rPr>
+        <w:t>spaCy</w:t>
+      </w:r>
+      <w:proofErr w:type="spellEnd"/>
+      <w:r>
+        <w:rPr>
+          <w:b/>
+          <w:bCs/>
+          <w:sz w:val="24"/>
+          <w:szCs w:val="24"/>
+        </w:rPr>
+        <w:t xml:space="preserve"> &amp; Scikit-learn</w:t>
       </w:r>
       <w:r>
         <w:rPr>
@@ -2631,15 +3090,27 @@
         </w:rPr>
         <w:t xml:space="preserve">                       </w:t>
       </w:r>
-      <w:r>
-        <w:rPr>
-          <w:i/>
-          <w:iCs/>
-          <w:color w:val="444444"/>
-          <w:sz w:val="24"/>
-          <w:szCs w:val="24"/>
-        </w:rPr>
-        <w:t>Simbiotik Technologies</w:t>
+      <w:proofErr w:type="spellStart"/>
+      <w:r>
+        <w:rPr>
+          <w:i/>
+          <w:iCs/>
+          <w:color w:val="444444"/>
+          <w:sz w:val="24"/>
+          <w:szCs w:val="24"/>
+        </w:rPr>
+        <w:t>Simbiotik</w:t>
+      </w:r>
+      <w:proofErr w:type="spellEnd"/>
+      <w:r>
+        <w:rPr>
+          <w:i/>
+          <w:iCs/>
+          <w:color w:val="444444"/>
+          <w:sz w:val="24"/>
+          <w:szCs w:val="24"/>
+        </w:rPr>
+        <w:t xml:space="preserve"> Technologies</w:t>
       </w:r>
       <w:r>
         <w:rPr>
@@ -3031,6 +3502,7 @@
         </w:rPr>
         <w:t xml:space="preserve">                                      </w:t>
       </w:r>
+      <w:proofErr w:type="spellStart"/>
       <w:r>
         <w:rPr>
           <w:i/>
@@ -3041,6 +3513,7 @@
         </w:rPr>
         <w:t>HackerRank</w:t>
       </w:r>
+      <w:proofErr w:type="spellEnd"/>
       <w:r>
         <w:rPr>
           <w:i/>
@@ -3265,14 +3738,25 @@
         </w:tabs>
         <w:spacing w:before="80" w:after="20"/>
       </w:pPr>
-      <w:r>
-        <w:rPr>
-          <w:b/>
-          <w:bCs/>
-          <w:sz w:val="21"/>
-          <w:szCs w:val="21"/>
-        </w:rPr>
-        <w:t>B.Tech — Computer Science and Engineering</w:t>
+      <w:proofErr w:type="spellStart"/>
+      <w:r>
+        <w:rPr>
+          <w:b/>
+          <w:bCs/>
+          <w:sz w:val="21"/>
+          <w:szCs w:val="21"/>
+        </w:rPr>
+        <w:t>B.Tech</w:t>
+      </w:r>
+      <w:proofErr w:type="spellEnd"/>
+      <w:r>
+        <w:rPr>
+          <w:b/>
+          <w:bCs/>
+          <w:sz w:val="21"/>
+          <w:szCs w:val="21"/>
+        </w:rPr>
+        <w:t xml:space="preserve"> — Computer Science and Engineering</w:t>
       </w:r>
       <w:r>
         <w:rPr>
@@ -3318,14 +3802,25 @@
           <w:szCs w:val="21"/>
         </w:rPr>
       </w:pPr>
-      <w:r>
-        <w:rPr>
-          <w:b/>
-          <w:bCs/>
-          <w:sz w:val="21"/>
-          <w:szCs w:val="21"/>
-        </w:rPr>
-        <w:t>Lalaji Memorial Omega International School</w:t>
+      <w:proofErr w:type="spellStart"/>
+      <w:r>
+        <w:rPr>
+          <w:b/>
+          <w:bCs/>
+          <w:sz w:val="21"/>
+          <w:szCs w:val="21"/>
+        </w:rPr>
+        <w:t>Lalaji</w:t>
+      </w:r>
+      <w:proofErr w:type="spellEnd"/>
+      <w:r>
+        <w:rPr>
+          <w:b/>
+          <w:bCs/>
+          <w:sz w:val="21"/>
+          <w:szCs w:val="21"/>
+        </w:rPr>
+        <w:t xml:space="preserve"> Memorial Omega International School</w:t>
       </w:r>
       <w:r>
         <w:rPr>
@@ -4340,6 +4835,18 @@
       <w:bCs/>
     </w:rPr>
   </w:style>
+  <w:style w:type="character" w:styleId="FollowedHyperlink">
+    <w:name w:val="FollowedHyperlink"/>
+    <w:basedOn w:val="DefaultParagraphFont"/>
+    <w:uiPriority w:val="99"/>
+    <w:semiHidden/>
+    <w:unhideWhenUsed/>
+    <w:rsid w:val="00550504"/>
+    <w:rPr>
+      <w:color w:val="954F72" w:themeColor="followedHyperlink"/>
+      <w:u w:val="single"/>
+    </w:rPr>
+  </w:style>
 </w:styles>
 </file>
 

--- a/AKILAN-RESUME.docx
+++ b/AKILAN-RESUME.docx
@@ -6,8 +6,6 @@
       <w:pPr>
         <w:spacing w:after="60"/>
         <w:jc w:val="center"/>
-      </w:pPr>
-      <w:r>
         <w:rPr>
           <w:b/>
           <w:bCs/>
@@ -15,7 +13,36 @@
           <w:sz w:val="38"/>
           <w:szCs w:val="38"/>
         </w:rPr>
+      </w:pPr>
+      <w:r>
+        <w:rPr>
+          <w:b/>
+          <w:bCs/>
+          <w:color w:val="1F4E79"/>
+          <w:sz w:val="38"/>
+          <w:szCs w:val="38"/>
+        </w:rPr>
         <w:t>AKILAN MANIKANDAN</w:t>
+      </w:r>
+    </w:p>
+    <w:p>
+      <w:pPr>
+        <w:spacing w:after="60"/>
+        <w:jc w:val="center"/>
+        <w:rPr>
+          <w:sz w:val="28"/>
+          <w:szCs w:val="28"/>
+        </w:rPr>
+      </w:pPr>
+      <w:r>
+        <w:rPr>
+          <w:b/>
+          <w:bCs/>
+          <w:color w:val="1F4E79"/>
+          <w:sz w:val="28"/>
+          <w:szCs w:val="28"/>
+        </w:rPr>
+        <w:t>Backend &amp; Automation Engineer | Python | FastAPI | RPA | Applied AI Systems</w:t>
       </w:r>
     </w:p>
     <w:p>
@@ -46,26 +73,8 @@
             <w:sz w:val="18"/>
             <w:szCs w:val="18"/>
           </w:rPr>
-          <w:t>linkedin.com/in</w:t>
+          <w:t>linkedin.com/in/akilanmanikandan</w:t>
         </w:r>
-        <w:r>
-          <w:rPr>
-            <w:rStyle w:val="Hyperlink"/>
-            <w:sz w:val="18"/>
-            <w:szCs w:val="18"/>
-          </w:rPr>
-          <w:t>/</w:t>
-        </w:r>
-        <w:proofErr w:type="spellStart"/>
-        <w:r>
-          <w:rPr>
-            <w:rStyle w:val="Hyperlink"/>
-            <w:sz w:val="18"/>
-            <w:szCs w:val="18"/>
-          </w:rPr>
-          <w:t>akilanmanikandan</w:t>
-        </w:r>
-        <w:proofErr w:type="spellEnd"/>
       </w:hyperlink>
       <w:r>
         <w:rPr>
@@ -90,26 +99,8 @@
             <w:sz w:val="18"/>
             <w:szCs w:val="18"/>
           </w:rPr>
-          <w:t>github.com</w:t>
+          <w:t>github.com/akilanmanikandan</w:t>
         </w:r>
-        <w:r>
-          <w:rPr>
-            <w:rStyle w:val="Hyperlink"/>
-            <w:sz w:val="18"/>
-            <w:szCs w:val="18"/>
-          </w:rPr>
-          <w:t>/</w:t>
-        </w:r>
-        <w:proofErr w:type="spellStart"/>
-        <w:r>
-          <w:rPr>
-            <w:rStyle w:val="Hyperlink"/>
-            <w:sz w:val="18"/>
-            <w:szCs w:val="18"/>
-          </w:rPr>
-          <w:t>akilanmanikandan</w:t>
-        </w:r>
-        <w:proofErr w:type="spellEnd"/>
         <w:r>
           <w:rPr>
             <w:rStyle w:val="Hyperlink"/>
@@ -169,23 +160,13 @@
         <w:spacing w:before="60" w:after="60"/>
       </w:pPr>
       <w:r>
-        <w:t xml:space="preserve">Backend and automation engineer with 1+ year of internship experience building production-grade API services, workflow automation pipelines, and data ingestion systems. Proficient in Python, Java, TypeScript, and SQL, with hands-on delivery across </w:t>
-      </w:r>
-      <w:proofErr w:type="spellStart"/>
-      <w:r>
-        <w:t>FastAPI</w:t>
-      </w:r>
-      <w:proofErr w:type="spellEnd"/>
-      <w:r>
-        <w:t xml:space="preserve">, Spring Boot, Django REST Framework, </w:t>
-      </w:r>
-      <w:proofErr w:type="spellStart"/>
-      <w:r>
-        <w:t>NestJS</w:t>
-      </w:r>
-      <w:proofErr w:type="spellEnd"/>
-      <w:r>
-        <w:t>, PostgreSQL, and MongoDB. Demonstrated ability to own features end-to-end — from schema design and API implementation to deployment and monitoring. Adept at converting repetitive operational processes into reliable, configuration-driven systems with full audit trails.</w:t>
+        <w:t xml:space="preserve">Backend and automation engineer with </w:t>
+      </w:r>
+      <w:r>
+        <w:t>0-1</w:t>
+      </w:r>
+      <w:r>
+        <w:t xml:space="preserve"> year of internship experience building production-grade API services, workflow automation pipelines, and data ingestion systems. Proficient in Python, Java, TypeScript, and SQL, with hands-on delivery across FastAPI, Spring Boot, Django REST Framework, NestJS, PostgreSQL, and MongoDB. Demonstrated ability to own features end-to-end — from schema design and API implementation to deployment and monitoring. Adept at converting repetitive operational processes into reliable, configuration-driven systems with full audit trails.</w:t>
       </w:r>
     </w:p>
     <w:p>
@@ -303,37 +284,12 @@
             </w:tcMar>
           </w:tcPr>
           <w:p>
-            <w:proofErr w:type="spellStart"/>
             <w:r>
               <w:rPr>
                 <w:sz w:val="19"/>
                 <w:szCs w:val="19"/>
               </w:rPr>
-              <w:t>FastAPI</w:t>
-            </w:r>
-            <w:proofErr w:type="spellEnd"/>
-            <w:r>
-              <w:rPr>
-                <w:sz w:val="19"/>
-                <w:szCs w:val="19"/>
-              </w:rPr>
-              <w:t xml:space="preserve">, Spring Boot, Flask, Django REST Framework, </w:t>
-            </w:r>
-            <w:proofErr w:type="spellStart"/>
-            <w:r>
-              <w:rPr>
-                <w:sz w:val="19"/>
-                <w:szCs w:val="19"/>
-              </w:rPr>
-              <w:t>NestJS</w:t>
-            </w:r>
-            <w:proofErr w:type="spellEnd"/>
-            <w:r>
-              <w:rPr>
-                <w:sz w:val="19"/>
-                <w:szCs w:val="19"/>
-              </w:rPr>
-              <w:t>, Next.js, React</w:t>
+              <w:t>FastAPI, Spring Boot, Flask, Django REST Framework, NestJS, Next.js, React</w:t>
             </w:r>
           </w:p>
         </w:tc>
@@ -378,39 +334,7 @@
                 <w:sz w:val="19"/>
                 <w:szCs w:val="19"/>
               </w:rPr>
-              <w:t xml:space="preserve">Playwright, </w:t>
-            </w:r>
-            <w:proofErr w:type="spellStart"/>
-            <w:r>
-              <w:rPr>
-                <w:sz w:val="19"/>
-                <w:szCs w:val="19"/>
-              </w:rPr>
-              <w:t>PyAutoGUI</w:t>
-            </w:r>
-            <w:proofErr w:type="spellEnd"/>
-            <w:r>
-              <w:rPr>
-                <w:sz w:val="19"/>
-                <w:szCs w:val="19"/>
-              </w:rPr>
-              <w:t xml:space="preserve">, Selenium, </w:t>
-            </w:r>
-            <w:proofErr w:type="spellStart"/>
-            <w:r>
-              <w:rPr>
-                <w:sz w:val="19"/>
-                <w:szCs w:val="19"/>
-              </w:rPr>
-              <w:t>TagUI</w:t>
-            </w:r>
-            <w:proofErr w:type="spellEnd"/>
-            <w:r>
-              <w:rPr>
-                <w:sz w:val="19"/>
-                <w:szCs w:val="19"/>
-              </w:rPr>
-              <w:t>, Scrapy, n8n</w:t>
+              <w:t>Playwright, PyAutoGUI, Selenium, TagUI, Scrapy, n8n</w:t>
             </w:r>
           </w:p>
         </w:tc>
@@ -455,23 +379,7 @@
                 <w:sz w:val="19"/>
                 <w:szCs w:val="19"/>
               </w:rPr>
-              <w:t xml:space="preserve">PostgreSQL, MongoDB, Mongoose, </w:t>
-            </w:r>
-            <w:proofErr w:type="spellStart"/>
-            <w:r>
-              <w:rPr>
-                <w:sz w:val="19"/>
-                <w:szCs w:val="19"/>
-              </w:rPr>
-              <w:t>SQLAlchemy</w:t>
-            </w:r>
-            <w:proofErr w:type="spellEnd"/>
-            <w:r>
-              <w:rPr>
-                <w:sz w:val="19"/>
-                <w:szCs w:val="19"/>
-              </w:rPr>
-              <w:t>, psycopg2</w:t>
+              <w:t>PostgreSQL, MongoDB, Mongoose, SQLAlchemy, psycopg2</w:t>
             </w:r>
           </w:p>
         </w:tc>
@@ -606,23 +514,7 @@
                 <w:sz w:val="19"/>
                 <w:szCs w:val="19"/>
               </w:rPr>
-              <w:t xml:space="preserve">JWT, Passport, </w:t>
-            </w:r>
-            <w:proofErr w:type="spellStart"/>
-            <w:r>
-              <w:rPr>
-                <w:sz w:val="19"/>
-                <w:szCs w:val="19"/>
-              </w:rPr>
-              <w:t>bcrypt</w:t>
-            </w:r>
-            <w:proofErr w:type="spellEnd"/>
-            <w:r>
-              <w:rPr>
-                <w:sz w:val="19"/>
-                <w:szCs w:val="19"/>
-              </w:rPr>
-              <w:t>, AES, RSA, ABAC, OTP, MFA, TOTP</w:t>
+              <w:t>JWT, Passport, bcrypt, AES, RSA, ABAC, OTP, MFA, TOTP</w:t>
             </w:r>
           </w:p>
         </w:tc>
@@ -667,71 +559,7 @@
                 <w:sz w:val="19"/>
                 <w:szCs w:val="19"/>
               </w:rPr>
-              <w:t xml:space="preserve">TensorFlow, </w:t>
-            </w:r>
-            <w:proofErr w:type="spellStart"/>
-            <w:r>
-              <w:rPr>
-                <w:sz w:val="19"/>
-                <w:szCs w:val="19"/>
-              </w:rPr>
-              <w:t>Keras</w:t>
-            </w:r>
-            <w:proofErr w:type="spellEnd"/>
-            <w:r>
-              <w:rPr>
-                <w:sz w:val="19"/>
-                <w:szCs w:val="19"/>
-              </w:rPr>
-              <w:t xml:space="preserve">, </w:t>
-            </w:r>
-            <w:proofErr w:type="spellStart"/>
-            <w:r>
-              <w:rPr>
-                <w:sz w:val="19"/>
-                <w:szCs w:val="19"/>
-              </w:rPr>
-              <w:t>Librosa</w:t>
-            </w:r>
-            <w:proofErr w:type="spellEnd"/>
-            <w:r>
-              <w:rPr>
-                <w:sz w:val="19"/>
-                <w:szCs w:val="19"/>
-              </w:rPr>
-              <w:t xml:space="preserve">, scikit-learn, </w:t>
-            </w:r>
-            <w:proofErr w:type="spellStart"/>
-            <w:r>
-              <w:rPr>
-                <w:sz w:val="19"/>
-                <w:szCs w:val="19"/>
-              </w:rPr>
-              <w:t>LangChain</w:t>
-            </w:r>
-            <w:proofErr w:type="spellEnd"/>
-            <w:r>
-              <w:rPr>
-                <w:sz w:val="19"/>
-                <w:szCs w:val="19"/>
-              </w:rPr>
-              <w:t xml:space="preserve">, </w:t>
-            </w:r>
-            <w:proofErr w:type="spellStart"/>
-            <w:r>
-              <w:rPr>
-                <w:sz w:val="19"/>
-                <w:szCs w:val="19"/>
-              </w:rPr>
-              <w:t>OpenAI</w:t>
-            </w:r>
-            <w:proofErr w:type="spellEnd"/>
-            <w:r>
-              <w:rPr>
-                <w:sz w:val="19"/>
-                <w:szCs w:val="19"/>
-              </w:rPr>
-              <w:t xml:space="preserve"> API, Gemini API</w:t>
+              <w:t>TensorFlow, Keras, Librosa, scikit-learn, LangChain, OpenAI API, Gemini API</w:t>
             </w:r>
           </w:p>
         </w:tc>
@@ -776,14 +604,21 @@
                 <w:sz w:val="19"/>
                 <w:szCs w:val="19"/>
               </w:rPr>
-              <w:t>Git, Maven, Tailwind CSS</w:t>
+              <w:t>Git, Maven,</w:t>
             </w:r>
             <w:r>
               <w:rPr>
                 <w:sz w:val="19"/>
                 <w:szCs w:val="19"/>
               </w:rPr>
-              <w:t>, MS Office (Excel, Word, PowerPoint)</w:t>
+              <w:t xml:space="preserve"> </w:t>
+            </w:r>
+            <w:r>
+              <w:rPr>
+                <w:sz w:val="19"/>
+                <w:szCs w:val="19"/>
+              </w:rPr>
+              <w:t>MS Office</w:t>
             </w:r>
           </w:p>
         </w:tc>
@@ -865,7 +700,6 @@
         </w:rPr>
         <w:t xml:space="preserve"> </w:t>
       </w:r>
-      <w:proofErr w:type="spellStart"/>
       <w:r>
         <w:rPr>
           <w:i/>
@@ -874,18 +708,7 @@
           <w:sz w:val="21"/>
           <w:szCs w:val="21"/>
         </w:rPr>
-        <w:t>Clarivium</w:t>
-      </w:r>
-      <w:proofErr w:type="spellEnd"/>
-      <w:r>
-        <w:rPr>
-          <w:i/>
-          <w:iCs/>
-          <w:color w:val="2E75B6"/>
-          <w:sz w:val="21"/>
-          <w:szCs w:val="21"/>
-        </w:rPr>
-        <w:t xml:space="preserve"> Technologies</w:t>
+        <w:t>Clarivium Technologies</w:t>
       </w:r>
     </w:p>
     <w:p>
@@ -962,7 +785,6 @@
       <w:r>
         <w:t xml:space="preserve"> and </w:t>
       </w:r>
-      <w:proofErr w:type="spellStart"/>
       <w:r>
         <w:rPr>
           <w:b/>
@@ -970,17 +792,8 @@
         </w:rPr>
         <w:t>PyAutoGUI</w:t>
       </w:r>
-      <w:proofErr w:type="spellEnd"/>
-      <w:r>
-        <w:t xml:space="preserve"> covering login, OTP/TOTP prompts, date filtering, report export, retry logic, and </w:t>
-      </w:r>
-      <w:proofErr w:type="spellStart"/>
-      <w:r>
-        <w:t>cleanup</w:t>
-      </w:r>
-      <w:proofErr w:type="spellEnd"/>
-      <w:r>
-        <w:t xml:space="preserve"> — automating </w:t>
+      <w:r>
+        <w:t xml:space="preserve"> covering login, OTP/TOTP prompts, date filtering, report export, retry logic, and cleanup — automating </w:t>
       </w:r>
       <w:r>
         <w:rPr>
@@ -1023,15 +836,7 @@
         <w:t>~90%</w:t>
       </w:r>
       <w:r>
-        <w:t xml:space="preserve"> and enabling full </w:t>
-      </w:r>
-      <w:proofErr w:type="spellStart"/>
-      <w:r>
-        <w:t>replayability</w:t>
-      </w:r>
-      <w:proofErr w:type="spellEnd"/>
-      <w:r>
-        <w:t xml:space="preserve"> of failed stages.</w:t>
+        <w:t xml:space="preserve"> and enabling full replayability of failed stages.</w:t>
       </w:r>
     </w:p>
     <w:p>
@@ -1056,7 +861,6 @@
       <w:r>
         <w:t xml:space="preserve">- and </w:t>
       </w:r>
-      <w:proofErr w:type="spellStart"/>
       <w:r>
         <w:rPr>
           <w:b/>
@@ -1064,7 +868,6 @@
         </w:rPr>
         <w:t>SQLAlchemy</w:t>
       </w:r>
-      <w:proofErr w:type="spellEnd"/>
       <w:r>
         <w:t xml:space="preserve">-based ingestion handlers for </w:t>
       </w:r>
@@ -1152,15 +955,7 @@
         <w:t>n8n</w:t>
       </w:r>
       <w:r>
-        <w:t xml:space="preserve"> workflows (21 </w:t>
-      </w:r>
-      <w:proofErr w:type="spellStart"/>
-      <w:r>
-        <w:t>branchwise</w:t>
-      </w:r>
-      <w:proofErr w:type="spellEnd"/>
-      <w:r>
-        <w:t xml:space="preserve"> KPI refresh + 25 dashboard freshness monitoring) integrating </w:t>
+        <w:t xml:space="preserve"> workflows (21 branchwise KPI refresh + 25 dashboard freshness monitoring) integrating </w:t>
       </w:r>
       <w:r>
         <w:rPr>
@@ -1170,15 +965,7 @@
         <w:t>Power BI</w:t>
       </w:r>
       <w:r>
-        <w:t xml:space="preserve"> </w:t>
-      </w:r>
-      <w:proofErr w:type="spellStart"/>
-      <w:r>
-        <w:t>executeQueries</w:t>
-      </w:r>
-      <w:proofErr w:type="spellEnd"/>
-      <w:r>
-        <w:t xml:space="preserve"> API, </w:t>
+        <w:t xml:space="preserve"> executeQueries API, </w:t>
       </w:r>
       <w:r>
         <w:rPr>
@@ -1188,15 +975,7 @@
         <w:t>PostgreSQL</w:t>
       </w:r>
       <w:r>
-        <w:t xml:space="preserve"> </w:t>
-      </w:r>
-      <w:proofErr w:type="spellStart"/>
-      <w:r>
-        <w:t>upserts</w:t>
-      </w:r>
-      <w:proofErr w:type="spellEnd"/>
-      <w:r>
-        <w:t>, and notification steps — replacing manual analytics validation for a 10-branch automotive client.</w:t>
+        <w:t xml:space="preserve"> upserts, and notification steps — replacing manual analytics validation for a 10-branch automotive client.</w:t>
       </w:r>
     </w:p>
     <w:p>
@@ -1270,23 +1049,13 @@
         </w:rPr>
         <w:t xml:space="preserve"> via </w:t>
       </w:r>
-      <w:proofErr w:type="spellStart"/>
       <w:r>
         <w:rPr>
           <w:rFonts w:asciiTheme="minorHAnsi" w:eastAsia="Times New Roman" w:hAnsiTheme="minorHAnsi" w:cstheme="minorHAnsi"/>
           <w:b/>
           <w:bCs/>
         </w:rPr>
-        <w:t>AiSensy</w:t>
-      </w:r>
-      <w:proofErr w:type="spellEnd"/>
-      <w:r>
-        <w:rPr>
-          <w:rFonts w:asciiTheme="minorHAnsi" w:eastAsia="Times New Roman" w:hAnsiTheme="minorHAnsi" w:cstheme="minorHAnsi"/>
-          <w:b/>
-          <w:bCs/>
-        </w:rPr>
-        <w:t xml:space="preserve"> BSP APIs</w:t>
+        <w:t>AiSensy BSP APIs</w:t>
       </w:r>
       <w:r>
         <w:rPr>
@@ -1535,7 +1304,6 @@
         </w:rPr>
         <w:t xml:space="preserve"> </w:t>
       </w:r>
-      <w:proofErr w:type="spellStart"/>
       <w:r>
         <w:rPr>
           <w:i/>
@@ -1546,7 +1314,6 @@
         </w:rPr>
         <w:t>CleandeskAI</w:t>
       </w:r>
-      <w:proofErr w:type="spellEnd"/>
       <w:r>
         <w:rPr>
           <w:i/>
@@ -1735,7 +1502,6 @@
         </w:rPr>
         <w:t xml:space="preserve"> </w:t>
       </w:r>
-      <w:proofErr w:type="spellStart"/>
       <w:r>
         <w:rPr>
           <w:i/>
@@ -1744,18 +1510,7 @@
           <w:sz w:val="21"/>
           <w:szCs w:val="21"/>
         </w:rPr>
-        <w:t>Simbiotik</w:t>
-      </w:r>
-      <w:proofErr w:type="spellEnd"/>
-      <w:r>
-        <w:rPr>
-          <w:i/>
-          <w:iCs/>
-          <w:color w:val="2E75B6"/>
-          <w:sz w:val="21"/>
-          <w:szCs w:val="21"/>
-        </w:rPr>
-        <w:t xml:space="preserve"> Technologies</w:t>
+        <w:t>Simbiotik Technologies</w:t>
       </w:r>
       <w:r>
         <w:rPr>
@@ -1807,7 +1562,6 @@
       <w:r>
         <w:t xml:space="preserve">Built backend modules for an HRMS platform using </w:t>
       </w:r>
-      <w:proofErr w:type="spellStart"/>
       <w:r>
         <w:rPr>
           <w:b/>
@@ -1815,7 +1569,6 @@
         </w:rPr>
         <w:t>NestJS</w:t>
       </w:r>
-      <w:proofErr w:type="spellEnd"/>
       <w:r>
         <w:t xml:space="preserve">, </w:t>
       </w:r>
@@ -1872,7 +1625,6 @@
       <w:r>
         <w:t xml:space="preserve">-based authentication with </w:t>
       </w:r>
-      <w:proofErr w:type="spellStart"/>
       <w:r>
         <w:rPr>
           <w:b/>
@@ -1880,7 +1632,6 @@
         </w:rPr>
         <w:t>bcrypt</w:t>
       </w:r>
-      <w:proofErr w:type="spellEnd"/>
       <w:r>
         <w:t xml:space="preserve"> password hashing, OTP-based MFA, and </w:t>
       </w:r>
@@ -1986,7 +1737,6 @@
         </w:rPr>
         <w:t xml:space="preserve"> </w:t>
       </w:r>
-      <w:proofErr w:type="spellStart"/>
       <w:r>
         <w:rPr>
           <w:i/>
@@ -1995,18 +1745,7 @@
           <w:sz w:val="21"/>
           <w:szCs w:val="21"/>
         </w:rPr>
-        <w:t>Zidio</w:t>
-      </w:r>
-      <w:proofErr w:type="spellEnd"/>
-      <w:r>
-        <w:rPr>
-          <w:i/>
-          <w:iCs/>
-          <w:color w:val="2E75B6"/>
-          <w:sz w:val="21"/>
-          <w:szCs w:val="21"/>
-        </w:rPr>
-        <w:t xml:space="preserve"> Development</w:t>
+        <w:t>Zidio Development</w:t>
       </w:r>
       <w:r>
         <w:rPr>
@@ -2071,17 +1810,8 @@
           <w:b/>
           <w:bCs/>
         </w:rPr>
-        <w:t>TensorFlow/</w:t>
-      </w:r>
-      <w:proofErr w:type="spellStart"/>
-      <w:r>
-        <w:rPr>
-          <w:b/>
-          <w:bCs/>
-        </w:rPr>
-        <w:t>Keras</w:t>
-      </w:r>
-      <w:proofErr w:type="spellEnd"/>
+        <w:t>TensorFlow/Keras</w:t>
+      </w:r>
       <w:r>
         <w:t xml:space="preserve"> — implementing </w:t>
       </w:r>
@@ -2095,7 +1825,6 @@
       <w:r>
         <w:t xml:space="preserve"> feature extraction with </w:t>
       </w:r>
-      <w:proofErr w:type="spellStart"/>
       <w:r>
         <w:rPr>
           <w:b/>
@@ -2103,7 +1832,6 @@
         </w:rPr>
         <w:t>Librosa</w:t>
       </w:r>
-      <w:proofErr w:type="spellEnd"/>
       <w:r>
         <w:t xml:space="preserve"> and an </w:t>
       </w:r>
@@ -2302,15 +2030,7 @@
         <w:t>Isolation Forest</w:t>
       </w:r>
       <w:r>
-        <w:t xml:space="preserve"> model and rule-based scoring to flag suspicious access </w:t>
-      </w:r>
-      <w:proofErr w:type="spellStart"/>
-      <w:r>
-        <w:t>behavior</w:t>
-      </w:r>
-      <w:proofErr w:type="spellEnd"/>
-      <w:r>
-        <w:t xml:space="preserve"> and trigger real-time administrator email alerts.</w:t>
+        <w:t xml:space="preserve"> model and rule-based scoring to flag suspicious access behavior and trigger real-time administrator email alerts.</w:t>
       </w:r>
     </w:p>
     <w:p>
@@ -2340,7 +2060,6 @@
       <w:pPr>
         <w:spacing w:before="140" w:after="20"/>
       </w:pPr>
-      <w:proofErr w:type="spellStart"/>
       <w:r>
         <w:rPr>
           <w:b/>
@@ -2349,18 +2068,7 @@
           <w:sz w:val="21"/>
           <w:szCs w:val="21"/>
         </w:rPr>
-        <w:t>CityPulse</w:t>
-      </w:r>
-      <w:proofErr w:type="spellEnd"/>
-      <w:r>
-        <w:rPr>
-          <w:b/>
-          <w:bCs/>
-          <w:color w:val="000000"/>
-          <w:sz w:val="21"/>
-          <w:szCs w:val="21"/>
-        </w:rPr>
-        <w:t xml:space="preserve"> — Event Recommendation Chatbot</w:t>
+        <w:t>CityPulse — Event Recommendation Chatbot</w:t>
       </w:r>
     </w:p>
     <w:p>
@@ -2379,7 +2087,6 @@
         </w:rPr>
         <w:t xml:space="preserve">Tech Stack: </w:t>
       </w:r>
-      <w:proofErr w:type="spellStart"/>
       <w:r>
         <w:rPr>
           <w:i/>
@@ -2388,62 +2095,7 @@
           <w:sz w:val="19"/>
           <w:szCs w:val="19"/>
         </w:rPr>
-        <w:t>FastAPI</w:t>
-      </w:r>
-      <w:proofErr w:type="spellEnd"/>
-      <w:r>
-        <w:rPr>
-          <w:i/>
-          <w:iCs/>
-          <w:color w:val="555555"/>
-          <w:sz w:val="19"/>
-          <w:szCs w:val="19"/>
-        </w:rPr>
-        <w:t xml:space="preserve">, Next.js, React, MongoDB, </w:t>
-      </w:r>
-      <w:proofErr w:type="spellStart"/>
-      <w:r>
-        <w:rPr>
-          <w:i/>
-          <w:iCs/>
-          <w:color w:val="555555"/>
-          <w:sz w:val="19"/>
-          <w:szCs w:val="19"/>
-        </w:rPr>
-        <w:t>LangChain</w:t>
-      </w:r>
-      <w:proofErr w:type="spellEnd"/>
-      <w:r>
-        <w:rPr>
-          <w:i/>
-          <w:iCs/>
-          <w:color w:val="555555"/>
-          <w:sz w:val="19"/>
-          <w:szCs w:val="19"/>
-        </w:rPr>
-        <w:t xml:space="preserve">, </w:t>
-      </w:r>
-      <w:proofErr w:type="spellStart"/>
-      <w:r>
-        <w:rPr>
-          <w:i/>
-          <w:iCs/>
-          <w:color w:val="555555"/>
-          <w:sz w:val="19"/>
-          <w:szCs w:val="19"/>
-        </w:rPr>
-        <w:t>OpenAI</w:t>
-      </w:r>
-      <w:proofErr w:type="spellEnd"/>
-      <w:r>
-        <w:rPr>
-          <w:i/>
-          <w:iCs/>
-          <w:color w:val="555555"/>
-          <w:sz w:val="19"/>
-          <w:szCs w:val="19"/>
-        </w:rPr>
-        <w:t xml:space="preserve"> GPT, Scrapy, Selenium</w:t>
+        <w:t>FastAPI, Next.js, React, MongoDB, LangChain, OpenAI GPT, Scrapy, Selenium</w:t>
       </w:r>
     </w:p>
     <w:p>
@@ -2458,7 +2110,6 @@
       <w:r>
         <w:t xml:space="preserve">Built a </w:t>
       </w:r>
-      <w:proofErr w:type="spellStart"/>
       <w:r>
         <w:rPr>
           <w:b/>
@@ -2466,7 +2117,6 @@
         </w:rPr>
         <w:t>FastAPI</w:t>
       </w:r>
-      <w:proofErr w:type="spellEnd"/>
       <w:r>
         <w:t xml:space="preserve"> backend and </w:t>
       </w:r>
@@ -2480,7 +2130,6 @@
       <w:r>
         <w:t xml:space="preserve"> frontend for an event recommendation chatbot with Google OAuth sign-in, MongoDB session persistence, and </w:t>
       </w:r>
-      <w:proofErr w:type="spellStart"/>
       <w:r>
         <w:rPr>
           <w:b/>
@@ -2488,7 +2137,6 @@
         </w:rPr>
         <w:t>LangChain</w:t>
       </w:r>
-      <w:proofErr w:type="spellEnd"/>
       <w:r>
         <w:t xml:space="preserve">-powered conversational flows delivering recommendations in </w:t>
       </w:r>
@@ -2515,21 +2163,12 @@
       <w:r>
         <w:t xml:space="preserve">Engineered a </w:t>
       </w:r>
-      <w:proofErr w:type="spellStart"/>
-      <w:r>
-        <w:rPr>
-          <w:b/>
-          <w:bCs/>
-        </w:rPr>
-        <w:t>LangChain</w:t>
-      </w:r>
-      <w:proofErr w:type="spellEnd"/>
-      <w:r>
-        <w:rPr>
-          <w:b/>
-          <w:bCs/>
-        </w:rPr>
-        <w:t xml:space="preserve"> RAG</w:t>
+      <w:r>
+        <w:rPr>
+          <w:b/>
+          <w:bCs/>
+        </w:rPr>
+        <w:t>LangChain RAG</w:t>
       </w:r>
       <w:r>
         <w:t xml:space="preserve"> pipeline with conversation memory, keyword and timeframe entity extraction, and preference tracking over a </w:t>
@@ -2887,27 +2526,7 @@
           <w:sz w:val="24"/>
           <w:szCs w:val="24"/>
         </w:rPr>
-        <w:t xml:space="preserve">NLP for ML with Python: Advanced NLP Using </w:t>
-      </w:r>
-      <w:proofErr w:type="spellStart"/>
-      <w:r>
-        <w:rPr>
-          <w:b/>
-          <w:bCs/>
-          <w:sz w:val="24"/>
-          <w:szCs w:val="24"/>
-        </w:rPr>
-        <w:t>spaCy</w:t>
-      </w:r>
-      <w:proofErr w:type="spellEnd"/>
-      <w:r>
-        <w:rPr>
-          <w:b/>
-          <w:bCs/>
-          <w:sz w:val="24"/>
-          <w:szCs w:val="24"/>
-        </w:rPr>
-        <w:t xml:space="preserve"> &amp; Scikit-learn</w:t>
+        <w:t>NLP for ML with Python: Advanced NLP Using spaCy &amp; Scikit-learn</w:t>
       </w:r>
       <w:r>
         <w:rPr>
@@ -3090,27 +2709,15 @@
         </w:rPr>
         <w:t xml:space="preserve">                       </w:t>
       </w:r>
-      <w:proofErr w:type="spellStart"/>
-      <w:r>
-        <w:rPr>
-          <w:i/>
-          <w:iCs/>
-          <w:color w:val="444444"/>
-          <w:sz w:val="24"/>
-          <w:szCs w:val="24"/>
-        </w:rPr>
-        <w:t>Simbiotik</w:t>
-      </w:r>
-      <w:proofErr w:type="spellEnd"/>
-      <w:r>
-        <w:rPr>
-          <w:i/>
-          <w:iCs/>
-          <w:color w:val="444444"/>
-          <w:sz w:val="24"/>
-          <w:szCs w:val="24"/>
-        </w:rPr>
-        <w:t xml:space="preserve"> Technologies</w:t>
+      <w:r>
+        <w:rPr>
+          <w:i/>
+          <w:iCs/>
+          <w:color w:val="444444"/>
+          <w:sz w:val="24"/>
+          <w:szCs w:val="24"/>
+        </w:rPr>
+        <w:t>Simbiotik Technologies</w:t>
       </w:r>
       <w:r>
         <w:rPr>
@@ -3502,7 +3109,6 @@
         </w:rPr>
         <w:t xml:space="preserve">                                      </w:t>
       </w:r>
-      <w:proofErr w:type="spellStart"/>
       <w:r>
         <w:rPr>
           <w:i/>
@@ -3513,7 +3119,6 @@
         </w:rPr>
         <w:t>HackerRank</w:t>
       </w:r>
-      <w:proofErr w:type="spellEnd"/>
       <w:r>
         <w:rPr>
           <w:i/>
@@ -3738,25 +3343,14 @@
         </w:tabs>
         <w:spacing w:before="80" w:after="20"/>
       </w:pPr>
-      <w:proofErr w:type="spellStart"/>
-      <w:r>
-        <w:rPr>
-          <w:b/>
-          <w:bCs/>
-          <w:sz w:val="21"/>
-          <w:szCs w:val="21"/>
-        </w:rPr>
-        <w:t>B.Tech</w:t>
-      </w:r>
-      <w:proofErr w:type="spellEnd"/>
-      <w:r>
-        <w:rPr>
-          <w:b/>
-          <w:bCs/>
-          <w:sz w:val="21"/>
-          <w:szCs w:val="21"/>
-        </w:rPr>
-        <w:t xml:space="preserve"> — Computer Science and Engineering</w:t>
+      <w:r>
+        <w:rPr>
+          <w:b/>
+          <w:bCs/>
+          <w:sz w:val="21"/>
+          <w:szCs w:val="21"/>
+        </w:rPr>
+        <w:t>B.Tech — Computer Science and Engineering</w:t>
       </w:r>
       <w:r>
         <w:rPr>
@@ -3802,25 +3396,14 @@
           <w:szCs w:val="21"/>
         </w:rPr>
       </w:pPr>
-      <w:proofErr w:type="spellStart"/>
-      <w:r>
-        <w:rPr>
-          <w:b/>
-          <w:bCs/>
-          <w:sz w:val="21"/>
-          <w:szCs w:val="21"/>
-        </w:rPr>
-        <w:t>Lalaji</w:t>
-      </w:r>
-      <w:proofErr w:type="spellEnd"/>
-      <w:r>
-        <w:rPr>
-          <w:b/>
-          <w:bCs/>
-          <w:sz w:val="21"/>
-          <w:szCs w:val="21"/>
-        </w:rPr>
-        <w:t xml:space="preserve"> Memorial Omega International School</w:t>
+      <w:r>
+        <w:rPr>
+          <w:b/>
+          <w:bCs/>
+          <w:sz w:val="21"/>
+          <w:szCs w:val="21"/>
+        </w:rPr>
+        <w:t>Lalaji Memorial Omega International School</w:t>
       </w:r>
       <w:r>
         <w:rPr>

--- a/AKILAN-RESUME.docx
+++ b/AKILAN-RESUME.docx
@@ -42,7 +42,29 @@
           <w:sz w:val="28"/>
           <w:szCs w:val="28"/>
         </w:rPr>
-        <w:t>Backend &amp; Automation Engineer | Python | FastAPI | RPA | Applied AI Systems</w:t>
+        <w:t xml:space="preserve">Backend &amp; Automation Engineer | Python | </w:t>
+      </w:r>
+      <w:proofErr w:type="spellStart"/>
+      <w:r>
+        <w:rPr>
+          <w:b/>
+          <w:bCs/>
+          <w:color w:val="1F4E79"/>
+          <w:sz w:val="28"/>
+          <w:szCs w:val="28"/>
+        </w:rPr>
+        <w:t>FastAPI</w:t>
+      </w:r>
+      <w:proofErr w:type="spellEnd"/>
+      <w:r>
+        <w:rPr>
+          <w:b/>
+          <w:bCs/>
+          <w:color w:val="1F4E79"/>
+          <w:sz w:val="28"/>
+          <w:szCs w:val="28"/>
+        </w:rPr>
+        <w:t xml:space="preserve"> | RPA | Applied AI Systems</w:t>
       </w:r>
     </w:p>
     <w:p>
@@ -73,8 +95,18 @@
             <w:sz w:val="18"/>
             <w:szCs w:val="18"/>
           </w:rPr>
-          <w:t>linkedin.com/in/akilanmanikandan</w:t>
+          <w:t>linkedin.com/in/</w:t>
         </w:r>
+        <w:proofErr w:type="spellStart"/>
+        <w:r>
+          <w:rPr>
+            <w:rStyle w:val="Hyperlink"/>
+            <w:sz w:val="18"/>
+            <w:szCs w:val="18"/>
+          </w:rPr>
+          <w:t>akilanmanikandan</w:t>
+        </w:r>
+        <w:proofErr w:type="spellEnd"/>
       </w:hyperlink>
       <w:r>
         <w:rPr>
@@ -99,8 +131,18 @@
             <w:sz w:val="18"/>
             <w:szCs w:val="18"/>
           </w:rPr>
-          <w:t>github.com/akilanmanikandan</w:t>
+          <w:t>github.com/</w:t>
         </w:r>
+        <w:proofErr w:type="spellStart"/>
+        <w:r>
+          <w:rPr>
+            <w:rStyle w:val="Hyperlink"/>
+            <w:sz w:val="18"/>
+            <w:szCs w:val="18"/>
+          </w:rPr>
+          <w:t>akilanmanikandan</w:t>
+        </w:r>
+        <w:proofErr w:type="spellEnd"/>
         <w:r>
           <w:rPr>
             <w:rStyle w:val="Hyperlink"/>
@@ -160,13 +202,31 @@
         <w:spacing w:before="60" w:after="60"/>
       </w:pPr>
       <w:r>
-        <w:t xml:space="preserve">Backend and automation engineer with </w:t>
-      </w:r>
-      <w:r>
-        <w:t>0-1</w:t>
-      </w:r>
-      <w:r>
-        <w:t xml:space="preserve"> year of internship experience building production-grade API services, workflow automation pipelines, and data ingestion systems. Proficient in Python, Java, TypeScript, and SQL, with hands-on delivery across FastAPI, Spring Boot, Django REST Framework, NestJS, PostgreSQL, and MongoDB. Demonstrated ability to own features end-to-end — from schema design and API implementation to deployment and monitoring. Adept at converting repetitive operational processes into reliable, configuration-driven systems with full audit trails.</w:t>
+        <w:t xml:space="preserve">Backend and automation engineer with internship experience across 4 roles building production API services, RPA pipelines, and data ingestion systems that eliminated 8+ hours of daily manual effort. Shipped across Python, Java, and TypeScript using </w:t>
+      </w:r>
+      <w:proofErr w:type="spellStart"/>
+      <w:r>
+        <w:t>FastAPI</w:t>
+      </w:r>
+      <w:proofErr w:type="spellEnd"/>
+      <w:r>
+        <w:t xml:space="preserve">, Spring Boot, </w:t>
+      </w:r>
+      <w:proofErr w:type="spellStart"/>
+      <w:r>
+        <w:t>NestJS</w:t>
+      </w:r>
+      <w:proofErr w:type="spellEnd"/>
+      <w:r>
+        <w:t xml:space="preserve">, PostgreSQL, and MongoDB. Specializes in turning repetitive operational workflows into auditable, configuration-driven systems with hands-on work in applied ML, </w:t>
+      </w:r>
+      <w:proofErr w:type="spellStart"/>
+      <w:r>
+        <w:t>LangChain</w:t>
+      </w:r>
+      <w:proofErr w:type="spellEnd"/>
+      <w:r>
+        <w:t xml:space="preserve"> RAG pipelines, and campaign automation at scale.</w:t>
       </w:r>
     </w:p>
     <w:p>
@@ -244,7 +304,7 @@
                 <w:sz w:val="19"/>
                 <w:szCs w:val="19"/>
               </w:rPr>
-              <w:t>Python, Java, TypeScript, JavaScript, SQL, C++</w:t>
+              <w:t>Python, Java</w:t>
             </w:r>
           </w:p>
         </w:tc>
@@ -284,12 +344,37 @@
             </w:tcMar>
           </w:tcPr>
           <w:p>
+            <w:proofErr w:type="spellStart"/>
             <w:r>
               <w:rPr>
                 <w:sz w:val="19"/>
                 <w:szCs w:val="19"/>
               </w:rPr>
-              <w:t>FastAPI, Spring Boot, Flask, Django REST Framework, NestJS, Next.js, React</w:t>
+              <w:t>FastAPI</w:t>
+            </w:r>
+            <w:proofErr w:type="spellEnd"/>
+            <w:r>
+              <w:rPr>
+                <w:sz w:val="19"/>
+                <w:szCs w:val="19"/>
+              </w:rPr>
+              <w:t xml:space="preserve">, Spring Boot, Flask, Django REST Framework, </w:t>
+            </w:r>
+            <w:proofErr w:type="spellStart"/>
+            <w:r>
+              <w:rPr>
+                <w:sz w:val="19"/>
+                <w:szCs w:val="19"/>
+              </w:rPr>
+              <w:t>NestJS</w:t>
+            </w:r>
+            <w:proofErr w:type="spellEnd"/>
+            <w:r>
+              <w:rPr>
+                <w:sz w:val="19"/>
+                <w:szCs w:val="19"/>
+              </w:rPr>
+              <w:t>, Next.js, React</w:t>
             </w:r>
           </w:p>
         </w:tc>
@@ -334,7 +419,39 @@
                 <w:sz w:val="19"/>
                 <w:szCs w:val="19"/>
               </w:rPr>
-              <w:t>Playwright, PyAutoGUI, Selenium, TagUI, Scrapy, n8n</w:t>
+              <w:t xml:space="preserve">Playwright, </w:t>
+            </w:r>
+            <w:proofErr w:type="spellStart"/>
+            <w:r>
+              <w:rPr>
+                <w:sz w:val="19"/>
+                <w:szCs w:val="19"/>
+              </w:rPr>
+              <w:t>PyAutoGUI</w:t>
+            </w:r>
+            <w:proofErr w:type="spellEnd"/>
+            <w:r>
+              <w:rPr>
+                <w:sz w:val="19"/>
+                <w:szCs w:val="19"/>
+              </w:rPr>
+              <w:t xml:space="preserve">, Selenium, </w:t>
+            </w:r>
+            <w:proofErr w:type="spellStart"/>
+            <w:r>
+              <w:rPr>
+                <w:sz w:val="19"/>
+                <w:szCs w:val="19"/>
+              </w:rPr>
+              <w:t>TagUI</w:t>
+            </w:r>
+            <w:proofErr w:type="spellEnd"/>
+            <w:r>
+              <w:rPr>
+                <w:sz w:val="19"/>
+                <w:szCs w:val="19"/>
+              </w:rPr>
+              <w:t>, Scrapy, n8n</w:t>
             </w:r>
           </w:p>
         </w:tc>
@@ -379,7 +496,23 @@
                 <w:sz w:val="19"/>
                 <w:szCs w:val="19"/>
               </w:rPr>
-              <w:t>PostgreSQL, MongoDB, Mongoose, SQLAlchemy, psycopg2</w:t>
+              <w:t xml:space="preserve">PostgreSQL, MongoDB, Mongoose, </w:t>
+            </w:r>
+            <w:proofErr w:type="spellStart"/>
+            <w:r>
+              <w:rPr>
+                <w:sz w:val="19"/>
+                <w:szCs w:val="19"/>
+              </w:rPr>
+              <w:t>SQLAlchemy</w:t>
+            </w:r>
+            <w:proofErr w:type="spellEnd"/>
+            <w:r>
+              <w:rPr>
+                <w:sz w:val="19"/>
+                <w:szCs w:val="19"/>
+              </w:rPr>
+              <w:t>, psycopg2</w:t>
             </w:r>
           </w:p>
         </w:tc>
@@ -514,7 +647,23 @@
                 <w:sz w:val="19"/>
                 <w:szCs w:val="19"/>
               </w:rPr>
-              <w:t>JWT, Passport, bcrypt, AES, RSA, ABAC, OTP, MFA, TOTP</w:t>
+              <w:t xml:space="preserve">JWT, Passport, </w:t>
+            </w:r>
+            <w:proofErr w:type="spellStart"/>
+            <w:r>
+              <w:rPr>
+                <w:sz w:val="19"/>
+                <w:szCs w:val="19"/>
+              </w:rPr>
+              <w:t>bcrypt</w:t>
+            </w:r>
+            <w:proofErr w:type="spellEnd"/>
+            <w:r>
+              <w:rPr>
+                <w:sz w:val="19"/>
+                <w:szCs w:val="19"/>
+              </w:rPr>
+              <w:t>, AES, RSA, ABAC, OTP, MFA, TOTP</w:t>
             </w:r>
           </w:p>
         </w:tc>
@@ -559,7 +708,71 @@
                 <w:sz w:val="19"/>
                 <w:szCs w:val="19"/>
               </w:rPr>
-              <w:t>TensorFlow, Keras, Librosa, scikit-learn, LangChain, OpenAI API, Gemini API</w:t>
+              <w:t xml:space="preserve">TensorFlow, </w:t>
+            </w:r>
+            <w:proofErr w:type="spellStart"/>
+            <w:r>
+              <w:rPr>
+                <w:sz w:val="19"/>
+                <w:szCs w:val="19"/>
+              </w:rPr>
+              <w:t>Keras</w:t>
+            </w:r>
+            <w:proofErr w:type="spellEnd"/>
+            <w:r>
+              <w:rPr>
+                <w:sz w:val="19"/>
+                <w:szCs w:val="19"/>
+              </w:rPr>
+              <w:t xml:space="preserve">, </w:t>
+            </w:r>
+            <w:proofErr w:type="spellStart"/>
+            <w:r>
+              <w:rPr>
+                <w:sz w:val="19"/>
+                <w:szCs w:val="19"/>
+              </w:rPr>
+              <w:t>Librosa</w:t>
+            </w:r>
+            <w:proofErr w:type="spellEnd"/>
+            <w:r>
+              <w:rPr>
+                <w:sz w:val="19"/>
+                <w:szCs w:val="19"/>
+              </w:rPr>
+              <w:t xml:space="preserve">, scikit-learn, </w:t>
+            </w:r>
+            <w:proofErr w:type="spellStart"/>
+            <w:r>
+              <w:rPr>
+                <w:sz w:val="19"/>
+                <w:szCs w:val="19"/>
+              </w:rPr>
+              <w:t>LangChain</w:t>
+            </w:r>
+            <w:proofErr w:type="spellEnd"/>
+            <w:r>
+              <w:rPr>
+                <w:sz w:val="19"/>
+                <w:szCs w:val="19"/>
+              </w:rPr>
+              <w:t xml:space="preserve">, </w:t>
+            </w:r>
+            <w:proofErr w:type="spellStart"/>
+            <w:r>
+              <w:rPr>
+                <w:sz w:val="19"/>
+                <w:szCs w:val="19"/>
+              </w:rPr>
+              <w:t>OpenAI</w:t>
+            </w:r>
+            <w:proofErr w:type="spellEnd"/>
+            <w:r>
+              <w:rPr>
+                <w:sz w:val="19"/>
+                <w:szCs w:val="19"/>
+              </w:rPr>
+              <w:t xml:space="preserve"> API, Gemini API</w:t>
             </w:r>
           </w:p>
         </w:tc>
@@ -630,6 +843,21 @@
           <w:bottom w:val="single" w:sz="6" w:space="4" w:color="2E75B6"/>
         </w:pBdr>
         <w:spacing w:before="200" w:after="80"/>
+        <w:rPr>
+          <w:b/>
+          <w:bCs/>
+          <w:color w:val="1F4E79"/>
+          <w:sz w:val="22"/>
+          <w:szCs w:val="22"/>
+        </w:rPr>
+      </w:pPr>
+    </w:p>
+    <w:p>
+      <w:pPr>
+        <w:pBdr>
+          <w:bottom w:val="single" w:sz="6" w:space="4" w:color="2E75B6"/>
+        </w:pBdr>
+        <w:spacing w:before="200" w:after="80"/>
       </w:pPr>
       <w:r>
         <w:rPr>
@@ -700,6 +928,7 @@
         </w:rPr>
         <w:t xml:space="preserve"> </w:t>
       </w:r>
+      <w:proofErr w:type="spellStart"/>
       <w:r>
         <w:rPr>
           <w:i/>
@@ -708,7 +937,18 @@
           <w:sz w:val="21"/>
           <w:szCs w:val="21"/>
         </w:rPr>
-        <w:t>Clarivium Technologies</w:t>
+        <w:t>Clarivium</w:t>
+      </w:r>
+      <w:proofErr w:type="spellEnd"/>
+      <w:r>
+        <w:rPr>
+          <w:i/>
+          <w:iCs/>
+          <w:color w:val="2E75B6"/>
+          <w:sz w:val="21"/>
+          <w:szCs w:val="21"/>
+        </w:rPr>
+        <w:t xml:space="preserve"> Technologies</w:t>
       </w:r>
     </w:p>
     <w:p>
@@ -744,23 +984,30 @@
       </w:r>
       <w:r>
         <w:rPr>
-          <w:b/>
-          <w:bCs/>
-        </w:rPr>
-        <w:t>50+</w:t>
-      </w:r>
-      <w:r>
-        <w:t xml:space="preserve"> Python automation scripts converting recurring report-generation and file-handling processes into reusable, </w:t>
-      </w:r>
-      <w:r>
-        <w:rPr>
-          <w:b/>
-          <w:bCs/>
-        </w:rPr>
-        <w:t>configuration-driven</w:t>
-      </w:r>
-      <w:r>
-        <w:t xml:space="preserve"> workflows — eliminating an estimated 8+ hours of daily manual effort across operations teams.</w:t>
+          <w:rStyle w:val="Strong"/>
+        </w:rPr>
+        <w:t>50+ Python automation scripts</w:t>
+      </w:r>
+      <w:r>
+        <w:t xml:space="preserve"> converting recurring report-generation and file-handling processes into </w:t>
+      </w:r>
+      <w:r>
+        <w:rPr>
+          <w:rStyle w:val="Strong"/>
+        </w:rPr>
+        <w:t>reusable, configuration-driven workflows</w:t>
+      </w:r>
+      <w:r>
+        <w:t xml:space="preserve"> eliminating an estimated </w:t>
+      </w:r>
+      <w:r>
+        <w:rPr>
+          <w:rStyle w:val="Strong"/>
+        </w:rPr>
+        <w:t>8+ hours of daily manual effort</w:t>
+      </w:r>
+      <w:r>
+        <w:t xml:space="preserve"> across operations teams.</w:t>
       </w:r>
     </w:p>
     <w:p>
@@ -773,37 +1020,63 @@
         <w:spacing w:before="30" w:after="30"/>
       </w:pPr>
       <w:r>
-        <w:t xml:space="preserve">Built end-to-end RPA pipelines using </w:t>
-      </w:r>
-      <w:r>
-        <w:rPr>
-          <w:b/>
-          <w:bCs/>
+        <w:t xml:space="preserve">Built </w:t>
+      </w:r>
+      <w:r>
+        <w:rPr>
+          <w:rStyle w:val="Strong"/>
+        </w:rPr>
+        <w:t>end-to-end RPA pipelines</w:t>
+      </w:r>
+      <w:r>
+        <w:t xml:space="preserve"> using </w:t>
+      </w:r>
+      <w:r>
+        <w:rPr>
+          <w:rStyle w:val="Strong"/>
         </w:rPr>
         <w:t>Playwright</w:t>
       </w:r>
       <w:r>
         <w:t xml:space="preserve"> and </w:t>
       </w:r>
-      <w:r>
-        <w:rPr>
-          <w:b/>
-          <w:bCs/>
+      <w:proofErr w:type="spellStart"/>
+      <w:r>
+        <w:rPr>
+          <w:rStyle w:val="Strong"/>
         </w:rPr>
         <w:t>PyAutoGUI</w:t>
       </w:r>
-      <w:r>
-        <w:t xml:space="preserve"> covering login, OTP/TOTP prompts, date filtering, report export, retry logic, and cleanup — automating </w:t>
-      </w:r>
-      <w:r>
-        <w:rPr>
-          <w:b/>
-          <w:bCs/>
+      <w:proofErr w:type="spellEnd"/>
+      <w:r>
+        <w:t xml:space="preserve"> covering login, </w:t>
+      </w:r>
+      <w:r>
+        <w:rPr>
+          <w:rStyle w:val="Strong"/>
+        </w:rPr>
+        <w:t>OTP/TOTP</w:t>
+      </w:r>
+      <w:r>
+        <w:t xml:space="preserve"> prompts, date filtering, report export, and retry logic automating </w:t>
+      </w:r>
+      <w:r>
+        <w:rPr>
+          <w:rStyle w:val="Strong"/>
         </w:rPr>
         <w:t>12 recurring workflows</w:t>
       </w:r>
       <w:r>
-        <w:t xml:space="preserve"> with zero manual intervention on success paths.</w:t>
+        <w:t xml:space="preserve"> with </w:t>
+      </w:r>
+      <w:r>
+        <w:rPr>
+          <w:rStyle w:val="Strong"/>
+        </w:rPr>
+        <w:t>zero manual intervention</w:t>
+      </w:r>
+      <w:r>
+        <w:t xml:space="preserve"> on success paths.</w:t>
       </w:r>
     </w:p>
     <w:p>
@@ -820,23 +1093,38 @@
       </w:r>
       <w:r>
         <w:rPr>
-          <w:b/>
-          <w:bCs/>
-        </w:rPr>
-        <w:t>PostgreSQL</w:t>
-      </w:r>
-      <w:r>
-        <w:t xml:space="preserve">-backed execution orchestration layer with idempotent state tracking, date-range derivation, standardized file naming, and audit logging — reducing duplicate pipeline runs by </w:t>
-      </w:r>
-      <w:r>
-        <w:rPr>
-          <w:b/>
-          <w:bCs/>
-        </w:rPr>
-        <w:t>~90%</w:t>
-      </w:r>
-      <w:r>
-        <w:t xml:space="preserve"> and enabling full replayability of failed stages.</w:t>
+          <w:rStyle w:val="Strong"/>
+        </w:rPr>
+        <w:t>PostgreSQL-backed execution orchestration layer</w:t>
+      </w:r>
+      <w:r>
+        <w:t xml:space="preserve"> with </w:t>
+      </w:r>
+      <w:r>
+        <w:rPr>
+          <w:rStyle w:val="Strong"/>
+        </w:rPr>
+        <w:t>idempotent state tracking</w:t>
+      </w:r>
+      <w:r>
+        <w:t xml:space="preserve"> and audit logging reducing </w:t>
+      </w:r>
+      <w:r>
+        <w:rPr>
+          <w:rStyle w:val="Strong"/>
+        </w:rPr>
+        <w:t>duplicate pipeline runs by ~90%</w:t>
+      </w:r>
+      <w:r>
+        <w:t xml:space="preserve"> and enabling full </w:t>
+      </w:r>
+      <w:proofErr w:type="spellStart"/>
+      <w:r>
+        <w:t>replayability</w:t>
+      </w:r>
+      <w:proofErr w:type="spellEnd"/>
+      <w:r>
+        <w:t xml:space="preserve"> of failed stages.</w:t>
       </w:r>
     </w:p>
     <w:p>
@@ -849,47 +1137,71 @@
         <w:spacing w:before="30" w:after="30"/>
       </w:pPr>
       <w:r>
-        <w:t xml:space="preserve">Developed </w:t>
-      </w:r>
-      <w:r>
-        <w:rPr>
-          <w:b/>
-          <w:bCs/>
-        </w:rPr>
-        <w:t>pandas</w:t>
-      </w:r>
-      <w:r>
-        <w:t xml:space="preserve">- and </w:t>
-      </w:r>
-      <w:r>
-        <w:rPr>
-          <w:b/>
-          <w:bCs/>
-        </w:rPr>
-        <w:t>SQLAlchemy</w:t>
-      </w:r>
-      <w:r>
-        <w:t xml:space="preserve">-based ingestion handlers for </w:t>
-      </w:r>
-      <w:r>
-        <w:rPr>
-          <w:b/>
-          <w:bCs/>
-        </w:rPr>
-        <w:t>5 dataset types</w:t>
-      </w:r>
-      <w:r>
-        <w:t xml:space="preserve"> (sales, purchase, inventory, service, enquiry) with CSV sanitization, branch-specific transformations, and delete-and-reload semantics — maintaining data consistency across </w:t>
-      </w:r>
-      <w:r>
-        <w:rPr>
-          <w:b/>
-          <w:bCs/>
-        </w:rPr>
-        <w:t>20+ daily ingestion cycles</w:t>
-      </w:r>
-      <w:r>
-        <w:t>.</w:t>
+        <w:t xml:space="preserve">Built and maintained </w:t>
+      </w:r>
+      <w:r>
+        <w:rPr>
+          <w:b/>
+          <w:bCs/>
+        </w:rPr>
+        <w:t>48</w:t>
+      </w:r>
+      <w:r>
+        <w:t xml:space="preserve"> documented </w:t>
+      </w:r>
+      <w:r>
+        <w:rPr>
+          <w:b/>
+          <w:bCs/>
+        </w:rPr>
+        <w:t>n8n</w:t>
+      </w:r>
+      <w:r>
+        <w:t xml:space="preserve"> workflows (21 </w:t>
+      </w:r>
+      <w:proofErr w:type="spellStart"/>
+      <w:r>
+        <w:t>branchwise</w:t>
+      </w:r>
+      <w:proofErr w:type="spellEnd"/>
+      <w:r>
+        <w:t xml:space="preserve"> KPI refresh + 25 dashboard freshness monitoring) integrating </w:t>
+      </w:r>
+      <w:r>
+        <w:rPr>
+          <w:b/>
+          <w:bCs/>
+        </w:rPr>
+        <w:t>Power BI</w:t>
+      </w:r>
+      <w:r>
+        <w:t xml:space="preserve"> </w:t>
+      </w:r>
+      <w:proofErr w:type="spellStart"/>
+      <w:r>
+        <w:t>executeQueries</w:t>
+      </w:r>
+      <w:proofErr w:type="spellEnd"/>
+      <w:r>
+        <w:t xml:space="preserve"> API, </w:t>
+      </w:r>
+      <w:r>
+        <w:rPr>
+          <w:b/>
+          <w:bCs/>
+        </w:rPr>
+        <w:t>PostgreSQL</w:t>
+      </w:r>
+      <w:r>
+        <w:t xml:space="preserve"> </w:t>
+      </w:r>
+      <w:proofErr w:type="spellStart"/>
+      <w:r>
+        <w:t>upserts</w:t>
+      </w:r>
+      <w:proofErr w:type="spellEnd"/>
+      <w:r>
+        <w:t>, and notification steps replacing manual analytics validation for a 10-branch automotive client.</w:t>
       </w:r>
     </w:p>
     <w:p>
@@ -902,28 +1214,169 @@
         <w:spacing w:before="30" w:after="30"/>
       </w:pPr>
       <w:r>
-        <w:t xml:space="preserve">Automated output delivery by uploading renamed report files to </w:t>
-      </w:r>
-      <w:r>
-        <w:rPr>
-          <w:b/>
-          <w:bCs/>
-        </w:rPr>
-        <w:t>AWS S3</w:t>
-      </w:r>
-      <w:r>
-        <w:t xml:space="preserve"> using </w:t>
-      </w:r>
-      <w:r>
-        <w:rPr>
-          <w:b/>
-          <w:bCs/>
-        </w:rPr>
-        <w:t>boto3</w:t>
-      </w:r>
-      <w:r>
-        <w:t>, deriving file names from PostgreSQL metadata — removing manual file organization and ensuring consistent downstream availability.</w:t>
-      </w:r>
+        <w:t xml:space="preserve">Engineered </w:t>
+      </w:r>
+      <w:r>
+        <w:rPr>
+          <w:rStyle w:val="Strong"/>
+        </w:rPr>
+        <w:t>15+ Mautic-n8n automation workflows</w:t>
+      </w:r>
+      <w:r>
+        <w:t xml:space="preserve"> on </w:t>
+      </w:r>
+      <w:r>
+        <w:rPr>
+          <w:rStyle w:val="Strong"/>
+        </w:rPr>
+        <w:t>AWS EC2</w:t>
+      </w:r>
+      <w:r>
+        <w:t xml:space="preserve"> for a dealership campaign product, automating </w:t>
+      </w:r>
+      <w:r>
+        <w:rPr>
+          <w:rStyle w:val="Strong"/>
+        </w:rPr>
+        <w:t>WhatsApp and email outreach</w:t>
+      </w:r>
+      <w:r>
+        <w:t xml:space="preserve"> via </w:t>
+      </w:r>
+      <w:proofErr w:type="spellStart"/>
+      <w:r>
+        <w:rPr>
+          <w:rStyle w:val="Strong"/>
+        </w:rPr>
+        <w:t>AiSensy</w:t>
+      </w:r>
+      <w:proofErr w:type="spellEnd"/>
+      <w:r>
+        <w:rPr>
+          <w:rStyle w:val="Strong"/>
+        </w:rPr>
+        <w:t xml:space="preserve"> BSP APIs</w:t>
+      </w:r>
+      <w:r>
+        <w:t xml:space="preserve"> across insurance renewals, service reminders, and test-drive follow-ups cutting campaign setup time </w:t>
+      </w:r>
+      <w:r>
+        <w:rPr>
+          <w:rStyle w:val="Strong"/>
+        </w:rPr>
+        <w:t>from hours to minutes</w:t>
+      </w:r>
+      <w:r>
+        <w:t>.</w:t>
+      </w:r>
+    </w:p>
+    <w:p>
+      <w:pPr>
+        <w:tabs>
+          <w:tab w:val="right" w:pos="9360"/>
+        </w:tabs>
+        <w:spacing w:before="140" w:after="40"/>
+        <w:rPr>
+          <w:i/>
+          <w:iCs/>
+          <w:color w:val="666666"/>
+          <w:sz w:val="19"/>
+          <w:szCs w:val="19"/>
+        </w:rPr>
+      </w:pPr>
+      <w:r>
+        <w:rPr>
+          <w:b/>
+          <w:bCs/>
+          <w:color w:val="000000"/>
+          <w:sz w:val="21"/>
+          <w:szCs w:val="21"/>
+        </w:rPr>
+        <w:t xml:space="preserve">Backend Developer </w:t>
+      </w:r>
+      <w:r>
+        <w:rPr>
+          <w:b/>
+          <w:bCs/>
+          <w:color w:val="000000"/>
+          <w:sz w:val="21"/>
+          <w:szCs w:val="21"/>
+        </w:rPr>
+        <w:t xml:space="preserve">  </w:t>
+      </w:r>
+      <w:r>
+        <w:rPr>
+          <w:color w:val="555555"/>
+          <w:sz w:val="21"/>
+          <w:szCs w:val="21"/>
+        </w:rPr>
+        <w:t xml:space="preserve">|  </w:t>
+      </w:r>
+      <w:r>
+        <w:rPr>
+          <w:color w:val="555555"/>
+          <w:sz w:val="21"/>
+          <w:szCs w:val="21"/>
+        </w:rPr>
+        <w:t xml:space="preserve"> </w:t>
+      </w:r>
+      <w:proofErr w:type="spellStart"/>
+      <w:r>
+        <w:rPr>
+          <w:i/>
+          <w:iCs/>
+          <w:color w:val="2E75B6"/>
+          <w:sz w:val="21"/>
+          <w:szCs w:val="21"/>
+        </w:rPr>
+        <w:t>CleandeskAI</w:t>
+      </w:r>
+      <w:proofErr w:type="spellEnd"/>
+      <w:r>
+        <w:rPr>
+          <w:i/>
+          <w:iCs/>
+          <w:color w:val="2E75B6"/>
+          <w:sz w:val="21"/>
+          <w:szCs w:val="21"/>
+        </w:rPr>
+        <w:t xml:space="preserve"> </w:t>
+      </w:r>
+      <w:r>
+        <w:rPr>
+          <w:i/>
+          <w:iCs/>
+          <w:color w:val="2E75B6"/>
+          <w:sz w:val="21"/>
+          <w:szCs w:val="21"/>
+        </w:rPr>
+        <w:tab/>
+      </w:r>
+      <w:r>
+        <w:rPr>
+          <w:i/>
+          <w:iCs/>
+          <w:color w:val="666666"/>
+          <w:sz w:val="19"/>
+          <w:szCs w:val="19"/>
+        </w:rPr>
+        <w:t>Apr 2025 – Jul 2025</w:t>
+      </w:r>
+    </w:p>
+    <w:p>
+      <w:pPr>
+        <w:tabs>
+          <w:tab w:val="right" w:pos="9360"/>
+        </w:tabs>
+        <w:spacing w:before="140" w:after="40"/>
+        <w:rPr>
+          <w:i/>
+          <w:iCs/>
+          <w:color w:val="2E75B6"/>
+          <w:sz w:val="21"/>
+          <w:szCs w:val="21"/>
+        </w:rPr>
+      </w:pPr>
     </w:p>
     <w:p>
       <w:pPr>
@@ -935,47 +1388,25 @@
         <w:spacing w:before="30" w:after="30"/>
       </w:pPr>
       <w:r>
-        <w:t xml:space="preserve">Built and maintained </w:t>
-      </w:r>
-      <w:r>
-        <w:rPr>
-          <w:b/>
-          <w:bCs/>
-        </w:rPr>
-        <w:t>48</w:t>
-      </w:r>
-      <w:r>
-        <w:t xml:space="preserve"> documented </w:t>
-      </w:r>
-      <w:r>
-        <w:rPr>
-          <w:b/>
-          <w:bCs/>
-        </w:rPr>
-        <w:t>n8n</w:t>
-      </w:r>
-      <w:r>
-        <w:t xml:space="preserve"> workflows (21 branchwise KPI refresh + 25 dashboard freshness monitoring) integrating </w:t>
-      </w:r>
-      <w:r>
-        <w:rPr>
-          <w:b/>
-          <w:bCs/>
-        </w:rPr>
-        <w:t>Power BI</w:t>
-      </w:r>
-      <w:r>
-        <w:t xml:space="preserve"> executeQueries API, </w:t>
-      </w:r>
-      <w:r>
-        <w:rPr>
-          <w:b/>
-          <w:bCs/>
+        <w:t xml:space="preserve">Designed and shipped </w:t>
+      </w:r>
+      <w:r>
+        <w:rPr>
+          <w:rStyle w:val="Strong"/>
+        </w:rPr>
+        <w:t>5 Django REST Framework API endpoints</w:t>
+      </w:r>
+      <w:r>
+        <w:t xml:space="preserve"> supporting document classification and workspace management in a production </w:t>
+      </w:r>
+      <w:r>
+        <w:rPr>
+          <w:rStyle w:val="Strong"/>
         </w:rPr>
         <w:t>PostgreSQL</w:t>
       </w:r>
       <w:r>
-        <w:t xml:space="preserve"> upserts, and notification steps — replacing manual analytics validation for a 10-branch automotive client.</w:t>
+        <w:t>-backed environment.</w:t>
       </w:r>
     </w:p>
     <w:p>
@@ -988,136 +1419,16 @@
         <w:spacing w:before="30" w:after="30"/>
       </w:pPr>
       <w:r>
-        <w:rPr>
-          <w:rFonts w:asciiTheme="minorHAnsi" w:eastAsia="Times New Roman" w:hAnsiTheme="minorHAnsi" w:cstheme="minorHAnsi"/>
-        </w:rPr>
-        <w:t xml:space="preserve">Built </w:t>
-      </w:r>
-      <w:r>
-        <w:rPr>
-          <w:rFonts w:asciiTheme="minorHAnsi" w:eastAsia="Times New Roman" w:hAnsiTheme="minorHAnsi" w:cstheme="minorHAnsi"/>
-          <w:b/>
-          <w:bCs/>
-        </w:rPr>
-        <w:t>15+ Mautic-n8n automation workflows</w:t>
-      </w:r>
-      <w:r>
-        <w:rPr>
-          <w:rFonts w:asciiTheme="minorHAnsi" w:eastAsia="Times New Roman" w:hAnsiTheme="minorHAnsi" w:cstheme="minorHAnsi"/>
-        </w:rPr>
-        <w:t xml:space="preserve"> on </w:t>
-      </w:r>
-      <w:r>
-        <w:rPr>
-          <w:rFonts w:asciiTheme="minorHAnsi" w:eastAsia="Times New Roman" w:hAnsiTheme="minorHAnsi" w:cstheme="minorHAnsi"/>
-          <w:b/>
-          <w:bCs/>
-        </w:rPr>
-        <w:t>AWS EC2</w:t>
-      </w:r>
-      <w:r>
-        <w:rPr>
-          <w:rFonts w:asciiTheme="minorHAnsi" w:eastAsia="Times New Roman" w:hAnsiTheme="minorHAnsi" w:cstheme="minorHAnsi"/>
-        </w:rPr>
-        <w:t xml:space="preserve"> for </w:t>
-      </w:r>
-      <w:r>
-        <w:rPr>
-          <w:rFonts w:asciiTheme="minorHAnsi" w:eastAsia="Times New Roman" w:hAnsiTheme="minorHAnsi" w:cstheme="minorHAnsi"/>
-          <w:b/>
-          <w:bCs/>
-        </w:rPr>
-        <w:t>Raya MVP</w:t>
-      </w:r>
-      <w:r>
-        <w:rPr>
-          <w:rFonts w:asciiTheme="minorHAnsi" w:eastAsia="Times New Roman" w:hAnsiTheme="minorHAnsi" w:cstheme="minorHAnsi"/>
-        </w:rPr>
-        <w:t xml:space="preserve">, a dealership campaign product, automating </w:t>
-      </w:r>
-      <w:r>
-        <w:rPr>
-          <w:rFonts w:asciiTheme="minorHAnsi" w:eastAsia="Times New Roman" w:hAnsiTheme="minorHAnsi" w:cstheme="minorHAnsi"/>
-          <w:b/>
-          <w:bCs/>
-        </w:rPr>
-        <w:t>WhatsApp and email outreach</w:t>
-      </w:r>
-      <w:r>
-        <w:rPr>
-          <w:rFonts w:asciiTheme="minorHAnsi" w:eastAsia="Times New Roman" w:hAnsiTheme="minorHAnsi" w:cstheme="minorHAnsi"/>
-        </w:rPr>
-        <w:t xml:space="preserve"> via </w:t>
-      </w:r>
-      <w:r>
-        <w:rPr>
-          <w:rFonts w:asciiTheme="minorHAnsi" w:eastAsia="Times New Roman" w:hAnsiTheme="minorHAnsi" w:cstheme="minorHAnsi"/>
-          <w:b/>
-          <w:bCs/>
-        </w:rPr>
-        <w:t>AiSensy BSP APIs</w:t>
-      </w:r>
-      <w:r>
-        <w:rPr>
-          <w:rFonts w:asciiTheme="minorHAnsi" w:eastAsia="Times New Roman" w:hAnsiTheme="minorHAnsi" w:cstheme="minorHAnsi"/>
-        </w:rPr>
-        <w:t xml:space="preserve"> across use cases including </w:t>
-      </w:r>
-      <w:r>
-        <w:rPr>
-          <w:rFonts w:asciiTheme="minorHAnsi" w:eastAsia="Times New Roman" w:hAnsiTheme="minorHAnsi" w:cstheme="minorHAnsi"/>
-          <w:b/>
-          <w:bCs/>
-        </w:rPr>
-        <w:t>insurance renewals</w:t>
-      </w:r>
-      <w:r>
-        <w:rPr>
-          <w:rFonts w:asciiTheme="minorHAnsi" w:eastAsia="Times New Roman" w:hAnsiTheme="minorHAnsi" w:cstheme="minorHAnsi"/>
-        </w:rPr>
-        <w:t xml:space="preserve">, </w:t>
-      </w:r>
-      <w:r>
-        <w:rPr>
-          <w:rFonts w:asciiTheme="minorHAnsi" w:eastAsia="Times New Roman" w:hAnsiTheme="minorHAnsi" w:cstheme="minorHAnsi"/>
-          <w:b/>
-          <w:bCs/>
-        </w:rPr>
-        <w:t>service reminders</w:t>
-      </w:r>
-      <w:r>
-        <w:rPr>
-          <w:rFonts w:asciiTheme="minorHAnsi" w:eastAsia="Times New Roman" w:hAnsiTheme="minorHAnsi" w:cstheme="minorHAnsi"/>
-        </w:rPr>
-        <w:t xml:space="preserve">, and </w:t>
-      </w:r>
-      <w:r>
-        <w:rPr>
-          <w:rFonts w:asciiTheme="minorHAnsi" w:eastAsia="Times New Roman" w:hAnsiTheme="minorHAnsi" w:cstheme="minorHAnsi"/>
-          <w:b/>
-          <w:bCs/>
-        </w:rPr>
-        <w:t>test-drive follow-ups</w:t>
-      </w:r>
-      <w:r>
-        <w:rPr>
-          <w:rFonts w:asciiTheme="minorHAnsi" w:eastAsia="Times New Roman" w:hAnsiTheme="minorHAnsi" w:cstheme="minorHAnsi"/>
-        </w:rPr>
-        <w:t xml:space="preserve"> — reducing campaign setup time </w:t>
-      </w:r>
-      <w:r>
-        <w:rPr>
-          <w:rFonts w:asciiTheme="minorHAnsi" w:eastAsia="Times New Roman" w:hAnsiTheme="minorHAnsi" w:cstheme="minorHAnsi"/>
-          <w:b/>
-          <w:bCs/>
-        </w:rPr>
-        <w:t>from hours to minutes</w:t>
-      </w:r>
-      <w:r>
-        <w:rPr>
-          <w:rFonts w:asciiTheme="minorHAnsi" w:eastAsia="Times New Roman" w:hAnsiTheme="minorHAnsi" w:cstheme="minorHAnsi"/>
-        </w:rPr>
-        <w:t xml:space="preserve">. </w:t>
+        <w:t xml:space="preserve">Diagnosed and resolved </w:t>
+      </w:r>
+      <w:r>
+        <w:rPr>
+          <w:rStyle w:val="Strong"/>
+        </w:rPr>
+        <w:t>10+ backend defects</w:t>
+      </w:r>
+      <w:r>
+        <w:t xml:space="preserve"> across API response handling and data model inconsistencies, improving endpoint reliability for active production users.</w:t>
       </w:r>
     </w:p>
     <w:p>
@@ -1130,67 +1441,160 @@
         <w:spacing w:before="30" w:after="30"/>
       </w:pPr>
       <w:r>
-        <w:rPr>
-          <w:rFonts w:asciiTheme="minorHAnsi" w:eastAsia="Times New Roman" w:hAnsiTheme="minorHAnsi" w:cstheme="minorHAnsi"/>
-        </w:rPr>
-        <w:t xml:space="preserve">Designed and implemented </w:t>
-      </w:r>
-      <w:r>
-        <w:rPr>
-          <w:rFonts w:asciiTheme="minorHAnsi" w:eastAsia="Times New Roman" w:hAnsiTheme="minorHAnsi" w:cstheme="minorHAnsi"/>
-          <w:b/>
-          <w:bCs/>
-        </w:rPr>
-        <w:t>branch-level and client-specific contact segmentation pipelines</w:t>
-      </w:r>
-      <w:r>
-        <w:rPr>
-          <w:rFonts w:asciiTheme="minorHAnsi" w:eastAsia="Times New Roman" w:hAnsiTheme="minorHAnsi" w:cstheme="minorHAnsi"/>
-        </w:rPr>
-        <w:t xml:space="preserve"> serving </w:t>
-      </w:r>
-      <w:r>
-        <w:rPr>
-          <w:rFonts w:asciiTheme="minorHAnsi" w:eastAsia="Times New Roman" w:hAnsiTheme="minorHAnsi" w:cstheme="minorHAnsi"/>
-          <w:b/>
-          <w:bCs/>
-        </w:rPr>
-        <w:t>500+ dealership contacts</w:t>
-      </w:r>
-      <w:r>
-        <w:rPr>
-          <w:rFonts w:asciiTheme="minorHAnsi" w:eastAsia="Times New Roman" w:hAnsiTheme="minorHAnsi" w:cstheme="minorHAnsi"/>
-        </w:rPr>
-        <w:t xml:space="preserve"> across multiple </w:t>
-      </w:r>
-      <w:r>
-        <w:rPr>
-          <w:rFonts w:asciiTheme="minorHAnsi" w:eastAsia="Times New Roman" w:hAnsiTheme="minorHAnsi" w:cstheme="minorHAnsi"/>
-          <w:b/>
-          <w:bCs/>
-        </w:rPr>
-        <w:t>tenant configurations</w:t>
-      </w:r>
-      <w:r>
-        <w:rPr>
-          <w:rFonts w:asciiTheme="minorHAnsi" w:eastAsia="Times New Roman" w:hAnsiTheme="minorHAnsi" w:cstheme="minorHAnsi"/>
-        </w:rPr>
-        <w:t xml:space="preserve">, enabling </w:t>
-      </w:r>
-      <w:r>
-        <w:rPr>
-          <w:rFonts w:asciiTheme="minorHAnsi" w:eastAsia="Times New Roman" w:hAnsiTheme="minorHAnsi" w:cstheme="minorHAnsi"/>
-          <w:b/>
-          <w:bCs/>
-        </w:rPr>
-        <w:t>personalized campaign delivery</w:t>
-      </w:r>
-      <w:r>
-        <w:rPr>
-          <w:rFonts w:asciiTheme="minorHAnsi" w:eastAsia="Times New Roman" w:hAnsiTheme="minorHAnsi" w:cstheme="minorHAnsi"/>
-        </w:rPr>
-        <w:t xml:space="preserve"> at scale without manual list management. </w:t>
-      </w:r>
+        <w:lastRenderedPageBreak/>
+        <w:t xml:space="preserve">Traced and corrected </w:t>
+      </w:r>
+      <w:r>
+        <w:rPr>
+          <w:rStyle w:val="Strong"/>
+        </w:rPr>
+        <w:t>PostgreSQL query logic</w:t>
+      </w:r>
+      <w:r>
+        <w:t xml:space="preserve"> returning incorrect or missing data, restoring </w:t>
+      </w:r>
+      <w:r>
+        <w:rPr>
+          <w:rStyle w:val="Strong"/>
+        </w:rPr>
+        <w:t>data integrity for 20 users</w:t>
+      </w:r>
+      <w:r>
+        <w:t xml:space="preserve"> without downtime.</w:t>
+      </w:r>
+    </w:p>
+    <w:p>
+      <w:pPr>
+        <w:tabs>
+          <w:tab w:val="right" w:pos="9360"/>
+        </w:tabs>
+        <w:spacing w:before="140" w:after="40"/>
+        <w:rPr>
+          <w:b/>
+          <w:bCs/>
+          <w:color w:val="000000"/>
+          <w:sz w:val="21"/>
+          <w:szCs w:val="21"/>
+        </w:rPr>
+      </w:pPr>
+    </w:p>
+    <w:p>
+      <w:pPr>
+        <w:tabs>
+          <w:tab w:val="right" w:pos="9360"/>
+        </w:tabs>
+        <w:spacing w:before="140" w:after="40"/>
+        <w:rPr>
+          <w:i/>
+          <w:iCs/>
+          <w:color w:val="2E75B6"/>
+          <w:sz w:val="21"/>
+          <w:szCs w:val="21"/>
+        </w:rPr>
+      </w:pPr>
+      <w:r>
+        <w:rPr>
+          <w:b/>
+          <w:bCs/>
+          <w:color w:val="000000"/>
+          <w:sz w:val="21"/>
+          <w:szCs w:val="21"/>
+        </w:rPr>
+        <w:t xml:space="preserve">Backend Engineer </w:t>
+      </w:r>
+      <w:r>
+        <w:rPr>
+          <w:b/>
+          <w:bCs/>
+          <w:color w:val="000000"/>
+          <w:sz w:val="21"/>
+          <w:szCs w:val="21"/>
+        </w:rPr>
+        <w:t xml:space="preserve">  </w:t>
+      </w:r>
+      <w:r>
+        <w:rPr>
+          <w:color w:val="555555"/>
+          <w:sz w:val="21"/>
+          <w:szCs w:val="21"/>
+        </w:rPr>
+        <w:t xml:space="preserve">| </w:t>
+      </w:r>
+      <w:r>
+        <w:rPr>
+          <w:color w:val="555555"/>
+          <w:sz w:val="21"/>
+          <w:szCs w:val="21"/>
+        </w:rPr>
+        <w:t xml:space="preserve"> </w:t>
+      </w:r>
+      <w:r>
+        <w:rPr>
+          <w:color w:val="555555"/>
+          <w:sz w:val="21"/>
+          <w:szCs w:val="21"/>
+        </w:rPr>
+        <w:t xml:space="preserve"> </w:t>
+      </w:r>
+      <w:proofErr w:type="spellStart"/>
+      <w:r>
+        <w:rPr>
+          <w:i/>
+          <w:iCs/>
+          <w:color w:val="2E75B6"/>
+          <w:sz w:val="21"/>
+          <w:szCs w:val="21"/>
+        </w:rPr>
+        <w:t>Simbiotik</w:t>
+      </w:r>
+      <w:proofErr w:type="spellEnd"/>
+      <w:r>
+        <w:rPr>
+          <w:i/>
+          <w:iCs/>
+          <w:color w:val="2E75B6"/>
+          <w:sz w:val="21"/>
+          <w:szCs w:val="21"/>
+        </w:rPr>
+        <w:t xml:space="preserve"> Technologies</w:t>
+      </w:r>
+      <w:r>
+        <w:rPr>
+          <w:i/>
+          <w:iCs/>
+          <w:color w:val="2E75B6"/>
+          <w:sz w:val="21"/>
+          <w:szCs w:val="21"/>
+        </w:rPr>
+        <w:t xml:space="preserve"> </w:t>
+      </w:r>
+      <w:r>
+        <w:rPr>
+          <w:i/>
+          <w:iCs/>
+          <w:color w:val="2E75B6"/>
+          <w:sz w:val="21"/>
+          <w:szCs w:val="21"/>
+        </w:rPr>
+        <w:tab/>
+      </w:r>
+      <w:r>
+        <w:rPr>
+          <w:i/>
+          <w:iCs/>
+          <w:color w:val="666666"/>
+          <w:sz w:val="19"/>
+          <w:szCs w:val="19"/>
+        </w:rPr>
+        <w:t>May 2024 – Jun 2024</w:t>
+      </w:r>
+    </w:p>
+    <w:p>
+      <w:pPr>
+        <w:pStyle w:val="ListParagraph"/>
+        <w:spacing w:before="30" w:after="30"/>
+        <w:ind w:left="480"/>
+      </w:pPr>
     </w:p>
     <w:p>
       <w:pPr>
@@ -1200,165 +1604,75 @@
           <w:numId w:val="2"/>
         </w:numPr>
         <w:spacing w:before="30" w:after="30"/>
-        <w:rPr>
-          <w:rFonts w:asciiTheme="minorHAnsi" w:hAnsiTheme="minorHAnsi" w:cstheme="minorHAnsi"/>
-        </w:rPr>
-      </w:pPr>
-      <w:r>
-        <w:rPr>
-          <w:rFonts w:asciiTheme="minorHAnsi" w:eastAsia="Times New Roman" w:hAnsiTheme="minorHAnsi" w:cstheme="minorHAnsi"/>
-        </w:rPr>
-        <w:lastRenderedPageBreak/>
-        <w:t xml:space="preserve">Engineered the migration from manual campaign operations to a </w:t>
-      </w:r>
-      <w:r>
-        <w:rPr>
-          <w:rFonts w:asciiTheme="minorHAnsi" w:eastAsia="Times New Roman" w:hAnsiTheme="minorHAnsi" w:cstheme="minorHAnsi"/>
-          <w:b/>
-          <w:bCs/>
-        </w:rPr>
-        <w:t>Mautic-n8n automation backend</w:t>
-      </w:r>
-      <w:r>
-        <w:rPr>
-          <w:rFonts w:asciiTheme="minorHAnsi" w:eastAsia="Times New Roman" w:hAnsiTheme="minorHAnsi" w:cstheme="minorHAnsi"/>
-        </w:rPr>
-        <w:t xml:space="preserve">, cutting recurring campaign execution effort significantly and enabling the team to manage outreach across </w:t>
-      </w:r>
-      <w:r>
-        <w:rPr>
-          <w:rFonts w:asciiTheme="minorHAnsi" w:eastAsia="Times New Roman" w:hAnsiTheme="minorHAnsi" w:cstheme="minorHAnsi"/>
-          <w:b/>
-          <w:bCs/>
-        </w:rPr>
-        <w:t>3–5 dealership branches</w:t>
-      </w:r>
-      <w:r>
-        <w:rPr>
-          <w:rFonts w:asciiTheme="minorHAnsi" w:eastAsia="Times New Roman" w:hAnsiTheme="minorHAnsi" w:cstheme="minorHAnsi"/>
-        </w:rPr>
-        <w:t xml:space="preserve"> from a </w:t>
-      </w:r>
-      <w:r>
-        <w:rPr>
-          <w:rFonts w:asciiTheme="minorHAnsi" w:eastAsia="Times New Roman" w:hAnsiTheme="minorHAnsi" w:cstheme="minorHAnsi"/>
-          <w:b/>
-          <w:bCs/>
-        </w:rPr>
-        <w:t>single orchestrated workflow layer</w:t>
-      </w:r>
-      <w:r>
-        <w:rPr>
-          <w:rFonts w:asciiTheme="minorHAnsi" w:eastAsia="Times New Roman" w:hAnsiTheme="minorHAnsi" w:cstheme="minorHAnsi"/>
-        </w:rPr>
+      </w:pPr>
+      <w:r>
+        <w:t xml:space="preserve">Built </w:t>
+      </w:r>
+      <w:r>
+        <w:rPr>
+          <w:rStyle w:val="Strong"/>
+        </w:rPr>
+        <w:t>15+ backend modules</w:t>
+      </w:r>
+      <w:r>
+        <w:t xml:space="preserve"> for an </w:t>
+      </w:r>
+      <w:r>
+        <w:rPr>
+          <w:rStyle w:val="Strong"/>
+        </w:rPr>
+        <w:t>HRMS platform</w:t>
+      </w:r>
+      <w:r>
+        <w:t xml:space="preserve"> using </w:t>
+      </w:r>
+      <w:proofErr w:type="spellStart"/>
+      <w:r>
+        <w:rPr>
+          <w:rStyle w:val="Strong"/>
+        </w:rPr>
+        <w:t>NestJS</w:t>
+      </w:r>
+      <w:proofErr w:type="spellEnd"/>
+      <w:r>
+        <w:t xml:space="preserve">, </w:t>
+      </w:r>
+      <w:r>
+        <w:rPr>
+          <w:rStyle w:val="Strong"/>
+        </w:rPr>
+        <w:t>MongoDB</w:t>
+      </w:r>
+      <w:r>
+        <w:t xml:space="preserve">, and </w:t>
+      </w:r>
+      <w:r>
+        <w:rPr>
+          <w:rStyle w:val="Strong"/>
+        </w:rPr>
+        <w:t>Mongoose</w:t>
+      </w:r>
+      <w:r>
+        <w:t xml:space="preserve"> implementing </w:t>
+      </w:r>
+      <w:r>
+        <w:rPr>
+          <w:rStyle w:val="Strong"/>
+        </w:rPr>
+        <w:t>CRUD APIs</w:t>
+      </w:r>
+      <w:r>
+        <w:t xml:space="preserve"> across users, employees, tasks, and policy management with </w:t>
+      </w:r>
+      <w:r>
+        <w:rPr>
+          <w:rStyle w:val="Strong"/>
+        </w:rPr>
+        <w:t>role-guarded endpoints</w:t>
+      </w:r>
+      <w:r>
         <w:t>.</w:t>
       </w:r>
-    </w:p>
-    <w:p>
-      <w:pPr>
-        <w:tabs>
-          <w:tab w:val="right" w:pos="9360"/>
-        </w:tabs>
-        <w:spacing w:before="140" w:after="40"/>
-        <w:rPr>
-          <w:i/>
-          <w:iCs/>
-          <w:color w:val="666666"/>
-          <w:sz w:val="19"/>
-          <w:szCs w:val="19"/>
-        </w:rPr>
-      </w:pPr>
-      <w:r>
-        <w:rPr>
-          <w:b/>
-          <w:bCs/>
-          <w:color w:val="000000"/>
-          <w:sz w:val="21"/>
-          <w:szCs w:val="21"/>
-        </w:rPr>
-        <w:t xml:space="preserve">Backend Developer </w:t>
-      </w:r>
-      <w:r>
-        <w:rPr>
-          <w:b/>
-          <w:bCs/>
-          <w:color w:val="000000"/>
-          <w:sz w:val="21"/>
-          <w:szCs w:val="21"/>
-        </w:rPr>
-        <w:t xml:space="preserve">  </w:t>
-      </w:r>
-      <w:r>
-        <w:rPr>
-          <w:color w:val="555555"/>
-          <w:sz w:val="21"/>
-          <w:szCs w:val="21"/>
-        </w:rPr>
-        <w:t xml:space="preserve">|  </w:t>
-      </w:r>
-      <w:r>
-        <w:rPr>
-          <w:color w:val="555555"/>
-          <w:sz w:val="21"/>
-          <w:szCs w:val="21"/>
-        </w:rPr>
-        <w:t xml:space="preserve"> </w:t>
-      </w:r>
-      <w:r>
-        <w:rPr>
-          <w:i/>
-          <w:iCs/>
-          <w:color w:val="2E75B6"/>
-          <w:sz w:val="21"/>
-          <w:szCs w:val="21"/>
-        </w:rPr>
-        <w:t>CleandeskAI</w:t>
-      </w:r>
-      <w:r>
-        <w:rPr>
-          <w:i/>
-          <w:iCs/>
-          <w:color w:val="2E75B6"/>
-          <w:sz w:val="21"/>
-          <w:szCs w:val="21"/>
-        </w:rPr>
-        <w:t xml:space="preserve"> </w:t>
-      </w:r>
-      <w:r>
-        <w:rPr>
-          <w:i/>
-          <w:iCs/>
-          <w:color w:val="2E75B6"/>
-          <w:sz w:val="21"/>
-          <w:szCs w:val="21"/>
-        </w:rPr>
-        <w:tab/>
-      </w:r>
-      <w:r>
-        <w:rPr>
-          <w:i/>
-          <w:iCs/>
-          <w:color w:val="666666"/>
-          <w:sz w:val="19"/>
-          <w:szCs w:val="19"/>
-        </w:rPr>
-        <w:t>Apr 2025 – Jul 2025</w:t>
-      </w:r>
-    </w:p>
-    <w:p>
-      <w:pPr>
-        <w:tabs>
-          <w:tab w:val="right" w:pos="9360"/>
-        </w:tabs>
-        <w:spacing w:before="140" w:after="40"/>
-        <w:rPr>
-          <w:i/>
-          <w:iCs/>
-          <w:color w:val="2E75B6"/>
-          <w:sz w:val="21"/>
-          <w:szCs w:val="21"/>
-        </w:rPr>
-      </w:pPr>
     </w:p>
     <w:p>
       <w:pPr>
@@ -1370,18 +1684,187 @@
         <w:spacing w:before="30" w:after="30"/>
       </w:pPr>
       <w:r>
-        <w:t xml:space="preserve">Designed and shipped 5 </w:t>
-      </w:r>
-      <w:r>
-        <w:rPr>
-          <w:b/>
-          <w:bCs/>
-        </w:rPr>
-        <w:t>Django REST Framework</w:t>
-      </w:r>
-      <w:r>
-        <w:t xml:space="preserve"> API endpoints supporting document classification and workspace management features in a production PostgreSQL-backed environment.</w:t>
-      </w:r>
+        <w:t xml:space="preserve">Secured </w:t>
+      </w:r>
+      <w:r>
+        <w:rPr>
+          <w:rStyle w:val="Strong"/>
+        </w:rPr>
+        <w:t>15+ API routes</w:t>
+      </w:r>
+      <w:r>
+        <w:t xml:space="preserve"> by implementing </w:t>
+      </w:r>
+      <w:r>
+        <w:rPr>
+          <w:rStyle w:val="Strong"/>
+        </w:rPr>
+        <w:t>JWT- and Passport-based authentication</w:t>
+      </w:r>
+      <w:r>
+        <w:t xml:space="preserve"> with </w:t>
+      </w:r>
+      <w:proofErr w:type="spellStart"/>
+      <w:r>
+        <w:rPr>
+          <w:rStyle w:val="Strong"/>
+        </w:rPr>
+        <w:t>bcrypt</w:t>
+      </w:r>
+      <w:proofErr w:type="spellEnd"/>
+      <w:r>
+        <w:rPr>
+          <w:rStyle w:val="Strong"/>
+        </w:rPr>
+        <w:t xml:space="preserve"> password hashing</w:t>
+      </w:r>
+      <w:r>
+        <w:t xml:space="preserve">, </w:t>
+      </w:r>
+      <w:r>
+        <w:rPr>
+          <w:rStyle w:val="Strong"/>
+        </w:rPr>
+        <w:t>OTP-based MFA</w:t>
+      </w:r>
+      <w:r>
+        <w:t xml:space="preserve">, and </w:t>
+      </w:r>
+      <w:r>
+        <w:rPr>
+          <w:rStyle w:val="Strong"/>
+        </w:rPr>
+        <w:t>ABAC role guards</w:t>
+      </w:r>
+      <w:r>
+        <w:t xml:space="preserve"> eliminating unauthorized access across all protected endpoints.</w:t>
+      </w:r>
+    </w:p>
+    <w:p>
+      <w:pPr>
+        <w:tabs>
+          <w:tab w:val="right" w:pos="9360"/>
+        </w:tabs>
+        <w:spacing w:before="140" w:after="40"/>
+        <w:rPr>
+          <w:i/>
+          <w:iCs/>
+          <w:color w:val="666666"/>
+          <w:sz w:val="19"/>
+          <w:szCs w:val="19"/>
+        </w:rPr>
+      </w:pPr>
+      <w:r>
+        <w:rPr>
+          <w:b/>
+          <w:bCs/>
+          <w:color w:val="000000"/>
+          <w:sz w:val="21"/>
+          <w:szCs w:val="21"/>
+        </w:rPr>
+        <w:t xml:space="preserve">AI/ML Engineer </w:t>
+      </w:r>
+      <w:r>
+        <w:rPr>
+          <w:b/>
+          <w:bCs/>
+          <w:color w:val="000000"/>
+          <w:sz w:val="21"/>
+          <w:szCs w:val="21"/>
+        </w:rPr>
+        <w:t xml:space="preserve">  </w:t>
+      </w:r>
+      <w:r>
+        <w:rPr>
+          <w:color w:val="555555"/>
+          <w:sz w:val="21"/>
+          <w:szCs w:val="21"/>
+        </w:rPr>
+        <w:t xml:space="preserve">| </w:t>
+      </w:r>
+      <w:r>
+        <w:rPr>
+          <w:color w:val="555555"/>
+          <w:sz w:val="21"/>
+          <w:szCs w:val="21"/>
+        </w:rPr>
+        <w:t xml:space="preserve"> </w:t>
+      </w:r>
+      <w:r>
+        <w:rPr>
+          <w:color w:val="555555"/>
+          <w:sz w:val="21"/>
+          <w:szCs w:val="21"/>
+        </w:rPr>
+        <w:t xml:space="preserve"> </w:t>
+      </w:r>
+      <w:proofErr w:type="spellStart"/>
+      <w:r>
+        <w:rPr>
+          <w:i/>
+          <w:iCs/>
+          <w:color w:val="2E75B6"/>
+          <w:sz w:val="21"/>
+          <w:szCs w:val="21"/>
+        </w:rPr>
+        <w:t>Zidio</w:t>
+      </w:r>
+      <w:proofErr w:type="spellEnd"/>
+      <w:r>
+        <w:rPr>
+          <w:i/>
+          <w:iCs/>
+          <w:color w:val="2E75B6"/>
+          <w:sz w:val="21"/>
+          <w:szCs w:val="21"/>
+        </w:rPr>
+        <w:t xml:space="preserve"> Development</w:t>
+      </w:r>
+      <w:r>
+        <w:rPr>
+          <w:i/>
+          <w:iCs/>
+          <w:color w:val="2E75B6"/>
+          <w:sz w:val="21"/>
+          <w:szCs w:val="21"/>
+        </w:rPr>
+        <w:t xml:space="preserve"> </w:t>
+      </w:r>
+      <w:r>
+        <w:rPr>
+          <w:i/>
+          <w:iCs/>
+          <w:color w:val="2E75B6"/>
+          <w:sz w:val="21"/>
+          <w:szCs w:val="21"/>
+        </w:rPr>
+        <w:tab/>
+      </w:r>
+      <w:r>
+        <w:rPr>
+          <w:i/>
+          <w:iCs/>
+          <w:color w:val="666666"/>
+          <w:sz w:val="19"/>
+          <w:szCs w:val="19"/>
+        </w:rPr>
+        <w:t>Jul 2024 – Aug 2024</w:t>
+      </w:r>
+    </w:p>
+    <w:p>
+      <w:pPr>
+        <w:tabs>
+          <w:tab w:val="right" w:pos="9360"/>
+        </w:tabs>
+        <w:spacing w:before="140" w:after="40"/>
+        <w:rPr>
+          <w:i/>
+          <w:iCs/>
+          <w:color w:val="666666"/>
+          <w:sz w:val="19"/>
+          <w:szCs w:val="19"/>
+        </w:rPr>
+      </w:pPr>
     </w:p>
     <w:p>
       <w:pPr>
@@ -1393,17 +1876,121 @@
         <w:spacing w:before="30" w:after="30"/>
       </w:pPr>
       <w:r>
-        <w:t xml:space="preserve">Diagnosed and resolved </w:t>
-      </w:r>
-      <w:r>
-        <w:rPr>
-          <w:b/>
-          <w:bCs/>
-        </w:rPr>
-        <w:t>10+</w:t>
-      </w:r>
-      <w:r>
-        <w:t xml:space="preserve"> backend defects across API response handling and data model inconsistencies, improving endpoint reliability and reducing client-reported errors.</w:t>
+        <w:t xml:space="preserve">Trained an </w:t>
+      </w:r>
+      <w:r>
+        <w:rPr>
+          <w:rStyle w:val="Strong"/>
+        </w:rPr>
+        <w:t>LSTM-based speech emotion recognition model</w:t>
+      </w:r>
+      <w:r>
+        <w:t xml:space="preserve"> on the </w:t>
+      </w:r>
+      <w:r>
+        <w:rPr>
+          <w:rStyle w:val="Strong"/>
+        </w:rPr>
+        <w:t>TESS dataset</w:t>
+      </w:r>
+      <w:r>
+        <w:t xml:space="preserve">, achieving </w:t>
+      </w:r>
+      <w:r>
+        <w:rPr>
+          <w:rStyle w:val="Strong"/>
+        </w:rPr>
+        <w:t>97.6% validation accuracy</w:t>
+      </w:r>
+      <w:r>
+        <w:t xml:space="preserve"> across </w:t>
+      </w:r>
+      <w:r>
+        <w:rPr>
+          <w:rStyle w:val="Strong"/>
+        </w:rPr>
+        <w:t>7 emotion classes</w:t>
+      </w:r>
+      <w:r>
+        <w:t xml:space="preserve"> up from a </w:t>
+      </w:r>
+      <w:r>
+        <w:rPr>
+          <w:rStyle w:val="Strong"/>
+        </w:rPr>
+        <w:t>66% baseline</w:t>
+      </w:r>
+      <w:r>
+        <w:t xml:space="preserve"> over 30 epochs through </w:t>
+      </w:r>
+      <w:r>
+        <w:rPr>
+          <w:rStyle w:val="Strong"/>
+        </w:rPr>
+        <w:t>MFCC feature engineering</w:t>
+      </w:r>
+      <w:r>
+        <w:t xml:space="preserve"> and iterative hyperparameter tuning.</w:t>
+      </w:r>
+    </w:p>
+    <w:p>
+      <w:pPr>
+        <w:pBdr>
+          <w:bottom w:val="single" w:sz="6" w:space="4" w:color="2E75B6"/>
+        </w:pBdr>
+        <w:spacing w:before="200" w:after="80"/>
+      </w:pPr>
+      <w:r>
+        <w:rPr>
+          <w:b/>
+          <w:bCs/>
+          <w:color w:val="1F4E79"/>
+          <w:sz w:val="22"/>
+          <w:szCs w:val="22"/>
+        </w:rPr>
+        <w:t>PROJECTS</w:t>
+      </w:r>
+    </w:p>
+    <w:p>
+      <w:pPr>
+        <w:spacing w:before="140" w:after="20"/>
+      </w:pPr>
+      <w:r>
+        <w:rPr>
+          <w:b/>
+          <w:bCs/>
+          <w:color w:val="000000"/>
+          <w:sz w:val="21"/>
+          <w:szCs w:val="21"/>
+        </w:rPr>
+        <w:t>Secure Data Storage &amp; Controlled File Sharing System</w:t>
+      </w:r>
+    </w:p>
+    <w:p>
+      <w:pPr>
+        <w:spacing w:after="30"/>
+      </w:pPr>
+      <w:r>
+        <w:rPr>
+          <w:b/>
+          <w:bCs/>
+          <w:i/>
+          <w:iCs/>
+          <w:color w:val="555555"/>
+          <w:sz w:val="19"/>
+          <w:szCs w:val="19"/>
+        </w:rPr>
+        <w:t xml:space="preserve">Tech Stack: </w:t>
+      </w:r>
+      <w:r>
+        <w:rPr>
+          <w:i/>
+          <w:iCs/>
+          <w:color w:val="555555"/>
+          <w:sz w:val="19"/>
+          <w:szCs w:val="19"/>
+        </w:rPr>
+        <w:t>Java, Spring Boot, Flask, AES-256, RSA, ABAC, scikit-learn (Isolation Forest)</w:t>
       </w:r>
     </w:p>
     <w:p>
@@ -1416,139 +2003,62 @@
         <w:spacing w:before="30" w:after="30"/>
       </w:pPr>
       <w:r>
-        <w:t xml:space="preserve">Implemented backend data model improvements and query fixes in </w:t>
-      </w:r>
-      <w:r>
-        <w:rPr>
-          <w:b/>
-          <w:bCs/>
-        </w:rPr>
-        <w:t>PostgreSQL</w:t>
-      </w:r>
-      <w:r>
-        <w:t>, improving data consistency and application stability for active users.</w:t>
-      </w:r>
-    </w:p>
-    <w:p>
-      <w:pPr>
-        <w:tabs>
-          <w:tab w:val="right" w:pos="9360"/>
-        </w:tabs>
-        <w:spacing w:before="140" w:after="40"/>
-        <w:rPr>
-          <w:b/>
-          <w:bCs/>
-          <w:color w:val="000000"/>
-          <w:sz w:val="21"/>
-          <w:szCs w:val="21"/>
-        </w:rPr>
-      </w:pPr>
-    </w:p>
-    <w:p>
-      <w:pPr>
-        <w:tabs>
-          <w:tab w:val="right" w:pos="9360"/>
-        </w:tabs>
-        <w:spacing w:before="140" w:after="40"/>
-        <w:rPr>
-          <w:i/>
-          <w:iCs/>
-          <w:color w:val="2E75B6"/>
-          <w:sz w:val="21"/>
-          <w:szCs w:val="21"/>
-        </w:rPr>
-      </w:pPr>
-      <w:r>
-        <w:rPr>
-          <w:b/>
-          <w:bCs/>
-          <w:color w:val="000000"/>
-          <w:sz w:val="21"/>
-          <w:szCs w:val="21"/>
-        </w:rPr>
-        <w:t xml:space="preserve">Backend Engineer </w:t>
-      </w:r>
-      <w:r>
-        <w:rPr>
-          <w:b/>
-          <w:bCs/>
-          <w:color w:val="000000"/>
-          <w:sz w:val="21"/>
-          <w:szCs w:val="21"/>
-        </w:rPr>
-        <w:t xml:space="preserve">  </w:t>
-      </w:r>
-      <w:r>
-        <w:rPr>
-          <w:color w:val="555555"/>
-          <w:sz w:val="21"/>
-          <w:szCs w:val="21"/>
-        </w:rPr>
-        <w:t xml:space="preserve">| </w:t>
-      </w:r>
-      <w:r>
-        <w:rPr>
-          <w:color w:val="555555"/>
-          <w:sz w:val="21"/>
-          <w:szCs w:val="21"/>
-        </w:rPr>
-        <w:t xml:space="preserve"> </w:t>
-      </w:r>
-      <w:r>
-        <w:rPr>
-          <w:color w:val="555555"/>
-          <w:sz w:val="21"/>
-          <w:szCs w:val="21"/>
-        </w:rPr>
-        <w:t xml:space="preserve"> </w:t>
-      </w:r>
-      <w:r>
-        <w:rPr>
-          <w:i/>
-          <w:iCs/>
-          <w:color w:val="2E75B6"/>
-          <w:sz w:val="21"/>
-          <w:szCs w:val="21"/>
-        </w:rPr>
-        <w:t>Simbiotik Technologies</w:t>
-      </w:r>
-      <w:r>
-        <w:rPr>
-          <w:i/>
-          <w:iCs/>
-          <w:color w:val="2E75B6"/>
-          <w:sz w:val="21"/>
-          <w:szCs w:val="21"/>
-        </w:rPr>
-        <w:t xml:space="preserve"> </w:t>
-      </w:r>
-      <w:r>
-        <w:rPr>
-          <w:i/>
-          <w:iCs/>
-          <w:color w:val="2E75B6"/>
-          <w:sz w:val="21"/>
-          <w:szCs w:val="21"/>
-        </w:rPr>
-        <w:tab/>
-      </w:r>
-      <w:r>
-        <w:rPr>
-          <w:i/>
-          <w:iCs/>
-          <w:color w:val="666666"/>
-          <w:sz w:val="19"/>
-          <w:szCs w:val="19"/>
-        </w:rPr>
-        <w:t>May 2024 – Jun 2024</w:t>
-      </w:r>
-    </w:p>
-    <w:p>
-      <w:pPr>
-        <w:pStyle w:val="ListParagraph"/>
-        <w:spacing w:before="30" w:after="30"/>
-        <w:ind w:left="480"/>
-      </w:pPr>
+        <w:t xml:space="preserve">Architected a </w:t>
+      </w:r>
+      <w:r>
+        <w:rPr>
+          <w:rStyle w:val="Strong"/>
+        </w:rPr>
+        <w:t>multi-role secure file-sharing system</w:t>
+      </w:r>
+      <w:r>
+        <w:t xml:space="preserve"> in </w:t>
+      </w:r>
+      <w:r>
+        <w:rPr>
+          <w:rStyle w:val="Strong"/>
+        </w:rPr>
+        <w:t>Spring Boot</w:t>
+      </w:r>
+      <w:r>
+        <w:t xml:space="preserve"> supporting upload, access-request, approval, and download workflows across </w:t>
+      </w:r>
+      <w:r>
+        <w:rPr>
+          <w:rStyle w:val="Strong"/>
+        </w:rPr>
+        <w:t>5 user roles</w:t>
+      </w:r>
+      <w:r>
+        <w:t xml:space="preserve">, implementing </w:t>
+      </w:r>
+      <w:r>
+        <w:rPr>
+          <w:rStyle w:val="Strong"/>
+        </w:rPr>
+        <w:t>AES-256 file encryption</w:t>
+      </w:r>
+      <w:r>
+        <w:t xml:space="preserve">, </w:t>
+      </w:r>
+      <w:r>
+        <w:rPr>
+          <w:rStyle w:val="Strong"/>
+        </w:rPr>
+        <w:t>RSA key exchange</w:t>
+      </w:r>
+      <w:r>
+        <w:t xml:space="preserve">, and </w:t>
+      </w:r>
+      <w:r>
+        <w:rPr>
+          <w:rStyle w:val="Strong"/>
+        </w:rPr>
+        <w:t>policy-based ABAC access control</w:t>
+      </w:r>
+      <w:r>
+        <w:t xml:space="preserve"> with a full audit trail.</w:t>
+      </w:r>
     </w:p>
     <w:p>
       <w:pPr>
@@ -1560,37 +2070,179 @@
         <w:spacing w:before="30" w:after="30"/>
       </w:pPr>
       <w:r>
-        <w:t xml:space="preserve">Built backend modules for an HRMS platform using </w:t>
-      </w:r>
-      <w:r>
-        <w:rPr>
-          <w:b/>
-          <w:bCs/>
-        </w:rPr>
-        <w:t>NestJS</w:t>
-      </w:r>
-      <w:r>
+        <w:t xml:space="preserve">Built a </w:t>
+      </w:r>
+      <w:r>
+        <w:rPr>
+          <w:rStyle w:val="Strong"/>
+        </w:rPr>
+        <w:t>Flask anomaly-detection microservice</w:t>
+      </w:r>
+      <w:r>
+        <w:t xml:space="preserve"> using an </w:t>
+      </w:r>
+      <w:r>
+        <w:rPr>
+          <w:rStyle w:val="Strong"/>
+        </w:rPr>
+        <w:t>Isolation Forest model</w:t>
+      </w:r>
+      <w:r>
+        <w:t xml:space="preserve"> and rule-based scoring to flag suspicious access </w:t>
+      </w:r>
+      <w:proofErr w:type="spellStart"/>
+      <w:r>
+        <w:t>behavior</w:t>
+      </w:r>
+      <w:proofErr w:type="spellEnd"/>
+      <w:r>
+        <w:t xml:space="preserve"> across </w:t>
+      </w:r>
+      <w:r>
+        <w:rPr>
+          <w:rStyle w:val="Strong"/>
+        </w:rPr>
+        <w:t>4 user roles</w:t>
+      </w:r>
+      <w:r>
+        <w:t xml:space="preserve"> achieving </w:t>
+      </w:r>
+      <w:r>
+        <w:rPr>
+          <w:rStyle w:val="Strong"/>
+        </w:rPr>
+        <w:t>100% recall</w:t>
+      </w:r>
+      <w:r>
+        <w:t xml:space="preserve"> and </w:t>
+      </w:r>
+      <w:r>
+        <w:rPr>
+          <w:rStyle w:val="Strong"/>
+        </w:rPr>
+        <w:t>0.611 F1 score</w:t>
+      </w:r>
+      <w:r>
+        <w:t xml:space="preserve"> on test data, with real-time </w:t>
+      </w:r>
+      <w:r>
+        <w:rPr>
+          <w:rStyle w:val="Strong"/>
+        </w:rPr>
+        <w:t>email alerts</w:t>
+      </w:r>
+      <w:r>
+        <w:t xml:space="preserve"> to administrators.</w:t>
+      </w:r>
+    </w:p>
+    <w:p>
+      <w:pPr>
+        <w:spacing w:before="140" w:after="20"/>
+      </w:pPr>
+      <w:proofErr w:type="spellStart"/>
+      <w:r>
+        <w:rPr>
+          <w:b/>
+          <w:bCs/>
+          <w:color w:val="000000"/>
+          <w:sz w:val="21"/>
+          <w:szCs w:val="21"/>
+        </w:rPr>
+        <w:t>CityPulse</w:t>
+      </w:r>
+      <w:proofErr w:type="spellEnd"/>
+      <w:r>
+        <w:rPr>
+          <w:b/>
+          <w:bCs/>
+          <w:color w:val="000000"/>
+          <w:sz w:val="21"/>
+          <w:szCs w:val="21"/>
+        </w:rPr>
+        <w:t xml:space="preserve"> — Event Recommendation Chatbot</w:t>
+      </w:r>
+    </w:p>
+    <w:p>
+      <w:pPr>
+        <w:spacing w:after="30"/>
+      </w:pPr>
+      <w:r>
+        <w:rPr>
+          <w:b/>
+          <w:bCs/>
+          <w:i/>
+          <w:iCs/>
+          <w:color w:val="555555"/>
+          <w:sz w:val="19"/>
+          <w:szCs w:val="19"/>
+        </w:rPr>
+        <w:t xml:space="preserve">Tech Stack: </w:t>
+      </w:r>
+      <w:proofErr w:type="spellStart"/>
+      <w:r>
+        <w:rPr>
+          <w:i/>
+          <w:iCs/>
+          <w:color w:val="555555"/>
+          <w:sz w:val="19"/>
+          <w:szCs w:val="19"/>
+        </w:rPr>
+        <w:t>FastAPI</w:t>
+      </w:r>
+      <w:proofErr w:type="spellEnd"/>
+      <w:r>
+        <w:rPr>
+          <w:i/>
+          <w:iCs/>
+          <w:color w:val="555555"/>
+          <w:sz w:val="19"/>
+          <w:szCs w:val="19"/>
+        </w:rPr>
+        <w:t xml:space="preserve">, Next.js, React, MongoDB, </w:t>
+      </w:r>
+      <w:proofErr w:type="spellStart"/>
+      <w:r>
+        <w:rPr>
+          <w:i/>
+          <w:iCs/>
+          <w:color w:val="555555"/>
+          <w:sz w:val="19"/>
+          <w:szCs w:val="19"/>
+        </w:rPr>
+        <w:t>LangChain</w:t>
+      </w:r>
+      <w:proofErr w:type="spellEnd"/>
+      <w:r>
+        <w:rPr>
+          <w:i/>
+          <w:iCs/>
+          <w:color w:val="555555"/>
+          <w:sz w:val="19"/>
+          <w:szCs w:val="19"/>
+        </w:rPr>
         <w:t xml:space="preserve">, </w:t>
       </w:r>
-      <w:r>
-        <w:rPr>
-          <w:b/>
-          <w:bCs/>
-        </w:rPr>
-        <w:t>MongoDB</w:t>
-      </w:r>
-      <w:r>
-        <w:t xml:space="preserve">, and </w:t>
-      </w:r>
-      <w:r>
-        <w:rPr>
-          <w:b/>
-          <w:bCs/>
-        </w:rPr>
-        <w:t>Mongoose</w:t>
-      </w:r>
-      <w:r>
-        <w:t xml:space="preserve"> — implementing CRUD APIs for users, employees, tasks, and policy management with role-guarded endpoints.</w:t>
+      <w:proofErr w:type="spellStart"/>
+      <w:r>
+        <w:rPr>
+          <w:i/>
+          <w:iCs/>
+          <w:color w:val="555555"/>
+          <w:sz w:val="19"/>
+          <w:szCs w:val="19"/>
+        </w:rPr>
+        <w:t>OpenAI</w:t>
+      </w:r>
+      <w:proofErr w:type="spellEnd"/>
+      <w:r>
+        <w:rPr>
+          <w:i/>
+          <w:iCs/>
+          <w:color w:val="555555"/>
+          <w:sz w:val="19"/>
+          <w:szCs w:val="19"/>
+        </w:rPr>
+        <w:t xml:space="preserve"> GPT, Scrapy, Selenium</w:t>
       </w:r>
     </w:p>
     <w:p>
@@ -1603,47 +2255,86 @@
         <w:spacing w:before="30" w:after="30"/>
       </w:pPr>
       <w:r>
-        <w:t xml:space="preserve">Implemented </w:t>
-      </w:r>
-      <w:r>
-        <w:rPr>
-          <w:b/>
-          <w:bCs/>
-        </w:rPr>
-        <w:t>JWT</w:t>
-      </w:r>
-      <w:r>
-        <w:t xml:space="preserve">- and </w:t>
-      </w:r>
-      <w:r>
-        <w:rPr>
-          <w:b/>
-          <w:bCs/>
-        </w:rPr>
-        <w:t>Passport</w:t>
-      </w:r>
-      <w:r>
-        <w:t xml:space="preserve">-based authentication with </w:t>
-      </w:r>
-      <w:r>
-        <w:rPr>
-          <w:b/>
-          <w:bCs/>
-        </w:rPr>
-        <w:t>bcrypt</w:t>
-      </w:r>
-      <w:r>
-        <w:t xml:space="preserve"> password hashing, OTP-based MFA, and </w:t>
-      </w:r>
-      <w:r>
-        <w:rPr>
-          <w:b/>
-          <w:bCs/>
-        </w:rPr>
-        <w:t>ABAC</w:t>
-      </w:r>
-      <w:r>
-        <w:t xml:space="preserve"> role guards — securing all API routes against unauthorized access.</w:t>
+        <w:t xml:space="preserve">Built a </w:t>
+      </w:r>
+      <w:proofErr w:type="spellStart"/>
+      <w:r>
+        <w:rPr>
+          <w:rStyle w:val="Strong"/>
+        </w:rPr>
+        <w:t>FastAPI</w:t>
+      </w:r>
+      <w:proofErr w:type="spellEnd"/>
+      <w:r>
+        <w:rPr>
+          <w:rStyle w:val="Strong"/>
+        </w:rPr>
+        <w:t xml:space="preserve"> backend</w:t>
+      </w:r>
+      <w:r>
+        <w:t xml:space="preserve"> and </w:t>
+      </w:r>
+      <w:r>
+        <w:rPr>
+          <w:rStyle w:val="Strong"/>
+        </w:rPr>
+        <w:t>Next.js frontend</w:t>
+      </w:r>
+      <w:r>
+        <w:t xml:space="preserve"> with </w:t>
+      </w:r>
+      <w:r>
+        <w:rPr>
+          <w:rStyle w:val="Strong"/>
+        </w:rPr>
+        <w:t>Google OAuth sign-in</w:t>
+      </w:r>
+      <w:r>
+        <w:t xml:space="preserve"> and a </w:t>
+      </w:r>
+      <w:proofErr w:type="spellStart"/>
+      <w:r>
+        <w:rPr>
+          <w:rStyle w:val="Strong"/>
+        </w:rPr>
+        <w:t>LangChain</w:t>
+      </w:r>
+      <w:proofErr w:type="spellEnd"/>
+      <w:r>
+        <w:rPr>
+          <w:rStyle w:val="Strong"/>
+        </w:rPr>
+        <w:t xml:space="preserve"> RAG pipeline</w:t>
+      </w:r>
+      <w:r>
+        <w:t xml:space="preserve"> over a </w:t>
+      </w:r>
+      <w:r>
+        <w:rPr>
+          <w:rStyle w:val="Strong"/>
+        </w:rPr>
+        <w:t>1,200+ event MongoDB corpus</w:t>
+      </w:r>
+      <w:r>
+        <w:t xml:space="preserve"> delivering personalized recommendations with </w:t>
+      </w:r>
+      <w:r>
+        <w:rPr>
+          <w:rStyle w:val="Strong"/>
+        </w:rPr>
+        <w:t>conversation memory</w:t>
+      </w:r>
+      <w:r>
+        <w:t xml:space="preserve"> and </w:t>
+      </w:r>
+      <w:r>
+        <w:rPr>
+          <w:rStyle w:val="Strong"/>
+        </w:rPr>
+        <w:t>&lt;2 second average response time</w:t>
+      </w:r>
+      <w:r>
+        <w:t>.</w:t>
       </w:r>
     </w:p>
     <w:p>
@@ -1656,602 +2347,53 @@
         <w:spacing w:before="30" w:after="30"/>
       </w:pPr>
       <w:r>
-        <w:t xml:space="preserve">Added document upload handling with </w:t>
-      </w:r>
-      <w:r>
-        <w:rPr>
-          <w:b/>
-          <w:bCs/>
-        </w:rPr>
-        <w:t>randomized filenames</w:t>
-      </w:r>
-      <w:r>
-        <w:t xml:space="preserve">, </w:t>
-      </w:r>
-      <w:r>
-        <w:rPr>
-          <w:b/>
-          <w:bCs/>
-        </w:rPr>
-        <w:t>MIME-type validation</w:t>
-      </w:r>
-      <w:r>
-        <w:t>, and size limits, supporting document-driven employee onboarding workflows.</w:t>
-      </w:r>
-    </w:p>
-    <w:p>
-      <w:pPr>
-        <w:tabs>
-          <w:tab w:val="right" w:pos="9360"/>
-        </w:tabs>
-        <w:spacing w:before="140" w:after="40"/>
-        <w:rPr>
-          <w:i/>
-          <w:iCs/>
-          <w:color w:val="666666"/>
-          <w:sz w:val="19"/>
-          <w:szCs w:val="19"/>
-        </w:rPr>
-      </w:pPr>
-      <w:r>
-        <w:rPr>
-          <w:b/>
-          <w:bCs/>
-          <w:color w:val="000000"/>
-          <w:sz w:val="21"/>
-          <w:szCs w:val="21"/>
-        </w:rPr>
-        <w:t xml:space="preserve">AI/ML Engineer </w:t>
-      </w:r>
-      <w:r>
-        <w:rPr>
-          <w:b/>
-          <w:bCs/>
-          <w:color w:val="000000"/>
-          <w:sz w:val="21"/>
-          <w:szCs w:val="21"/>
-        </w:rPr>
-        <w:t xml:space="preserve">  </w:t>
-      </w:r>
-      <w:r>
-        <w:rPr>
-          <w:color w:val="555555"/>
-          <w:sz w:val="21"/>
-          <w:szCs w:val="21"/>
-        </w:rPr>
-        <w:t xml:space="preserve">| </w:t>
-      </w:r>
-      <w:r>
-        <w:rPr>
-          <w:color w:val="555555"/>
-          <w:sz w:val="21"/>
-          <w:szCs w:val="21"/>
-        </w:rPr>
-        <w:t xml:space="preserve"> </w:t>
-      </w:r>
-      <w:r>
-        <w:rPr>
-          <w:color w:val="555555"/>
-          <w:sz w:val="21"/>
-          <w:szCs w:val="21"/>
-        </w:rPr>
-        <w:t xml:space="preserve"> </w:t>
-      </w:r>
-      <w:r>
-        <w:rPr>
-          <w:i/>
-          <w:iCs/>
-          <w:color w:val="2E75B6"/>
-          <w:sz w:val="21"/>
-          <w:szCs w:val="21"/>
-        </w:rPr>
-        <w:t>Zidio Development</w:t>
-      </w:r>
-      <w:r>
-        <w:rPr>
-          <w:i/>
-          <w:iCs/>
-          <w:color w:val="2E75B6"/>
-          <w:sz w:val="21"/>
-          <w:szCs w:val="21"/>
-        </w:rPr>
-        <w:t xml:space="preserve"> </w:t>
-      </w:r>
-      <w:r>
-        <w:rPr>
-          <w:i/>
-          <w:iCs/>
-          <w:color w:val="2E75B6"/>
-          <w:sz w:val="21"/>
-          <w:szCs w:val="21"/>
-        </w:rPr>
-        <w:tab/>
-      </w:r>
-      <w:r>
-        <w:rPr>
-          <w:i/>
-          <w:iCs/>
-          <w:color w:val="666666"/>
-          <w:sz w:val="19"/>
-          <w:szCs w:val="19"/>
-        </w:rPr>
-        <w:t>Jul 2024 – Aug 2024</w:t>
-      </w:r>
-    </w:p>
-    <w:p>
-      <w:pPr>
-        <w:tabs>
-          <w:tab w:val="right" w:pos="9360"/>
-        </w:tabs>
-        <w:spacing w:before="140" w:after="40"/>
-        <w:rPr>
-          <w:i/>
-          <w:iCs/>
-          <w:color w:val="2E75B6"/>
-          <w:sz w:val="21"/>
-          <w:szCs w:val="21"/>
-        </w:rPr>
-      </w:pPr>
-    </w:p>
-    <w:p>
-      <w:pPr>
-        <w:pStyle w:val="ListParagraph"/>
-        <w:numPr>
-          <w:ilvl w:val="0"/>
-          <w:numId w:val="2"/>
-        </w:numPr>
-        <w:spacing w:before="30" w:after="30"/>
-      </w:pPr>
-      <w:r>
-        <w:t xml:space="preserve">Built a speech emotion recognition pipeline on the TESS dataset using </w:t>
-      </w:r>
-      <w:r>
-        <w:rPr>
-          <w:b/>
-          <w:bCs/>
-        </w:rPr>
-        <w:t>TensorFlow/Keras</w:t>
-      </w:r>
-      <w:r>
-        <w:t xml:space="preserve"> — implementing </w:t>
-      </w:r>
-      <w:r>
-        <w:rPr>
-          <w:b/>
-          <w:bCs/>
-        </w:rPr>
-        <w:t>MFCC</w:t>
-      </w:r>
-      <w:r>
-        <w:t xml:space="preserve"> feature extraction with </w:t>
-      </w:r>
-      <w:r>
-        <w:rPr>
-          <w:b/>
-          <w:bCs/>
-        </w:rPr>
-        <w:t>Librosa</w:t>
-      </w:r>
-      <w:r>
-        <w:t xml:space="preserve"> and an </w:t>
-      </w:r>
-      <w:r>
-        <w:rPr>
-          <w:b/>
-          <w:bCs/>
-        </w:rPr>
-        <w:t>LSTM</w:t>
-      </w:r>
-      <w:r>
-        <w:t xml:space="preserve"> sequence model for 8-class emotion classification.</w:t>
-      </w:r>
-    </w:p>
-    <w:p>
-      <w:pPr>
-        <w:pStyle w:val="ListParagraph"/>
-        <w:numPr>
-          <w:ilvl w:val="0"/>
-          <w:numId w:val="2"/>
-        </w:numPr>
-        <w:spacing w:before="30" w:after="30"/>
-      </w:pPr>
-      <w:r>
-        <w:t>Achieved classification accuracy improvement through iterative hyperparameter tuning and sequence padding strategies across training and validation splits.</w:t>
-      </w:r>
-    </w:p>
-    <w:p>
-      <w:pPr>
-        <w:spacing w:before="30" w:after="30"/>
-      </w:pPr>
-    </w:p>
-    <w:p>
-      <w:pPr>
-        <w:pBdr>
-          <w:bottom w:val="single" w:sz="6" w:space="4" w:color="2E75B6"/>
-        </w:pBdr>
-        <w:spacing w:before="200" w:after="80"/>
-      </w:pPr>
-      <w:r>
-        <w:rPr>
-          <w:b/>
-          <w:bCs/>
-          <w:color w:val="1F4E79"/>
-          <w:sz w:val="22"/>
-          <w:szCs w:val="22"/>
-        </w:rPr>
-        <w:t>PROJECTS</w:t>
-      </w:r>
-    </w:p>
-    <w:p>
-      <w:pPr>
-        <w:spacing w:before="140" w:after="20"/>
-      </w:pPr>
-      <w:r>
-        <w:rPr>
-          <w:b/>
-          <w:bCs/>
-          <w:color w:val="000000"/>
-          <w:sz w:val="21"/>
-          <w:szCs w:val="21"/>
-        </w:rPr>
-        <w:t>Secure Data Storage &amp; Controlled File Sharing System</w:t>
-      </w:r>
-    </w:p>
-    <w:p>
-      <w:pPr>
-        <w:spacing w:after="30"/>
-      </w:pPr>
-      <w:r>
-        <w:rPr>
-          <w:b/>
-          <w:bCs/>
-          <w:i/>
-          <w:iCs/>
-          <w:color w:val="555555"/>
-          <w:sz w:val="19"/>
-          <w:szCs w:val="19"/>
-        </w:rPr>
-        <w:t xml:space="preserve">Tech Stack: </w:t>
-      </w:r>
-      <w:r>
-        <w:rPr>
-          <w:i/>
-          <w:iCs/>
-          <w:color w:val="555555"/>
-          <w:sz w:val="19"/>
-          <w:szCs w:val="19"/>
-        </w:rPr>
-        <w:t>Java, Spring Boot, Flask, AES-256, RSA, ABAC, scikit-learn (Isolation Forest)</w:t>
-      </w:r>
-    </w:p>
-    <w:p>
-      <w:pPr>
-        <w:pStyle w:val="ListParagraph"/>
-        <w:numPr>
-          <w:ilvl w:val="0"/>
-          <w:numId w:val="2"/>
-        </w:numPr>
-        <w:spacing w:before="30" w:after="30"/>
-      </w:pPr>
-      <w:r>
-        <w:t xml:space="preserve">Architected a multi-role secure file-sharing system in </w:t>
-      </w:r>
-      <w:r>
-        <w:rPr>
-          <w:b/>
-          <w:bCs/>
-        </w:rPr>
-        <w:t>Spring Boot</w:t>
-      </w:r>
-      <w:r>
-        <w:t xml:space="preserve"> (25+ Java source files) supporting upload, access-request, approval, deletion, and download workflows with full audit trail across </w:t>
-      </w:r>
-      <w:r>
-        <w:rPr>
-          <w:b/>
-          <w:bCs/>
-        </w:rPr>
-        <w:t>5 distinct user roles</w:t>
+        <w:t xml:space="preserve">Developed a </w:t>
+      </w:r>
+      <w:r>
+        <w:rPr>
+          <w:rStyle w:val="Strong"/>
+        </w:rPr>
+        <w:t>Scrapy + Selenium scraping pipeline</w:t>
+      </w:r>
+      <w:r>
+        <w:t xml:space="preserve"> covering </w:t>
+      </w:r>
+      <w:r>
+        <w:rPr>
+          <w:rStyle w:val="Strong"/>
+        </w:rPr>
+        <w:t>17 Chennai event categories</w:t>
+      </w:r>
+      <w:r>
+        <w:t xml:space="preserve">, normalizing </w:t>
+      </w:r>
+      <w:r>
+        <w:rPr>
+          <w:rStyle w:val="Strong"/>
+        </w:rPr>
+        <w:t>1,200+ event records</w:t>
+      </w:r>
+      <w:r>
+        <w:t xml:space="preserve"> into </w:t>
+      </w:r>
+      <w:r>
+        <w:rPr>
+          <w:rStyle w:val="Strong"/>
+        </w:rPr>
+        <w:t>MongoDB</w:t>
+      </w:r>
+      <w:r>
+        <w:t xml:space="preserve"> for real-time chatbot retrieval, with engagement tracking powering </w:t>
+      </w:r>
+      <w:r>
+        <w:rPr>
+          <w:rStyle w:val="Strong"/>
+        </w:rPr>
+        <w:t>popularity-based ranking</w:t>
       </w:r>
       <w:r>
         <w:t>.</w:t>
       </w:r>
-    </w:p>
-    <w:p>
-      <w:pPr>
-        <w:pStyle w:val="ListParagraph"/>
-        <w:numPr>
-          <w:ilvl w:val="0"/>
-          <w:numId w:val="2"/>
-        </w:numPr>
-        <w:spacing w:before="30" w:after="30"/>
-      </w:pPr>
-      <w:r>
-        <w:t xml:space="preserve">Implemented </w:t>
-      </w:r>
-      <w:r>
-        <w:rPr>
-          <w:b/>
-          <w:bCs/>
-        </w:rPr>
-        <w:t>AES-256</w:t>
-      </w:r>
-      <w:r>
-        <w:t xml:space="preserve"> file encryption, </w:t>
-      </w:r>
-      <w:r>
-        <w:rPr>
-          <w:b/>
-          <w:bCs/>
-        </w:rPr>
-        <w:t>RSA</w:t>
-      </w:r>
-      <w:r>
-        <w:t xml:space="preserve"> key exchange for secure key distribution, and policy-based </w:t>
-      </w:r>
-      <w:r>
-        <w:rPr>
-          <w:b/>
-          <w:bCs/>
-        </w:rPr>
-        <w:t>ABAC</w:t>
-      </w:r>
-      <w:r>
-        <w:t xml:space="preserve"> access control — enforcing least-privilege access throughout the full file lifecycle.</w:t>
-      </w:r>
-    </w:p>
-    <w:p>
-      <w:pPr>
-        <w:pStyle w:val="ListParagraph"/>
-        <w:numPr>
-          <w:ilvl w:val="0"/>
-          <w:numId w:val="2"/>
-        </w:numPr>
-        <w:spacing w:before="30" w:after="30"/>
-      </w:pPr>
-      <w:r>
-        <w:t xml:space="preserve">Built a </w:t>
-      </w:r>
-      <w:r>
-        <w:rPr>
-          <w:b/>
-          <w:bCs/>
-        </w:rPr>
-        <w:t>Flask</w:t>
-      </w:r>
-      <w:r>
-        <w:t xml:space="preserve"> anomaly-detection microservice using an </w:t>
-      </w:r>
-      <w:r>
-        <w:rPr>
-          <w:b/>
-          <w:bCs/>
-        </w:rPr>
-        <w:t>Isolation Forest</w:t>
-      </w:r>
-      <w:r>
-        <w:t xml:space="preserve"> model and rule-based scoring to flag suspicious access behavior and trigger real-time administrator email alerts.</w:t>
-      </w:r>
-    </w:p>
-    <w:p>
-      <w:pPr>
-        <w:pStyle w:val="ListParagraph"/>
-        <w:numPr>
-          <w:ilvl w:val="0"/>
-          <w:numId w:val="2"/>
-        </w:numPr>
-        <w:spacing w:before="30" w:after="30"/>
-      </w:pPr>
-      <w:r>
-        <w:t xml:space="preserve">Added </w:t>
-      </w:r>
-      <w:r>
-        <w:rPr>
-          <w:b/>
-          <w:bCs/>
-        </w:rPr>
-        <w:t>OTP-based authentication</w:t>
-      </w:r>
-      <w:r>
-        <w:t>, policy persistence, and access-request tracking — improving security enforcement auditability and operational traceability.</w:t>
-      </w:r>
-    </w:p>
-    <w:p>
-      <w:pPr>
-        <w:spacing w:before="140" w:after="20"/>
-      </w:pPr>
-      <w:r>
-        <w:rPr>
-          <w:b/>
-          <w:bCs/>
-          <w:color w:val="000000"/>
-          <w:sz w:val="21"/>
-          <w:szCs w:val="21"/>
-        </w:rPr>
-        <w:t>CityPulse — Event Recommendation Chatbot</w:t>
-      </w:r>
-    </w:p>
-    <w:p>
-      <w:pPr>
-        <w:spacing w:after="30"/>
-      </w:pPr>
-      <w:r>
-        <w:rPr>
-          <w:b/>
-          <w:bCs/>
-          <w:i/>
-          <w:iCs/>
-          <w:color w:val="555555"/>
-          <w:sz w:val="19"/>
-          <w:szCs w:val="19"/>
-        </w:rPr>
-        <w:t xml:space="preserve">Tech Stack: </w:t>
-      </w:r>
-      <w:r>
-        <w:rPr>
-          <w:i/>
-          <w:iCs/>
-          <w:color w:val="555555"/>
-          <w:sz w:val="19"/>
-          <w:szCs w:val="19"/>
-        </w:rPr>
-        <w:t>FastAPI, Next.js, React, MongoDB, LangChain, OpenAI GPT, Scrapy, Selenium</w:t>
-      </w:r>
-    </w:p>
-    <w:p>
-      <w:pPr>
-        <w:pStyle w:val="ListParagraph"/>
-        <w:numPr>
-          <w:ilvl w:val="0"/>
-          <w:numId w:val="2"/>
-        </w:numPr>
-        <w:spacing w:before="30" w:after="30"/>
-      </w:pPr>
-      <w:r>
-        <w:t xml:space="preserve">Built a </w:t>
-      </w:r>
-      <w:r>
-        <w:rPr>
-          <w:b/>
-          <w:bCs/>
-        </w:rPr>
-        <w:t>FastAPI</w:t>
-      </w:r>
-      <w:r>
-        <w:t xml:space="preserve"> backend and </w:t>
-      </w:r>
-      <w:r>
-        <w:rPr>
-          <w:b/>
-          <w:bCs/>
-        </w:rPr>
-        <w:t>Next.js</w:t>
-      </w:r>
-      <w:r>
-        <w:t xml:space="preserve"> frontend for an event recommendation chatbot with Google OAuth sign-in, MongoDB session persistence, and </w:t>
-      </w:r>
-      <w:r>
-        <w:rPr>
-          <w:b/>
-          <w:bCs/>
-        </w:rPr>
-        <w:t>LangChain</w:t>
-      </w:r>
-      <w:r>
-        <w:t xml:space="preserve">-powered conversational flows delivering recommendations in </w:t>
-      </w:r>
-      <w:r>
-        <w:rPr>
-          <w:b/>
-          <w:bCs/>
-        </w:rPr>
-        <w:t>under 2 seconds</w:t>
-      </w:r>
-      <w:r>
-        <w:t xml:space="preserve"> average response time.</w:t>
-      </w:r>
-    </w:p>
-    <w:p>
-      <w:pPr>
-        <w:pStyle w:val="ListParagraph"/>
-        <w:numPr>
-          <w:ilvl w:val="0"/>
-          <w:numId w:val="2"/>
-        </w:numPr>
-        <w:spacing w:before="30" w:after="30"/>
-      </w:pPr>
-      <w:r>
-        <w:t xml:space="preserve">Engineered a </w:t>
-      </w:r>
-      <w:r>
-        <w:rPr>
-          <w:b/>
-          <w:bCs/>
-        </w:rPr>
-        <w:t>LangChain RAG</w:t>
-      </w:r>
-      <w:r>
-        <w:t xml:space="preserve"> pipeline with conversation memory, keyword and timeframe entity extraction, and preference tracking over a </w:t>
-      </w:r>
-      <w:r>
-        <w:rPr>
-          <w:b/>
-          <w:bCs/>
-        </w:rPr>
-        <w:t>1,200+ event</w:t>
-      </w:r>
-      <w:r>
-        <w:t xml:space="preserve"> MongoDB corpus — generating structured recommendations with contextual relevance.</w:t>
-      </w:r>
-    </w:p>
-    <w:p>
-      <w:pPr>
-        <w:pStyle w:val="ListParagraph"/>
-        <w:numPr>
-          <w:ilvl w:val="0"/>
-          <w:numId w:val="2"/>
-        </w:numPr>
-        <w:spacing w:before="30" w:after="30"/>
-      </w:pPr>
-      <w:r>
-        <w:t xml:space="preserve">Developed a </w:t>
-      </w:r>
-      <w:r>
-        <w:rPr>
-          <w:b/>
-          <w:bCs/>
-        </w:rPr>
-        <w:t>Scrapy</w:t>
-      </w:r>
-      <w:r>
-        <w:t xml:space="preserve"> + </w:t>
-      </w:r>
-      <w:r>
-        <w:rPr>
-          <w:b/>
-          <w:bCs/>
-        </w:rPr>
-        <w:t>Selenium</w:t>
-      </w:r>
-      <w:r>
-        <w:t xml:space="preserve"> scraping pipeline covering </w:t>
-      </w:r>
-      <w:r>
-        <w:rPr>
-          <w:b/>
-          <w:bCs/>
-        </w:rPr>
-        <w:t>17 Chennai event categories</w:t>
-      </w:r>
-      <w:r>
-        <w:t xml:space="preserve"> — normalizing date/time fields and ingesting structured records into MongoDB for real-time chatbot retrieval.</w:t>
-      </w:r>
-    </w:p>
-    <w:p>
-      <w:pPr>
-        <w:pStyle w:val="ListParagraph"/>
-        <w:numPr>
-          <w:ilvl w:val="0"/>
-          <w:numId w:val="2"/>
-        </w:numPr>
-        <w:spacing w:before="30" w:after="30"/>
-      </w:pPr>
-      <w:r>
-        <w:lastRenderedPageBreak/>
-        <w:t>Added engagement tracking endpoints for likes and event clicks to power popularity-based ranking in recommendation retrieval.</w:t>
-      </w:r>
-    </w:p>
-    <w:p>
-      <w:pPr>
-        <w:spacing w:before="140" w:after="20"/>
-        <w:rPr>
-          <w:b/>
-          <w:bCs/>
-          <w:color w:val="000000"/>
-          <w:sz w:val="21"/>
-          <w:szCs w:val="21"/>
-        </w:rPr>
-      </w:pPr>
     </w:p>
     <w:p>
       <w:pPr>
@@ -2283,16 +2425,16 @@
           <w:i/>
           <w:iCs/>
           <w:color w:val="444444"/>
-          <w:sz w:val="24"/>
-          <w:szCs w:val="24"/>
-        </w:rPr>
-      </w:pPr>
-      <w:r>
-        <w:rPr>
-          <w:b/>
-          <w:bCs/>
-          <w:sz w:val="24"/>
-          <w:szCs w:val="24"/>
+          <w:sz w:val="22"/>
+          <w:szCs w:val="22"/>
+        </w:rPr>
+      </w:pPr>
+      <w:r>
+        <w:rPr>
+          <w:b/>
+          <w:bCs/>
+          <w:sz w:val="22"/>
+          <w:szCs w:val="22"/>
         </w:rPr>
         <w:t>Claude Code in Action</w:t>
       </w:r>
@@ -2301,8 +2443,8 @@
           <w:i/>
           <w:iCs/>
           <w:color w:val="444444"/>
-          <w:sz w:val="24"/>
-          <w:szCs w:val="24"/>
+          <w:sz w:val="22"/>
+          <w:szCs w:val="22"/>
         </w:rPr>
         <w:tab/>
       </w:r>
@@ -2311,8 +2453,8 @@
           <w:i/>
           <w:iCs/>
           <w:color w:val="444444"/>
-          <w:sz w:val="24"/>
-          <w:szCs w:val="24"/>
+          <w:sz w:val="22"/>
+          <w:szCs w:val="22"/>
         </w:rPr>
         <w:t xml:space="preserve">                                               </w:t>
       </w:r>
@@ -2321,8 +2463,8 @@
           <w:i/>
           <w:iCs/>
           <w:color w:val="444444"/>
-          <w:sz w:val="24"/>
-          <w:szCs w:val="24"/>
+          <w:sz w:val="22"/>
+          <w:szCs w:val="22"/>
         </w:rPr>
         <w:t xml:space="preserve">  </w:t>
       </w:r>
@@ -2331,8 +2473,8 @@
           <w:i/>
           <w:iCs/>
           <w:color w:val="444444"/>
-          <w:sz w:val="24"/>
-          <w:szCs w:val="24"/>
+          <w:sz w:val="22"/>
+          <w:szCs w:val="22"/>
         </w:rPr>
         <w:t>Anthropic</w:t>
       </w:r>
@@ -2341,8 +2483,8 @@
           <w:i/>
           <w:iCs/>
           <w:color w:val="666666"/>
-          <w:sz w:val="24"/>
-          <w:szCs w:val="24"/>
+          <w:sz w:val="22"/>
+          <w:szCs w:val="22"/>
         </w:rPr>
         <w:tab/>
       </w:r>
@@ -2351,8 +2493,8 @@
           <w:i/>
           <w:iCs/>
           <w:color w:val="666666"/>
-          <w:sz w:val="24"/>
-          <w:szCs w:val="24"/>
+          <w:sz w:val="22"/>
+          <w:szCs w:val="22"/>
         </w:rPr>
         <w:t xml:space="preserve">        </w:t>
       </w:r>
@@ -2361,8 +2503,8 @@
           <w:i/>
           <w:iCs/>
           <w:color w:val="666666"/>
-          <w:sz w:val="24"/>
-          <w:szCs w:val="24"/>
+          <w:sz w:val="22"/>
+          <w:szCs w:val="22"/>
         </w:rPr>
         <w:t xml:space="preserve">     </w:t>
       </w:r>
@@ -2371,8 +2513,8 @@
           <w:i/>
           <w:iCs/>
           <w:color w:val="666666"/>
-          <w:sz w:val="24"/>
-          <w:szCs w:val="24"/>
+          <w:sz w:val="22"/>
+          <w:szCs w:val="22"/>
         </w:rPr>
         <w:t>Mar 2026</w:t>
       </w:r>
@@ -2389,16 +2531,16 @@
           <w:i/>
           <w:iCs/>
           <w:color w:val="444444"/>
-          <w:sz w:val="24"/>
-          <w:szCs w:val="24"/>
-        </w:rPr>
-      </w:pPr>
-      <w:r>
-        <w:rPr>
-          <w:b/>
-          <w:bCs/>
-          <w:sz w:val="24"/>
-          <w:szCs w:val="24"/>
+          <w:sz w:val="22"/>
+          <w:szCs w:val="22"/>
+        </w:rPr>
+      </w:pPr>
+      <w:r>
+        <w:rPr>
+          <w:b/>
+          <w:bCs/>
+          <w:sz w:val="22"/>
+          <w:szCs w:val="22"/>
         </w:rPr>
         <w:t>AI Fluency for Students</w:t>
       </w:r>
@@ -2407,8 +2549,8 @@
           <w:i/>
           <w:iCs/>
           <w:color w:val="444444"/>
-          <w:sz w:val="24"/>
-          <w:szCs w:val="24"/>
+          <w:sz w:val="22"/>
+          <w:szCs w:val="22"/>
         </w:rPr>
         <w:tab/>
       </w:r>
@@ -2417,8 +2559,8 @@
           <w:i/>
           <w:iCs/>
           <w:color w:val="444444"/>
-          <w:sz w:val="24"/>
-          <w:szCs w:val="24"/>
+          <w:sz w:val="22"/>
+          <w:szCs w:val="22"/>
         </w:rPr>
         <w:t xml:space="preserve">                                               </w:t>
       </w:r>
@@ -2427,8 +2569,8 @@
           <w:i/>
           <w:iCs/>
           <w:color w:val="444444"/>
-          <w:sz w:val="24"/>
-          <w:szCs w:val="24"/>
+          <w:sz w:val="22"/>
+          <w:szCs w:val="22"/>
         </w:rPr>
         <w:t xml:space="preserve"> </w:t>
       </w:r>
@@ -2437,8 +2579,8 @@
           <w:i/>
           <w:iCs/>
           <w:color w:val="444444"/>
-          <w:sz w:val="24"/>
-          <w:szCs w:val="24"/>
+          <w:sz w:val="22"/>
+          <w:szCs w:val="22"/>
         </w:rPr>
         <w:t>Anthropic</w:t>
       </w:r>
@@ -2447,8 +2589,8 @@
           <w:i/>
           <w:iCs/>
           <w:color w:val="666666"/>
-          <w:sz w:val="24"/>
-          <w:szCs w:val="24"/>
+          <w:sz w:val="22"/>
+          <w:szCs w:val="22"/>
         </w:rPr>
         <w:tab/>
       </w:r>
@@ -2457,8 +2599,8 @@
           <w:i/>
           <w:iCs/>
           <w:color w:val="666666"/>
-          <w:sz w:val="24"/>
-          <w:szCs w:val="24"/>
+          <w:sz w:val="22"/>
+          <w:szCs w:val="22"/>
         </w:rPr>
         <w:t xml:space="preserve">      </w:t>
       </w:r>
@@ -2467,8 +2609,8 @@
           <w:i/>
           <w:iCs/>
           <w:color w:val="666666"/>
-          <w:sz w:val="24"/>
-          <w:szCs w:val="24"/>
+          <w:sz w:val="22"/>
+          <w:szCs w:val="22"/>
         </w:rPr>
         <w:t xml:space="preserve"> </w:t>
       </w:r>
@@ -2477,8 +2619,8 @@
           <w:i/>
           <w:iCs/>
           <w:color w:val="666666"/>
-          <w:sz w:val="24"/>
-          <w:szCs w:val="24"/>
+          <w:sz w:val="22"/>
+          <w:szCs w:val="22"/>
         </w:rPr>
         <w:t xml:space="preserve"> </w:t>
       </w:r>
@@ -2487,8 +2629,8 @@
           <w:i/>
           <w:iCs/>
           <w:color w:val="666666"/>
-          <w:sz w:val="24"/>
-          <w:szCs w:val="24"/>
+          <w:sz w:val="22"/>
+          <w:szCs w:val="22"/>
         </w:rPr>
         <w:t xml:space="preserve">     </w:t>
       </w:r>
@@ -2497,8 +2639,8 @@
           <w:i/>
           <w:iCs/>
           <w:color w:val="666666"/>
-          <w:sz w:val="24"/>
-          <w:szCs w:val="24"/>
+          <w:sz w:val="22"/>
+          <w:szCs w:val="22"/>
         </w:rPr>
         <w:t>Mar 2026</w:t>
       </w:r>
@@ -2515,26 +2657,46 @@
           <w:i/>
           <w:iCs/>
           <w:color w:val="666666"/>
-          <w:sz w:val="24"/>
-          <w:szCs w:val="24"/>
-        </w:rPr>
-      </w:pPr>
-      <w:r>
-        <w:rPr>
-          <w:b/>
-          <w:bCs/>
-          <w:sz w:val="24"/>
-          <w:szCs w:val="24"/>
-        </w:rPr>
-        <w:t>NLP for ML with Python: Advanced NLP Using spaCy &amp; Scikit-learn</w:t>
+          <w:sz w:val="22"/>
+          <w:szCs w:val="22"/>
+        </w:rPr>
+      </w:pPr>
+      <w:r>
+        <w:rPr>
+          <w:b/>
+          <w:bCs/>
+          <w:sz w:val="22"/>
+          <w:szCs w:val="22"/>
+        </w:rPr>
+        <w:t xml:space="preserve">NLP for ML with Python: Advanced NLP Using </w:t>
+      </w:r>
+      <w:proofErr w:type="spellStart"/>
+      <w:r>
+        <w:rPr>
+          <w:b/>
+          <w:bCs/>
+          <w:sz w:val="22"/>
+          <w:szCs w:val="22"/>
+        </w:rPr>
+        <w:t>spaCy</w:t>
+      </w:r>
+      <w:proofErr w:type="spellEnd"/>
+      <w:r>
+        <w:rPr>
+          <w:b/>
+          <w:bCs/>
+          <w:sz w:val="22"/>
+          <w:szCs w:val="22"/>
+        </w:rPr>
+        <w:t xml:space="preserve"> &amp; Scikit-learn</w:t>
       </w:r>
       <w:r>
         <w:rPr>
           <w:i/>
           <w:iCs/>
           <w:color w:val="444444"/>
-          <w:sz w:val="24"/>
-          <w:szCs w:val="24"/>
+          <w:sz w:val="22"/>
+          <w:szCs w:val="22"/>
         </w:rPr>
         <w:t xml:space="preserve">              </w:t>
       </w:r>
@@ -2543,8 +2705,8 @@
           <w:i/>
           <w:iCs/>
           <w:color w:val="444444"/>
-          <w:sz w:val="24"/>
-          <w:szCs w:val="24"/>
+          <w:sz w:val="22"/>
+          <w:szCs w:val="22"/>
         </w:rPr>
         <w:t xml:space="preserve">    </w:t>
       </w:r>
@@ -2553,8 +2715,18 @@
           <w:i/>
           <w:iCs/>
           <w:color w:val="444444"/>
-          <w:sz w:val="24"/>
-          <w:szCs w:val="24"/>
+          <w:sz w:val="22"/>
+          <w:szCs w:val="22"/>
+        </w:rPr>
+        <w:t xml:space="preserve">        </w:t>
+      </w:r>
+      <w:r>
+        <w:rPr>
+          <w:i/>
+          <w:iCs/>
+          <w:color w:val="444444"/>
+          <w:sz w:val="22"/>
+          <w:szCs w:val="22"/>
         </w:rPr>
         <w:t>Skillsoft</w:t>
       </w:r>
@@ -2563,8 +2735,8 @@
           <w:i/>
           <w:iCs/>
           <w:color w:val="666666"/>
-          <w:sz w:val="24"/>
-          <w:szCs w:val="24"/>
+          <w:sz w:val="22"/>
+          <w:szCs w:val="22"/>
         </w:rPr>
         <w:t xml:space="preserve">           </w:t>
       </w:r>
@@ -2573,8 +2745,8 @@
           <w:i/>
           <w:iCs/>
           <w:color w:val="666666"/>
-          <w:sz w:val="24"/>
-          <w:szCs w:val="24"/>
+          <w:sz w:val="22"/>
+          <w:szCs w:val="22"/>
         </w:rPr>
         <w:t xml:space="preserve">   </w:t>
       </w:r>
@@ -2583,8 +2755,8 @@
           <w:i/>
           <w:iCs/>
           <w:color w:val="666666"/>
-          <w:sz w:val="24"/>
-          <w:szCs w:val="24"/>
+          <w:sz w:val="22"/>
+          <w:szCs w:val="22"/>
         </w:rPr>
         <w:t>Apr 2025</w:t>
       </w:r>
@@ -2601,16 +2773,16 @@
           <w:i/>
           <w:iCs/>
           <w:color w:val="444444"/>
-          <w:sz w:val="24"/>
-          <w:szCs w:val="24"/>
-        </w:rPr>
-      </w:pPr>
-      <w:r>
-        <w:rPr>
-          <w:b/>
-          <w:bCs/>
-          <w:sz w:val="24"/>
-          <w:szCs w:val="24"/>
+          <w:sz w:val="22"/>
+          <w:szCs w:val="22"/>
+        </w:rPr>
+      </w:pPr>
+      <w:r>
+        <w:rPr>
+          <w:b/>
+          <w:bCs/>
+          <w:sz w:val="22"/>
+          <w:szCs w:val="22"/>
         </w:rPr>
         <w:t>Python for Data Science</w:t>
       </w:r>
@@ -2618,19 +2790,28 @@
         <w:rPr>
           <w:b/>
           <w:bCs/>
-          <w:sz w:val="24"/>
-          <w:szCs w:val="24"/>
+          <w:sz w:val="22"/>
+          <w:szCs w:val="22"/>
         </w:rPr>
         <w:tab/>
         <w:t xml:space="preserve">                                                  </w:t>
       </w:r>
       <w:r>
         <w:rPr>
+          <w:b/>
+          <w:bCs/>
+          <w:sz w:val="22"/>
+          <w:szCs w:val="22"/>
+        </w:rPr>
+        <w:t xml:space="preserve">  </w:t>
+      </w:r>
+      <w:r>
+        <w:rPr>
           <w:i/>
           <w:iCs/>
           <w:color w:val="444444"/>
-          <w:sz w:val="24"/>
-          <w:szCs w:val="24"/>
+          <w:sz w:val="22"/>
+          <w:szCs w:val="22"/>
         </w:rPr>
         <w:t>NPTEL</w:t>
       </w:r>
@@ -2639,29 +2820,10 @@
           <w:i/>
           <w:iCs/>
           <w:color w:val="666666"/>
-          <w:sz w:val="24"/>
-          <w:szCs w:val="24"/>
-        </w:rPr>
-        <w:t xml:space="preserve">              </w:t>
-      </w:r>
-      <w:r>
-        <w:rPr>
-          <w:b/>
-          <w:bCs/>
-          <w:sz w:val="24"/>
-          <w:szCs w:val="24"/>
-        </w:rPr>
-        <w:t xml:space="preserve">   </w:t>
-      </w:r>
-      <w:r>
-        <w:rPr>
-          <w:i/>
-          <w:iCs/>
-          <w:color w:val="666666"/>
-          <w:sz w:val="24"/>
-          <w:szCs w:val="24"/>
-        </w:rPr>
-        <w:t>Apr 2025</w:t>
+          <w:sz w:val="22"/>
+          <w:szCs w:val="22"/>
+        </w:rPr>
+        <w:t xml:space="preserve">              Apr 2025</w:t>
       </w:r>
     </w:p>
     <w:p>
@@ -2676,16 +2838,16 @@
           <w:i/>
           <w:iCs/>
           <w:color w:val="444444"/>
-          <w:sz w:val="24"/>
-          <w:szCs w:val="24"/>
-        </w:rPr>
-      </w:pPr>
-      <w:r>
-        <w:rPr>
-          <w:b/>
-          <w:bCs/>
-          <w:sz w:val="24"/>
-          <w:szCs w:val="24"/>
+          <w:sz w:val="22"/>
+          <w:szCs w:val="22"/>
+        </w:rPr>
+      </w:pPr>
+      <w:r>
+        <w:rPr>
+          <w:b/>
+          <w:bCs/>
+          <w:sz w:val="22"/>
+          <w:szCs w:val="22"/>
         </w:rPr>
         <w:t>Java Full Stack</w:t>
       </w:r>
@@ -2694,8 +2856,8 @@
           <w:i/>
           <w:iCs/>
           <w:color w:val="444444"/>
-          <w:sz w:val="24"/>
-          <w:szCs w:val="24"/>
+          <w:sz w:val="22"/>
+          <w:szCs w:val="22"/>
         </w:rPr>
         <w:tab/>
       </w:r>
@@ -2704,28 +2866,40 @@
           <w:i/>
           <w:iCs/>
           <w:color w:val="444444"/>
-          <w:sz w:val="24"/>
-          <w:szCs w:val="24"/>
-        </w:rPr>
-        <w:t xml:space="preserve">                       </w:t>
-      </w:r>
+          <w:sz w:val="22"/>
+          <w:szCs w:val="22"/>
+        </w:rPr>
+        <w:t xml:space="preserve">                     </w:t>
+      </w:r>
+      <w:proofErr w:type="spellStart"/>
       <w:r>
         <w:rPr>
           <w:i/>
           <w:iCs/>
           <w:color w:val="444444"/>
-          <w:sz w:val="24"/>
-          <w:szCs w:val="24"/>
-        </w:rPr>
-        <w:t>Simbiotik Technologies</w:t>
+          <w:sz w:val="22"/>
+          <w:szCs w:val="22"/>
+        </w:rPr>
+        <w:t>Simbiotik</w:t>
+      </w:r>
+      <w:proofErr w:type="spellEnd"/>
+      <w:r>
+        <w:rPr>
+          <w:i/>
+          <w:iCs/>
+          <w:color w:val="444444"/>
+          <w:sz w:val="22"/>
+          <w:szCs w:val="22"/>
+        </w:rPr>
+        <w:t xml:space="preserve"> Technologies</w:t>
       </w:r>
       <w:r>
         <w:rPr>
           <w:i/>
           <w:iCs/>
           <w:color w:val="666666"/>
-          <w:sz w:val="24"/>
-          <w:szCs w:val="24"/>
+          <w:sz w:val="22"/>
+          <w:szCs w:val="22"/>
         </w:rPr>
         <w:tab/>
       </w:r>
@@ -2734,589 +2908,31 @@
           <w:i/>
           <w:iCs/>
           <w:color w:val="444444"/>
-          <w:sz w:val="24"/>
-          <w:szCs w:val="24"/>
-        </w:rPr>
-        <w:t xml:space="preserve">              </w:t>
+          <w:sz w:val="22"/>
+          <w:szCs w:val="22"/>
+        </w:rPr>
+        <w:t xml:space="preserve">             </w:t>
+      </w:r>
+      <w:r>
+        <w:rPr>
+          <w:i/>
+          <w:iCs/>
+          <w:color w:val="444444"/>
+          <w:sz w:val="22"/>
+          <w:szCs w:val="22"/>
+        </w:rPr>
+        <w:t xml:space="preserve"> </w:t>
       </w:r>
       <w:r>
         <w:rPr>
           <w:i/>
           <w:iCs/>
           <w:color w:val="666666"/>
-          <w:sz w:val="24"/>
-          <w:szCs w:val="24"/>
+          <w:sz w:val="22"/>
+          <w:szCs w:val="22"/>
         </w:rPr>
         <w:t>Jun 2024</w:t>
       </w:r>
-    </w:p>
-    <w:p>
-      <w:pPr>
-        <w:tabs>
-          <w:tab w:val="left" w:pos="4800"/>
-          <w:tab w:val="right" w:pos="9360"/>
-        </w:tabs>
-        <w:spacing w:before="50" w:after="10" w:line="276" w:lineRule="auto"/>
-        <w:jc w:val="both"/>
-        <w:rPr>
-          <w:i/>
-          <w:iCs/>
-          <w:color w:val="444444"/>
-          <w:sz w:val="24"/>
-          <w:szCs w:val="24"/>
-        </w:rPr>
-      </w:pPr>
-      <w:r>
-        <w:rPr>
-          <w:b/>
-          <w:bCs/>
-          <w:sz w:val="24"/>
-          <w:szCs w:val="24"/>
-        </w:rPr>
-        <w:t>Software Development</w:t>
-      </w:r>
-      <w:r>
-        <w:rPr>
-          <w:i/>
-          <w:iCs/>
-          <w:color w:val="444444"/>
-          <w:sz w:val="24"/>
-          <w:szCs w:val="24"/>
-        </w:rPr>
-        <w:tab/>
-      </w:r>
-      <w:r>
-        <w:rPr>
-          <w:i/>
-          <w:iCs/>
-          <w:color w:val="444444"/>
-          <w:sz w:val="24"/>
-          <w:szCs w:val="24"/>
-        </w:rPr>
-        <w:t xml:space="preserve">                                 </w:t>
-      </w:r>
-      <w:r>
-        <w:rPr>
-          <w:i/>
-          <w:iCs/>
-          <w:color w:val="444444"/>
-          <w:sz w:val="24"/>
-          <w:szCs w:val="24"/>
-        </w:rPr>
-        <w:t>Prodigy InfoTech</w:t>
-      </w:r>
-      <w:r>
-        <w:rPr>
-          <w:i/>
-          <w:iCs/>
-          <w:color w:val="666666"/>
-          <w:sz w:val="24"/>
-          <w:szCs w:val="24"/>
-        </w:rPr>
-        <w:tab/>
-      </w:r>
-      <w:r>
-        <w:rPr>
-          <w:i/>
-          <w:iCs/>
-          <w:color w:val="444444"/>
-          <w:sz w:val="24"/>
-          <w:szCs w:val="24"/>
-        </w:rPr>
-        <w:t xml:space="preserve">              </w:t>
-      </w:r>
-      <w:r>
-        <w:rPr>
-          <w:i/>
-          <w:iCs/>
-          <w:color w:val="666666"/>
-          <w:sz w:val="24"/>
-          <w:szCs w:val="24"/>
-        </w:rPr>
-        <w:t>May 2024</w:t>
-      </w:r>
-    </w:p>
-    <w:p>
-      <w:pPr>
-        <w:tabs>
-          <w:tab w:val="left" w:pos="4800"/>
-          <w:tab w:val="right" w:pos="9360"/>
-        </w:tabs>
-        <w:spacing w:before="50" w:after="40" w:line="276" w:lineRule="auto"/>
-        <w:jc w:val="both"/>
-        <w:rPr>
-          <w:i/>
-          <w:iCs/>
-          <w:color w:val="444444"/>
-          <w:sz w:val="24"/>
-          <w:szCs w:val="24"/>
-        </w:rPr>
-      </w:pPr>
-      <w:r>
-        <w:rPr>
-          <w:b/>
-          <w:bCs/>
-          <w:sz w:val="24"/>
-          <w:szCs w:val="24"/>
-        </w:rPr>
-        <w:t>DBMS Completion</w:t>
-      </w:r>
-      <w:r>
-        <w:rPr>
-          <w:i/>
-          <w:iCs/>
-          <w:color w:val="444444"/>
-          <w:sz w:val="24"/>
-          <w:szCs w:val="24"/>
-        </w:rPr>
-        <w:tab/>
-      </w:r>
-      <w:r>
-        <w:rPr>
-          <w:i/>
-          <w:iCs/>
-          <w:color w:val="444444"/>
-          <w:sz w:val="24"/>
-          <w:szCs w:val="24"/>
-        </w:rPr>
-        <w:t xml:space="preserve">                                                 </w:t>
-      </w:r>
-      <w:r>
-        <w:rPr>
-          <w:i/>
-          <w:iCs/>
-          <w:color w:val="444444"/>
-          <w:sz w:val="24"/>
-          <w:szCs w:val="24"/>
-        </w:rPr>
-        <w:t>Udemy</w:t>
-      </w:r>
-      <w:r>
-        <w:rPr>
-          <w:i/>
-          <w:iCs/>
-          <w:color w:val="666666"/>
-          <w:sz w:val="24"/>
-          <w:szCs w:val="24"/>
-        </w:rPr>
-        <w:t xml:space="preserve">               </w:t>
-      </w:r>
-      <w:r>
-        <w:rPr>
-          <w:i/>
-          <w:iCs/>
-          <w:color w:val="666666"/>
-          <w:sz w:val="24"/>
-          <w:szCs w:val="24"/>
-        </w:rPr>
-        <w:t>Apr 2024</w:t>
-      </w:r>
-    </w:p>
-    <w:p>
-      <w:pPr>
-        <w:tabs>
-          <w:tab w:val="left" w:pos="4800"/>
-          <w:tab w:val="right" w:pos="9360"/>
-        </w:tabs>
-        <w:spacing w:before="50" w:after="40" w:line="276" w:lineRule="auto"/>
-        <w:jc w:val="both"/>
-        <w:rPr>
-          <w:i/>
-          <w:iCs/>
-          <w:color w:val="666666"/>
-          <w:sz w:val="24"/>
-          <w:szCs w:val="24"/>
-        </w:rPr>
-      </w:pPr>
-      <w:r>
-        <w:rPr>
-          <w:b/>
-          <w:bCs/>
-          <w:sz w:val="24"/>
-          <w:szCs w:val="24"/>
-        </w:rPr>
-        <w:t>Digital Electronics</w:t>
-      </w:r>
-      <w:r>
-        <w:rPr>
-          <w:i/>
-          <w:iCs/>
-          <w:color w:val="444444"/>
-          <w:sz w:val="24"/>
-          <w:szCs w:val="24"/>
-        </w:rPr>
-        <w:tab/>
-      </w:r>
-      <w:r>
-        <w:rPr>
-          <w:i/>
-          <w:iCs/>
-          <w:color w:val="444444"/>
-          <w:sz w:val="24"/>
-          <w:szCs w:val="24"/>
-        </w:rPr>
-        <w:t xml:space="preserve">                         </w:t>
-      </w:r>
-      <w:r>
-        <w:rPr>
-          <w:i/>
-          <w:iCs/>
-          <w:color w:val="444444"/>
-          <w:sz w:val="24"/>
-          <w:szCs w:val="24"/>
-        </w:rPr>
-        <w:t>Infosys Springboar</w:t>
-      </w:r>
-      <w:r>
-        <w:rPr>
-          <w:i/>
-          <w:iCs/>
-          <w:color w:val="444444"/>
-          <w:sz w:val="24"/>
-          <w:szCs w:val="24"/>
-        </w:rPr>
-        <w:t xml:space="preserve">d                </w:t>
-      </w:r>
-      <w:r>
-        <w:rPr>
-          <w:i/>
-          <w:iCs/>
-          <w:color w:val="666666"/>
-          <w:sz w:val="24"/>
-          <w:szCs w:val="24"/>
-        </w:rPr>
-        <w:t>Oct 2023</w:t>
-      </w:r>
-    </w:p>
-    <w:p>
-      <w:pPr>
-        <w:tabs>
-          <w:tab w:val="left" w:pos="4800"/>
-          <w:tab w:val="right" w:pos="9360"/>
-        </w:tabs>
-        <w:spacing w:before="50" w:after="40" w:line="276" w:lineRule="auto"/>
-        <w:jc w:val="both"/>
-        <w:rPr>
-          <w:i/>
-          <w:iCs/>
-          <w:color w:val="444444"/>
-          <w:sz w:val="24"/>
-          <w:szCs w:val="24"/>
-        </w:rPr>
-      </w:pPr>
-      <w:r>
-        <w:rPr>
-          <w:b/>
-          <w:bCs/>
-          <w:sz w:val="24"/>
-          <w:szCs w:val="24"/>
-        </w:rPr>
-        <w:t>Python</w:t>
-      </w:r>
-      <w:r>
-        <w:rPr>
-          <w:i/>
-          <w:iCs/>
-          <w:color w:val="444444"/>
-          <w:sz w:val="24"/>
-          <w:szCs w:val="24"/>
-        </w:rPr>
-        <w:tab/>
-      </w:r>
-      <w:r>
-        <w:rPr>
-          <w:i/>
-          <w:iCs/>
-          <w:color w:val="444444"/>
-          <w:sz w:val="24"/>
-          <w:szCs w:val="24"/>
-        </w:rPr>
-        <w:t xml:space="preserve">                        </w:t>
-      </w:r>
-      <w:r>
-        <w:rPr>
-          <w:i/>
-          <w:iCs/>
-          <w:color w:val="444444"/>
-          <w:sz w:val="24"/>
-          <w:szCs w:val="24"/>
-        </w:rPr>
-        <w:t>Infosys Springboard</w:t>
-      </w:r>
-      <w:r>
-        <w:rPr>
-          <w:i/>
-          <w:iCs/>
-          <w:color w:val="666666"/>
-          <w:sz w:val="24"/>
-          <w:szCs w:val="24"/>
-        </w:rPr>
-        <w:t xml:space="preserve">                 </w:t>
-      </w:r>
-      <w:r>
-        <w:rPr>
-          <w:i/>
-          <w:iCs/>
-          <w:color w:val="666666"/>
-          <w:sz w:val="24"/>
-          <w:szCs w:val="24"/>
-        </w:rPr>
-        <w:t>Oct 2023</w:t>
-      </w:r>
-    </w:p>
-    <w:p>
-      <w:pPr>
-        <w:tabs>
-          <w:tab w:val="left" w:pos="4800"/>
-          <w:tab w:val="right" w:pos="9360"/>
-        </w:tabs>
-        <w:spacing w:before="50" w:after="40" w:line="276" w:lineRule="auto"/>
-        <w:jc w:val="both"/>
-        <w:rPr>
-          <w:i/>
-          <w:iCs/>
-          <w:color w:val="444444"/>
-          <w:sz w:val="24"/>
-          <w:szCs w:val="24"/>
-        </w:rPr>
-      </w:pPr>
-      <w:r>
-        <w:rPr>
-          <w:b/>
-          <w:bCs/>
-          <w:sz w:val="24"/>
-          <w:szCs w:val="24"/>
-        </w:rPr>
-        <w:t>Java Basics</w:t>
-      </w:r>
-      <w:r>
-        <w:rPr>
-          <w:i/>
-          <w:iCs/>
-          <w:color w:val="444444"/>
-          <w:sz w:val="24"/>
-          <w:szCs w:val="24"/>
-        </w:rPr>
-        <w:tab/>
-      </w:r>
-      <w:r>
-        <w:rPr>
-          <w:i/>
-          <w:iCs/>
-          <w:color w:val="444444"/>
-          <w:sz w:val="24"/>
-          <w:szCs w:val="24"/>
-        </w:rPr>
-        <w:t xml:space="preserve">                                      </w:t>
-      </w:r>
-      <w:r>
-        <w:rPr>
-          <w:i/>
-          <w:iCs/>
-          <w:color w:val="444444"/>
-          <w:sz w:val="24"/>
-          <w:szCs w:val="24"/>
-        </w:rPr>
-        <w:t>HackerRank</w:t>
-      </w:r>
-      <w:r>
-        <w:rPr>
-          <w:i/>
-          <w:iCs/>
-          <w:color w:val="666666"/>
-          <w:sz w:val="24"/>
-          <w:szCs w:val="24"/>
-        </w:rPr>
-        <w:t xml:space="preserve">                </w:t>
-      </w:r>
-      <w:r>
-        <w:rPr>
-          <w:i/>
-          <w:iCs/>
-          <w:color w:val="666666"/>
-          <w:sz w:val="24"/>
-          <w:szCs w:val="24"/>
-        </w:rPr>
-        <w:t>Oct 2023</w:t>
-      </w:r>
-    </w:p>
-    <w:p>
-      <w:pPr>
-        <w:tabs>
-          <w:tab w:val="left" w:pos="4800"/>
-          <w:tab w:val="right" w:pos="9360"/>
-        </w:tabs>
-        <w:spacing w:before="50" w:after="40" w:line="276" w:lineRule="auto"/>
-        <w:jc w:val="both"/>
-        <w:rPr>
-          <w:i/>
-          <w:iCs/>
-          <w:color w:val="444444"/>
-          <w:sz w:val="24"/>
-          <w:szCs w:val="24"/>
-        </w:rPr>
-      </w:pPr>
-      <w:r>
-        <w:rPr>
-          <w:b/>
-          <w:bCs/>
-          <w:sz w:val="24"/>
-          <w:szCs w:val="24"/>
-        </w:rPr>
-        <w:t>Artificial Intelligence</w:t>
-      </w:r>
-      <w:r>
-        <w:rPr>
-          <w:i/>
-          <w:iCs/>
-          <w:color w:val="444444"/>
-          <w:sz w:val="24"/>
-          <w:szCs w:val="24"/>
-        </w:rPr>
-        <w:tab/>
-      </w:r>
-      <w:r>
-        <w:rPr>
-          <w:i/>
-          <w:iCs/>
-          <w:color w:val="444444"/>
-          <w:sz w:val="24"/>
-          <w:szCs w:val="24"/>
-        </w:rPr>
-        <w:t xml:space="preserve">                        </w:t>
-      </w:r>
-      <w:r>
-        <w:rPr>
-          <w:i/>
-          <w:iCs/>
-          <w:color w:val="444444"/>
-          <w:sz w:val="24"/>
-          <w:szCs w:val="24"/>
-        </w:rPr>
-        <w:t>Infosys Springboard</w:t>
-      </w:r>
-      <w:r>
-        <w:rPr>
-          <w:i/>
-          <w:iCs/>
-          <w:color w:val="666666"/>
-          <w:sz w:val="24"/>
-          <w:szCs w:val="24"/>
-        </w:rPr>
-        <w:t xml:space="preserve">                </w:t>
-      </w:r>
-      <w:r>
-        <w:rPr>
-          <w:i/>
-          <w:iCs/>
-          <w:color w:val="666666"/>
-          <w:sz w:val="24"/>
-          <w:szCs w:val="24"/>
-        </w:rPr>
-        <w:t>Apr 2023</w:t>
-      </w:r>
-    </w:p>
-    <w:p>
-      <w:pPr>
-        <w:tabs>
-          <w:tab w:val="left" w:pos="4800"/>
-          <w:tab w:val="right" w:pos="9360"/>
-        </w:tabs>
-        <w:spacing w:before="50" w:after="40" w:line="276" w:lineRule="auto"/>
-        <w:jc w:val="both"/>
-        <w:rPr>
-          <w:i/>
-          <w:iCs/>
-          <w:color w:val="444444"/>
-          <w:sz w:val="24"/>
-          <w:szCs w:val="24"/>
-        </w:rPr>
-      </w:pPr>
-      <w:r>
-        <w:rPr>
-          <w:b/>
-          <w:bCs/>
-          <w:sz w:val="24"/>
-          <w:szCs w:val="24"/>
-        </w:rPr>
-        <w:t>Machine Learning</w:t>
-      </w:r>
-      <w:r>
-        <w:rPr>
-          <w:i/>
-          <w:iCs/>
-          <w:color w:val="444444"/>
-          <w:sz w:val="24"/>
-          <w:szCs w:val="24"/>
-        </w:rPr>
-        <w:tab/>
-      </w:r>
-      <w:r>
-        <w:rPr>
-          <w:i/>
-          <w:iCs/>
-          <w:color w:val="444444"/>
-          <w:sz w:val="24"/>
-          <w:szCs w:val="24"/>
-        </w:rPr>
-        <w:t xml:space="preserve">                       </w:t>
-      </w:r>
-      <w:r>
-        <w:rPr>
-          <w:i/>
-          <w:iCs/>
-          <w:color w:val="444444"/>
-          <w:sz w:val="24"/>
-          <w:szCs w:val="24"/>
-        </w:rPr>
-        <w:t>Infosys Springboard</w:t>
-      </w:r>
-      <w:r>
-        <w:rPr>
-          <w:i/>
-          <w:iCs/>
-          <w:color w:val="666666"/>
-          <w:sz w:val="24"/>
-          <w:szCs w:val="24"/>
-        </w:rPr>
-        <w:tab/>
-      </w:r>
-      <w:r>
-        <w:rPr>
-          <w:i/>
-          <w:iCs/>
-          <w:color w:val="444444"/>
-          <w:sz w:val="24"/>
-          <w:szCs w:val="24"/>
-        </w:rPr>
-        <w:t xml:space="preserve">                </w:t>
-      </w:r>
-      <w:r>
-        <w:rPr>
-          <w:i/>
-          <w:iCs/>
-          <w:color w:val="666666"/>
-          <w:sz w:val="24"/>
-          <w:szCs w:val="24"/>
-        </w:rPr>
-        <w:t>Apr 2023</w:t>
-      </w:r>
-    </w:p>
-    <w:p>
-      <w:pPr>
-        <w:tabs>
-          <w:tab w:val="left" w:pos="4800"/>
-          <w:tab w:val="right" w:pos="9360"/>
-        </w:tabs>
-        <w:spacing w:before="50" w:after="40"/>
-        <w:rPr>
-          <w:i/>
-          <w:iCs/>
-          <w:color w:val="444444"/>
-          <w:sz w:val="24"/>
-          <w:szCs w:val="24"/>
-        </w:rPr>
-      </w:pPr>
     </w:p>
     <w:p>
       <w:pPr>
@@ -3341,16 +2957,29 @@
         <w:tabs>
           <w:tab w:val="right" w:pos="9360"/>
         </w:tabs>
-        <w:spacing w:before="80" w:after="20"/>
-      </w:pPr>
-      <w:r>
-        <w:rPr>
-          <w:b/>
-          <w:bCs/>
-          <w:sz w:val="21"/>
-          <w:szCs w:val="21"/>
-        </w:rPr>
-        <w:t>B.Tech — Computer Science and Engineering</w:t>
+        <w:spacing w:before="80"/>
+      </w:pPr>
+      <w:proofErr w:type="spellStart"/>
+      <w:proofErr w:type="gramStart"/>
+      <w:r>
+        <w:rPr>
+          <w:b/>
+          <w:bCs/>
+          <w:sz w:val="21"/>
+          <w:szCs w:val="21"/>
+        </w:rPr>
+        <w:t>B.Tech</w:t>
+      </w:r>
+      <w:proofErr w:type="spellEnd"/>
+      <w:proofErr w:type="gramEnd"/>
+      <w:r>
+        <w:rPr>
+          <w:b/>
+          <w:bCs/>
+          <w:sz w:val="21"/>
+          <w:szCs w:val="21"/>
+        </w:rPr>
+        <w:t xml:space="preserve"> — Computer Science and Engineering</w:t>
       </w:r>
       <w:r>
         <w:rPr>
@@ -3366,7 +2995,6 @@
     </w:p>
     <w:p>
       <w:pPr>
-        <w:spacing w:after="60"/>
         <w:rPr>
           <w:color w:val="444444"/>
         </w:rPr>
@@ -3380,7 +3008,6 @@
     </w:p>
     <w:p>
       <w:pPr>
-        <w:spacing w:after="60"/>
         <w:rPr>
           <w:color w:val="444444"/>
         </w:rPr>
@@ -3388,22 +3015,32 @@
     </w:p>
     <w:p>
       <w:pPr>
-        <w:spacing w:after="60"/>
-        <w:rPr>
-          <w:b/>
-          <w:bCs/>
-          <w:sz w:val="21"/>
-          <w:szCs w:val="21"/>
-        </w:rPr>
-      </w:pPr>
-      <w:r>
-        <w:rPr>
-          <w:b/>
-          <w:bCs/>
-          <w:sz w:val="21"/>
-          <w:szCs w:val="21"/>
-        </w:rPr>
-        <w:t>Lalaji Memorial Omega International School</w:t>
+        <w:rPr>
+          <w:b/>
+          <w:bCs/>
+          <w:sz w:val="21"/>
+          <w:szCs w:val="21"/>
+        </w:rPr>
+      </w:pPr>
+      <w:proofErr w:type="spellStart"/>
+      <w:r>
+        <w:rPr>
+          <w:b/>
+          <w:bCs/>
+          <w:sz w:val="21"/>
+          <w:szCs w:val="21"/>
+        </w:rPr>
+        <w:t>Lalaji</w:t>
+      </w:r>
+      <w:proofErr w:type="spellEnd"/>
+      <w:r>
+        <w:rPr>
+          <w:b/>
+          <w:bCs/>
+          <w:sz w:val="21"/>
+          <w:szCs w:val="21"/>
+        </w:rPr>
+        <w:t xml:space="preserve"> Memorial Omega International School</w:t>
       </w:r>
       <w:r>
         <w:rPr>
@@ -3482,7 +3119,6 @@
     </w:p>
     <w:p>
       <w:pPr>
-        <w:spacing w:after="60"/>
         <w:rPr>
           <w:color w:val="444444"/>
         </w:rPr>
@@ -3494,14 +3130,9 @@
         <w:t>CLASS XII (CBSE)</w:t>
       </w:r>
     </w:p>
-    <w:p>
-      <w:pPr>
-        <w:spacing w:after="60"/>
-      </w:pPr>
-    </w:p>
-    <w:p>
-      <w:pPr>
-        <w:spacing w:after="60"/>
+    <w:p/>
+    <w:p>
+      <w:pPr>
         <w:rPr>
           <w:b/>
           <w:bCs/>
@@ -3622,7 +3253,6 @@
     </w:p>
     <w:p>
       <w:pPr>
-        <w:spacing w:after="60"/>
         <w:rPr>
           <w:b/>
           <w:bCs/>
@@ -3636,17 +3266,6 @@
         </w:rPr>
         <w:t>CLASS X (CBSE)</w:t>
       </w:r>
-    </w:p>
-    <w:p>
-      <w:pPr>
-        <w:spacing w:after="60"/>
-        <w:rPr>
-          <w:b/>
-          <w:bCs/>
-          <w:sz w:val="21"/>
-          <w:szCs w:val="21"/>
-        </w:rPr>
-      </w:pPr>
     </w:p>
     <w:sectPr>
       <w:pgSz w:w="12240" w:h="15840"/>

--- a/AKILAN-RESUME.docx
+++ b/AKILAN-RESUME.docx
@@ -42,29 +42,7 @@
           <w:sz w:val="28"/>
           <w:szCs w:val="28"/>
         </w:rPr>
-        <w:t xml:space="preserve">Backend &amp; Automation Engineer | Python | </w:t>
-      </w:r>
-      <w:proofErr w:type="spellStart"/>
-      <w:r>
-        <w:rPr>
-          <w:b/>
-          <w:bCs/>
-          <w:color w:val="1F4E79"/>
-          <w:sz w:val="28"/>
-          <w:szCs w:val="28"/>
-        </w:rPr>
-        <w:t>FastAPI</w:t>
-      </w:r>
-      <w:proofErr w:type="spellEnd"/>
-      <w:r>
-        <w:rPr>
-          <w:b/>
-          <w:bCs/>
-          <w:color w:val="1F4E79"/>
-          <w:sz w:val="28"/>
-          <w:szCs w:val="28"/>
-        </w:rPr>
-        <w:t xml:space="preserve"> | RPA | Applied AI Systems</w:t>
+        <w:t>Backend &amp; Automation Engineer | Python | FastAPI | RPA | Applied AI Systems</w:t>
       </w:r>
     </w:p>
     <w:p>
@@ -95,18 +73,8 @@
             <w:sz w:val="18"/>
             <w:szCs w:val="18"/>
           </w:rPr>
-          <w:t>linkedin.com/in/</w:t>
+          <w:t>linkedin.com/in/akilanmanikandan</w:t>
         </w:r>
-        <w:proofErr w:type="spellStart"/>
-        <w:r>
-          <w:rPr>
-            <w:rStyle w:val="Hyperlink"/>
-            <w:sz w:val="18"/>
-            <w:szCs w:val="18"/>
-          </w:rPr>
-          <w:t>akilanmanikandan</w:t>
-        </w:r>
-        <w:proofErr w:type="spellEnd"/>
       </w:hyperlink>
       <w:r>
         <w:rPr>
@@ -131,18 +99,8 @@
             <w:sz w:val="18"/>
             <w:szCs w:val="18"/>
           </w:rPr>
-          <w:t>github.com/</w:t>
+          <w:t>github.com/akilanmanikandan</w:t>
         </w:r>
-        <w:proofErr w:type="spellStart"/>
-        <w:r>
-          <w:rPr>
-            <w:rStyle w:val="Hyperlink"/>
-            <w:sz w:val="18"/>
-            <w:szCs w:val="18"/>
-          </w:rPr>
-          <w:t>akilanmanikandan</w:t>
-        </w:r>
-        <w:proofErr w:type="spellEnd"/>
         <w:r>
           <w:rPr>
             <w:rStyle w:val="Hyperlink"/>
@@ -202,31 +160,7 @@
         <w:spacing w:before="60" w:after="60"/>
       </w:pPr>
       <w:r>
-        <w:t xml:space="preserve">Backend and automation engineer with internship experience across 4 roles building production API services, RPA pipelines, and data ingestion systems that eliminated 8+ hours of daily manual effort. Shipped across Python, Java, and TypeScript using </w:t>
-      </w:r>
-      <w:proofErr w:type="spellStart"/>
-      <w:r>
-        <w:t>FastAPI</w:t>
-      </w:r>
-      <w:proofErr w:type="spellEnd"/>
-      <w:r>
-        <w:t xml:space="preserve">, Spring Boot, </w:t>
-      </w:r>
-      <w:proofErr w:type="spellStart"/>
-      <w:r>
-        <w:t>NestJS</w:t>
-      </w:r>
-      <w:proofErr w:type="spellEnd"/>
-      <w:r>
-        <w:t xml:space="preserve">, PostgreSQL, and MongoDB. Specializes in turning repetitive operational workflows into auditable, configuration-driven systems with hands-on work in applied ML, </w:t>
-      </w:r>
-      <w:proofErr w:type="spellStart"/>
-      <w:r>
-        <w:t>LangChain</w:t>
-      </w:r>
-      <w:proofErr w:type="spellEnd"/>
-      <w:r>
-        <w:t xml:space="preserve"> RAG pipelines, and campaign automation at scale.</w:t>
+        <w:t>Backend and automation engineer with internship experience across 4 roles building production API services, RPA pipelines, and data ingestion systems that eliminated 8+ hours of daily manual effort. Shipped across Python, Java, and TypeScript using FastAPI, Spring Boot, NestJS, PostgreSQL, and MongoDB. Specializes in turning repetitive operational workflows into auditable, configuration-driven systems with hands-on work in applied ML, LangChain RAG pipelines, and campaign automation at scale.</w:t>
       </w:r>
     </w:p>
     <w:p>
@@ -344,37 +278,19 @@
             </w:tcMar>
           </w:tcPr>
           <w:p>
-            <w:proofErr w:type="spellStart"/>
             <w:r>
               <w:rPr>
                 <w:sz w:val="19"/>
                 <w:szCs w:val="19"/>
               </w:rPr>
-              <w:t>FastAPI</w:t>
+              <w:t>FastAPI, Spring Boot, Flask, Django REST Framework, NestJS, Next.js, React</w:t>
             </w:r>
-            <w:proofErr w:type="spellEnd"/>
             <w:r>
               <w:rPr>
                 <w:sz w:val="19"/>
                 <w:szCs w:val="19"/>
               </w:rPr>
-              <w:t xml:space="preserve">, Spring Boot, Flask, Django REST Framework, </w:t>
-            </w:r>
-            <w:proofErr w:type="spellStart"/>
-            <w:r>
-              <w:rPr>
-                <w:sz w:val="19"/>
-                <w:szCs w:val="19"/>
-              </w:rPr>
-              <w:t>NestJS</w:t>
-            </w:r>
-            <w:proofErr w:type="spellEnd"/>
-            <w:r>
-              <w:rPr>
-                <w:sz w:val="19"/>
-                <w:szCs w:val="19"/>
-              </w:rPr>
-              <w:t>, Next.js, React</w:t>
+              <w:t>, GraphQL</w:t>
             </w:r>
           </w:p>
         </w:tc>
@@ -419,39 +335,7 @@
                 <w:sz w:val="19"/>
                 <w:szCs w:val="19"/>
               </w:rPr>
-              <w:t xml:space="preserve">Playwright, </w:t>
-            </w:r>
-            <w:proofErr w:type="spellStart"/>
-            <w:r>
-              <w:rPr>
-                <w:sz w:val="19"/>
-                <w:szCs w:val="19"/>
-              </w:rPr>
-              <w:t>PyAutoGUI</w:t>
-            </w:r>
-            <w:proofErr w:type="spellEnd"/>
-            <w:r>
-              <w:rPr>
-                <w:sz w:val="19"/>
-                <w:szCs w:val="19"/>
-              </w:rPr>
-              <w:t xml:space="preserve">, Selenium, </w:t>
-            </w:r>
-            <w:proofErr w:type="spellStart"/>
-            <w:r>
-              <w:rPr>
-                <w:sz w:val="19"/>
-                <w:szCs w:val="19"/>
-              </w:rPr>
-              <w:t>TagUI</w:t>
-            </w:r>
-            <w:proofErr w:type="spellEnd"/>
-            <w:r>
-              <w:rPr>
-                <w:sz w:val="19"/>
-                <w:szCs w:val="19"/>
-              </w:rPr>
-              <w:t>, Scrapy, n8n</w:t>
+              <w:t>Playwright, PyAutoGUI, Selenium, TagUI, Scrapy, n8n</w:t>
             </w:r>
           </w:p>
         </w:tc>
@@ -496,23 +380,7 @@
                 <w:sz w:val="19"/>
                 <w:szCs w:val="19"/>
               </w:rPr>
-              <w:t xml:space="preserve">PostgreSQL, MongoDB, Mongoose, </w:t>
-            </w:r>
-            <w:proofErr w:type="spellStart"/>
-            <w:r>
-              <w:rPr>
-                <w:sz w:val="19"/>
-                <w:szCs w:val="19"/>
-              </w:rPr>
-              <w:t>SQLAlchemy</w:t>
-            </w:r>
-            <w:proofErr w:type="spellEnd"/>
-            <w:r>
-              <w:rPr>
-                <w:sz w:val="19"/>
-                <w:szCs w:val="19"/>
-              </w:rPr>
-              <w:t>, psycopg2</w:t>
+              <w:t>PostgreSQL, MongoDB, Mongoose, SQLAlchemy, psycopg2</w:t>
             </w:r>
           </w:p>
         </w:tc>
@@ -647,23 +515,7 @@
                 <w:sz w:val="19"/>
                 <w:szCs w:val="19"/>
               </w:rPr>
-              <w:t xml:space="preserve">JWT, Passport, </w:t>
-            </w:r>
-            <w:proofErr w:type="spellStart"/>
-            <w:r>
-              <w:rPr>
-                <w:sz w:val="19"/>
-                <w:szCs w:val="19"/>
-              </w:rPr>
-              <w:t>bcrypt</w:t>
-            </w:r>
-            <w:proofErr w:type="spellEnd"/>
-            <w:r>
-              <w:rPr>
-                <w:sz w:val="19"/>
-                <w:szCs w:val="19"/>
-              </w:rPr>
-              <w:t>, AES, RSA, ABAC, OTP, MFA, TOTP</w:t>
+              <w:t>JWT, Passport, bcrypt, AES, RSA, ABAC, OTP, MFA, TOTP</w:t>
             </w:r>
           </w:p>
         </w:tc>
@@ -708,71 +560,7 @@
                 <w:sz w:val="19"/>
                 <w:szCs w:val="19"/>
               </w:rPr>
-              <w:t xml:space="preserve">TensorFlow, </w:t>
-            </w:r>
-            <w:proofErr w:type="spellStart"/>
-            <w:r>
-              <w:rPr>
-                <w:sz w:val="19"/>
-                <w:szCs w:val="19"/>
-              </w:rPr>
-              <w:t>Keras</w:t>
-            </w:r>
-            <w:proofErr w:type="spellEnd"/>
-            <w:r>
-              <w:rPr>
-                <w:sz w:val="19"/>
-                <w:szCs w:val="19"/>
-              </w:rPr>
-              <w:t xml:space="preserve">, </w:t>
-            </w:r>
-            <w:proofErr w:type="spellStart"/>
-            <w:r>
-              <w:rPr>
-                <w:sz w:val="19"/>
-                <w:szCs w:val="19"/>
-              </w:rPr>
-              <w:t>Librosa</w:t>
-            </w:r>
-            <w:proofErr w:type="spellEnd"/>
-            <w:r>
-              <w:rPr>
-                <w:sz w:val="19"/>
-                <w:szCs w:val="19"/>
-              </w:rPr>
-              <w:t xml:space="preserve">, scikit-learn, </w:t>
-            </w:r>
-            <w:proofErr w:type="spellStart"/>
-            <w:r>
-              <w:rPr>
-                <w:sz w:val="19"/>
-                <w:szCs w:val="19"/>
-              </w:rPr>
-              <w:t>LangChain</w:t>
-            </w:r>
-            <w:proofErr w:type="spellEnd"/>
-            <w:r>
-              <w:rPr>
-                <w:sz w:val="19"/>
-                <w:szCs w:val="19"/>
-              </w:rPr>
-              <w:t xml:space="preserve">, </w:t>
-            </w:r>
-            <w:proofErr w:type="spellStart"/>
-            <w:r>
-              <w:rPr>
-                <w:sz w:val="19"/>
-                <w:szCs w:val="19"/>
-              </w:rPr>
-              <w:t>OpenAI</w:t>
-            </w:r>
-            <w:proofErr w:type="spellEnd"/>
-            <w:r>
-              <w:rPr>
-                <w:sz w:val="19"/>
-                <w:szCs w:val="19"/>
-              </w:rPr>
-              <w:t xml:space="preserve"> API, Gemini API</w:t>
+              <w:t>TensorFlow, Keras, Librosa, scikit-learn, LangChain, OpenAI API, Gemini API</w:t>
             </w:r>
           </w:p>
         </w:tc>
@@ -833,6 +621,13 @@
               </w:rPr>
               <w:t>MS Office</w:t>
             </w:r>
+            <w:r>
+              <w:rPr>
+                <w:sz w:val="19"/>
+                <w:szCs w:val="19"/>
+              </w:rPr>
+              <w:t>, Docker, Linux</w:t>
+            </w:r>
           </w:p>
         </w:tc>
       </w:tr>
@@ -928,7 +723,6 @@
         </w:rPr>
         <w:t xml:space="preserve"> </w:t>
       </w:r>
-      <w:proofErr w:type="spellStart"/>
       <w:r>
         <w:rPr>
           <w:i/>
@@ -937,18 +731,7 @@
           <w:sz w:val="21"/>
           <w:szCs w:val="21"/>
         </w:rPr>
-        <w:t>Clarivium</w:t>
-      </w:r>
-      <w:proofErr w:type="spellEnd"/>
-      <w:r>
-        <w:rPr>
-          <w:i/>
-          <w:iCs/>
-          <w:color w:val="2E75B6"/>
-          <w:sz w:val="21"/>
-          <w:szCs w:val="21"/>
-        </w:rPr>
-        <w:t xml:space="preserve"> Technologies</w:t>
+        <w:t>Clarivium Technologies</w:t>
       </w:r>
     </w:p>
     <w:p>
@@ -1040,14 +823,12 @@
       <w:r>
         <w:t xml:space="preserve"> and </w:t>
       </w:r>
-      <w:proofErr w:type="spellStart"/>
       <w:r>
         <w:rPr>
           <w:rStyle w:val="Strong"/>
         </w:rPr>
         <w:t>PyAutoGUI</w:t>
       </w:r>
-      <w:proofErr w:type="spellEnd"/>
       <w:r>
         <w:t xml:space="preserve"> covering login, </w:t>
       </w:r>
@@ -1116,15 +897,7 @@
         <w:t>duplicate pipeline runs by ~90%</w:t>
       </w:r>
       <w:r>
-        <w:t xml:space="preserve"> and enabling full </w:t>
-      </w:r>
-      <w:proofErr w:type="spellStart"/>
-      <w:r>
-        <w:t>replayability</w:t>
-      </w:r>
-      <w:proofErr w:type="spellEnd"/>
-      <w:r>
-        <w:t xml:space="preserve"> of failed stages.</w:t>
+        <w:t xml:space="preserve"> and enabling full replayability of failed stages.</w:t>
       </w:r>
     </w:p>
     <w:p>
@@ -1157,15 +930,7 @@
         <w:t>n8n</w:t>
       </w:r>
       <w:r>
-        <w:t xml:space="preserve"> workflows (21 </w:t>
-      </w:r>
-      <w:proofErr w:type="spellStart"/>
-      <w:r>
-        <w:t>branchwise</w:t>
-      </w:r>
-      <w:proofErr w:type="spellEnd"/>
-      <w:r>
-        <w:t xml:space="preserve"> KPI refresh + 25 dashboard freshness monitoring) integrating </w:t>
+        <w:t xml:space="preserve"> workflows (21 branchwise KPI refresh + 25 dashboard freshness monitoring) integrating </w:t>
       </w:r>
       <w:r>
         <w:rPr>
@@ -1175,15 +940,7 @@
         <w:t>Power BI</w:t>
       </w:r>
       <w:r>
-        <w:t xml:space="preserve"> </w:t>
-      </w:r>
-      <w:proofErr w:type="spellStart"/>
-      <w:r>
-        <w:t>executeQueries</w:t>
-      </w:r>
-      <w:proofErr w:type="spellEnd"/>
-      <w:r>
-        <w:t xml:space="preserve"> API, </w:t>
+        <w:t xml:space="preserve"> executeQueries API, </w:t>
       </w:r>
       <w:r>
         <w:rPr>
@@ -1193,15 +950,7 @@
         <w:t>PostgreSQL</w:t>
       </w:r>
       <w:r>
-        <w:t xml:space="preserve"> </w:t>
-      </w:r>
-      <w:proofErr w:type="spellStart"/>
-      <w:r>
-        <w:t>upserts</w:t>
-      </w:r>
-      <w:proofErr w:type="spellEnd"/>
-      <w:r>
-        <w:t>, and notification steps replacing manual analytics validation for a 10-branch automotive client.</w:t>
+        <w:t xml:space="preserve"> upserts, and notification steps replacing manual analytics validation for a 10-branch automotive client.</w:t>
       </w:r>
     </w:p>
     <w:p>
@@ -1243,19 +992,11 @@
       <w:r>
         <w:t xml:space="preserve"> via </w:t>
       </w:r>
-      <w:proofErr w:type="spellStart"/>
-      <w:r>
-        <w:rPr>
-          <w:rStyle w:val="Strong"/>
-        </w:rPr>
-        <w:t>AiSensy</w:t>
-      </w:r>
-      <w:proofErr w:type="spellEnd"/>
-      <w:r>
-        <w:rPr>
-          <w:rStyle w:val="Strong"/>
-        </w:rPr>
-        <w:t xml:space="preserve"> BSP APIs</w:t>
+      <w:r>
+        <w:rPr>
+          <w:rStyle w:val="Strong"/>
+        </w:rPr>
+        <w:t>AiSensy BSP APIs</w:t>
       </w:r>
       <w:r>
         <w:t xml:space="preserve"> across insurance renewals, service reminders, and test-drive follow-ups cutting campaign setup time </w:t>
@@ -1320,7 +1061,6 @@
         </w:rPr>
         <w:t xml:space="preserve"> </w:t>
       </w:r>
-      <w:proofErr w:type="spellStart"/>
       <w:r>
         <w:rPr>
           <w:i/>
@@ -1331,7 +1071,6 @@
         </w:rPr>
         <w:t>CleandeskAI</w:t>
       </w:r>
-      <w:proofErr w:type="spellEnd"/>
       <w:r>
         <w:rPr>
           <w:i/>
@@ -1536,7 +1275,6 @@
         </w:rPr>
         <w:t xml:space="preserve"> </w:t>
       </w:r>
-      <w:proofErr w:type="spellStart"/>
       <w:r>
         <w:rPr>
           <w:i/>
@@ -1545,18 +1283,7 @@
           <w:sz w:val="21"/>
           <w:szCs w:val="21"/>
         </w:rPr>
-        <w:t>Simbiotik</w:t>
-      </w:r>
-      <w:proofErr w:type="spellEnd"/>
-      <w:r>
-        <w:rPr>
-          <w:i/>
-          <w:iCs/>
-          <w:color w:val="2E75B6"/>
-          <w:sz w:val="21"/>
-          <w:szCs w:val="21"/>
-        </w:rPr>
-        <w:t xml:space="preserve"> Technologies</w:t>
+        <w:t>Simbiotik Technologies</w:t>
       </w:r>
       <w:r>
         <w:rPr>
@@ -1626,14 +1353,12 @@
       <w:r>
         <w:t xml:space="preserve"> using </w:t>
       </w:r>
-      <w:proofErr w:type="spellStart"/>
       <w:r>
         <w:rPr>
           <w:rStyle w:val="Strong"/>
         </w:rPr>
         <w:t>NestJS</w:t>
       </w:r>
-      <w:proofErr w:type="spellEnd"/>
       <w:r>
         <w:t xml:space="preserve">, </w:t>
       </w:r>
@@ -1704,19 +1429,11 @@
       <w:r>
         <w:t xml:space="preserve"> with </w:t>
       </w:r>
-      <w:proofErr w:type="spellStart"/>
-      <w:r>
-        <w:rPr>
-          <w:rStyle w:val="Strong"/>
-        </w:rPr>
-        <w:t>bcrypt</w:t>
-      </w:r>
-      <w:proofErr w:type="spellEnd"/>
-      <w:r>
-        <w:rPr>
-          <w:rStyle w:val="Strong"/>
-        </w:rPr>
-        <w:t xml:space="preserve"> password hashing</w:t>
+      <w:r>
+        <w:rPr>
+          <w:rStyle w:val="Strong"/>
+        </w:rPr>
+        <w:t>bcrypt password hashing</w:t>
       </w:r>
       <w:r>
         <w:t xml:space="preserve">, </w:t>
@@ -1798,7 +1515,6 @@
         </w:rPr>
         <w:t xml:space="preserve"> </w:t>
       </w:r>
-      <w:proofErr w:type="spellStart"/>
       <w:r>
         <w:rPr>
           <w:i/>
@@ -1807,18 +1523,7 @@
           <w:sz w:val="21"/>
           <w:szCs w:val="21"/>
         </w:rPr>
-        <w:t>Zidio</w:t>
-      </w:r>
-      <w:proofErr w:type="spellEnd"/>
-      <w:r>
-        <w:rPr>
-          <w:i/>
-          <w:iCs/>
-          <w:color w:val="2E75B6"/>
-          <w:sz w:val="21"/>
-          <w:szCs w:val="21"/>
-        </w:rPr>
-        <w:t xml:space="preserve"> Development</w:t>
+        <w:t>Zidio Development</w:t>
       </w:r>
       <w:r>
         <w:rPr>
@@ -2088,15 +1793,7 @@
         <w:t>Isolation Forest model</w:t>
       </w:r>
       <w:r>
-        <w:t xml:space="preserve"> and rule-based scoring to flag suspicious access </w:t>
-      </w:r>
-      <w:proofErr w:type="spellStart"/>
-      <w:r>
-        <w:t>behavior</w:t>
-      </w:r>
-      <w:proofErr w:type="spellEnd"/>
-      <w:r>
-        <w:t xml:space="preserve"> across </w:t>
+        <w:t xml:space="preserve"> and rule-based scoring to flag suspicious access behavior across </w:t>
       </w:r>
       <w:r>
         <w:rPr>
@@ -2139,7 +1836,6 @@
       <w:pPr>
         <w:spacing w:before="140" w:after="20"/>
       </w:pPr>
-      <w:proofErr w:type="spellStart"/>
       <w:r>
         <w:rPr>
           <w:b/>
@@ -2148,18 +1844,7 @@
           <w:sz w:val="21"/>
           <w:szCs w:val="21"/>
         </w:rPr>
-        <w:t>CityPulse</w:t>
-      </w:r>
-      <w:proofErr w:type="spellEnd"/>
-      <w:r>
-        <w:rPr>
-          <w:b/>
-          <w:bCs/>
-          <w:color w:val="000000"/>
-          <w:sz w:val="21"/>
-          <w:szCs w:val="21"/>
-        </w:rPr>
-        <w:t xml:space="preserve"> — Event Recommendation Chatbot</w:t>
+        <w:t>CityPulse — Event Recommendation Chatbot</w:t>
       </w:r>
     </w:p>
     <w:p>
@@ -2178,7 +1863,6 @@
         </w:rPr>
         <w:t xml:space="preserve">Tech Stack: </w:t>
       </w:r>
-      <w:proofErr w:type="spellStart"/>
       <w:r>
         <w:rPr>
           <w:i/>
@@ -2187,62 +1871,7 @@
           <w:sz w:val="19"/>
           <w:szCs w:val="19"/>
         </w:rPr>
-        <w:t>FastAPI</w:t>
-      </w:r>
-      <w:proofErr w:type="spellEnd"/>
-      <w:r>
-        <w:rPr>
-          <w:i/>
-          <w:iCs/>
-          <w:color w:val="555555"/>
-          <w:sz w:val="19"/>
-          <w:szCs w:val="19"/>
-        </w:rPr>
-        <w:t xml:space="preserve">, Next.js, React, MongoDB, </w:t>
-      </w:r>
-      <w:proofErr w:type="spellStart"/>
-      <w:r>
-        <w:rPr>
-          <w:i/>
-          <w:iCs/>
-          <w:color w:val="555555"/>
-          <w:sz w:val="19"/>
-          <w:szCs w:val="19"/>
-        </w:rPr>
-        <w:t>LangChain</w:t>
-      </w:r>
-      <w:proofErr w:type="spellEnd"/>
-      <w:r>
-        <w:rPr>
-          <w:i/>
-          <w:iCs/>
-          <w:color w:val="555555"/>
-          <w:sz w:val="19"/>
-          <w:szCs w:val="19"/>
-        </w:rPr>
-        <w:t xml:space="preserve">, </w:t>
-      </w:r>
-      <w:proofErr w:type="spellStart"/>
-      <w:r>
-        <w:rPr>
-          <w:i/>
-          <w:iCs/>
-          <w:color w:val="555555"/>
-          <w:sz w:val="19"/>
-          <w:szCs w:val="19"/>
-        </w:rPr>
-        <w:t>OpenAI</w:t>
-      </w:r>
-      <w:proofErr w:type="spellEnd"/>
-      <w:r>
-        <w:rPr>
-          <w:i/>
-          <w:iCs/>
-          <w:color w:val="555555"/>
-          <w:sz w:val="19"/>
-          <w:szCs w:val="19"/>
-        </w:rPr>
-        <w:t xml:space="preserve"> GPT, Scrapy, Selenium</w:t>
+        <w:t>FastAPI, Next.js, React, MongoDB, LangChain, OpenAI GPT, Scrapy, Selenium</w:t>
       </w:r>
     </w:p>
     <w:p>
@@ -2257,19 +1886,11 @@
       <w:r>
         <w:t xml:space="preserve">Built a </w:t>
       </w:r>
-      <w:proofErr w:type="spellStart"/>
-      <w:r>
-        <w:rPr>
-          <w:rStyle w:val="Strong"/>
-        </w:rPr>
-        <w:t>FastAPI</w:t>
-      </w:r>
-      <w:proofErr w:type="spellEnd"/>
-      <w:r>
-        <w:rPr>
-          <w:rStyle w:val="Strong"/>
-        </w:rPr>
-        <w:t xml:space="preserve"> backend</w:t>
+      <w:r>
+        <w:rPr>
+          <w:rStyle w:val="Strong"/>
+        </w:rPr>
+        <w:t>FastAPI backend</w:t>
       </w:r>
       <w:r>
         <w:t xml:space="preserve"> and </w:t>
@@ -2292,19 +1913,11 @@
       <w:r>
         <w:t xml:space="preserve"> and a </w:t>
       </w:r>
-      <w:proofErr w:type="spellStart"/>
-      <w:r>
-        <w:rPr>
-          <w:rStyle w:val="Strong"/>
-        </w:rPr>
-        <w:t>LangChain</w:t>
-      </w:r>
-      <w:proofErr w:type="spellEnd"/>
-      <w:r>
-        <w:rPr>
-          <w:rStyle w:val="Strong"/>
-        </w:rPr>
-        <w:t xml:space="preserve"> RAG pipeline</w:t>
+      <w:r>
+        <w:rPr>
+          <w:rStyle w:val="Strong"/>
+        </w:rPr>
+        <w:t>LangChain RAG pipeline</w:t>
       </w:r>
       <w:r>
         <w:t xml:space="preserve"> over a </w:t>
@@ -2668,27 +2281,7 @@
           <w:sz w:val="22"/>
           <w:szCs w:val="22"/>
         </w:rPr>
-        <w:t xml:space="preserve">NLP for ML with Python: Advanced NLP Using </w:t>
-      </w:r>
-      <w:proofErr w:type="spellStart"/>
-      <w:r>
-        <w:rPr>
-          <w:b/>
-          <w:bCs/>
-          <w:sz w:val="22"/>
-          <w:szCs w:val="22"/>
-        </w:rPr>
-        <w:t>spaCy</w:t>
-      </w:r>
-      <w:proofErr w:type="spellEnd"/>
-      <w:r>
-        <w:rPr>
-          <w:b/>
-          <w:bCs/>
-          <w:sz w:val="22"/>
-          <w:szCs w:val="22"/>
-        </w:rPr>
-        <w:t xml:space="preserve"> &amp; Scikit-learn</w:t>
+        <w:t>NLP for ML with Python: Advanced NLP Using spaCy &amp; Scikit-learn</w:t>
       </w:r>
       <w:r>
         <w:rPr>
@@ -2871,7 +2464,6 @@
         </w:rPr>
         <w:t xml:space="preserve">                     </w:t>
       </w:r>
-      <w:proofErr w:type="spellStart"/>
       <w:r>
         <w:rPr>
           <w:i/>
@@ -2880,18 +2472,7 @@
           <w:sz w:val="22"/>
           <w:szCs w:val="22"/>
         </w:rPr>
-        <w:t>Simbiotik</w:t>
-      </w:r>
-      <w:proofErr w:type="spellEnd"/>
-      <w:r>
-        <w:rPr>
-          <w:i/>
-          <w:iCs/>
-          <w:color w:val="444444"/>
-          <w:sz w:val="22"/>
-          <w:szCs w:val="22"/>
-        </w:rPr>
-        <w:t xml:space="preserve"> Technologies</w:t>
+        <w:t>Simbiotik Technologies</w:t>
       </w:r>
       <w:r>
         <w:rPr>
@@ -2959,27 +2540,14 @@
         </w:tabs>
         <w:spacing w:before="80"/>
       </w:pPr>
-      <w:proofErr w:type="spellStart"/>
-      <w:proofErr w:type="gramStart"/>
-      <w:r>
-        <w:rPr>
-          <w:b/>
-          <w:bCs/>
-          <w:sz w:val="21"/>
-          <w:szCs w:val="21"/>
-        </w:rPr>
-        <w:t>B.Tech</w:t>
-      </w:r>
-      <w:proofErr w:type="spellEnd"/>
-      <w:proofErr w:type="gramEnd"/>
-      <w:r>
-        <w:rPr>
-          <w:b/>
-          <w:bCs/>
-          <w:sz w:val="21"/>
-          <w:szCs w:val="21"/>
-        </w:rPr>
-        <w:t xml:space="preserve"> — Computer Science and Engineering</w:t>
+      <w:r>
+        <w:rPr>
+          <w:b/>
+          <w:bCs/>
+          <w:sz w:val="21"/>
+          <w:szCs w:val="21"/>
+        </w:rPr>
+        <w:t>B.Tech — Computer Science and Engineering</w:t>
       </w:r>
       <w:r>
         <w:rPr>
@@ -3005,42 +2573,37 @@
         </w:rPr>
         <w:t>SRM Institute of Science and Technology</w:t>
       </w:r>
-    </w:p>
-    <w:p>
-      <w:pPr>
+      <w:r>
         <w:rPr>
           <w:color w:val="444444"/>
         </w:rPr>
-      </w:pPr>
-    </w:p>
-    <w:p>
-      <w:pPr>
-        <w:rPr>
-          <w:b/>
-          <w:bCs/>
-          <w:sz w:val="21"/>
-          <w:szCs w:val="21"/>
-        </w:rPr>
-      </w:pPr>
-      <w:proofErr w:type="spellStart"/>
-      <w:r>
-        <w:rPr>
-          <w:b/>
-          <w:bCs/>
-          <w:sz w:val="21"/>
-          <w:szCs w:val="21"/>
-        </w:rPr>
-        <w:t>Lalaji</w:t>
-      </w:r>
-      <w:proofErr w:type="spellEnd"/>
-      <w:r>
-        <w:rPr>
-          <w:b/>
-          <w:bCs/>
-          <w:sz w:val="21"/>
-          <w:szCs w:val="21"/>
-        </w:rPr>
-        <w:t xml:space="preserve"> Memorial Omega International School</w:t>
+        <w:t xml:space="preserve"> | CGPA: 8.35/10</w:t>
+      </w:r>
+    </w:p>
+    <w:p>
+      <w:pPr>
+        <w:rPr>
+          <w:color w:val="444444"/>
+        </w:rPr>
+      </w:pPr>
+    </w:p>
+    <w:p>
+      <w:pPr>
+        <w:rPr>
+          <w:b/>
+          <w:bCs/>
+          <w:sz w:val="21"/>
+          <w:szCs w:val="21"/>
+        </w:rPr>
+      </w:pPr>
+      <w:r>
+        <w:rPr>
+          <w:b/>
+          <w:bCs/>
+          <w:sz w:val="21"/>
+          <w:szCs w:val="21"/>
+        </w:rPr>
+        <w:t>Lalaji Memorial Omega International School</w:t>
       </w:r>
       <w:r>
         <w:rPr>
@@ -3129,6 +2692,12 @@
         </w:rPr>
         <w:t>CLASS XII (CBSE)</w:t>
       </w:r>
+      <w:r>
+        <w:rPr>
+          <w:color w:val="444444"/>
+        </w:rPr>
+        <w:t xml:space="preserve"> | Percentage: 70%</w:t>
+      </w:r>
     </w:p>
     <w:p/>
     <w:p>
@@ -3265,6 +2834,30 @@
           <w:color w:val="444444"/>
         </w:rPr>
         <w:t>CLASS X (CBSE)</w:t>
+      </w:r>
+      <w:r>
+        <w:rPr>
+          <w:color w:val="444444"/>
+        </w:rPr>
+        <w:t xml:space="preserve"> </w:t>
+      </w:r>
+      <w:r>
+        <w:rPr>
+          <w:color w:val="444444"/>
+        </w:rPr>
+        <w:t xml:space="preserve">| Percentage: </w:t>
+      </w:r>
+      <w:r>
+        <w:rPr>
+          <w:color w:val="444444"/>
+        </w:rPr>
+        <w:t>84</w:t>
+      </w:r>
+      <w:r>
+        <w:rPr>
+          <w:color w:val="444444"/>
+        </w:rPr>
+        <w:t>%</w:t>
       </w:r>
     </w:p>
     <w:sectPr>
